--- a/Assignment 20.docx
+++ b/Assignment 20.docx
@@ -1065,6 +1065,72 @@
         <w:spacing w:after="0" w:line="240" w:lineRule="auto"/>
         <w:rPr>
           <w:rFonts w:eastAsia="Times New Roman" w:cstheme="minorHAnsi"/>
+          <w:color w:val="000000"/>
+          <w:kern w:val="0"/>
+          <w:sz w:val="28"/>
+          <w:szCs w:val="28"/>
+          <w:lang w:eastAsia="en-IN"/>
+          <w14:ligatures w14:val="none"/>
+        </w:rPr>
+      </w:pPr>
+      <w:r>
+        <w:rPr>
+          <w:rFonts w:eastAsia="Times New Roman" w:cstheme="minorHAnsi"/>
+          <w:color w:val="000000"/>
+          <w:kern w:val="0"/>
+          <w:sz w:val="28"/>
+          <w:szCs w:val="28"/>
+          <w:lang w:eastAsia="en-IN"/>
+          <w14:ligatures w14:val="none"/>
+        </w:rPr>
+        <w:t>1. Static Breakpoint</w:t>
+      </w:r>
+      <w:r>
+        <w:rPr>
+          <w:rFonts w:eastAsia="Times New Roman" w:cstheme="minorHAnsi"/>
+          <w:color w:val="000000"/>
+          <w:kern w:val="0"/>
+          <w:sz w:val="28"/>
+          <w:szCs w:val="28"/>
+          <w:lang w:eastAsia="en-IN"/>
+          <w14:ligatures w14:val="none"/>
+        </w:rPr>
+        <w:t>:</w:t>
+      </w:r>
+    </w:p>
+    <w:p>
+      <w:pPr>
+        <w:pStyle w:val="ListParagraph"/>
+        <w:numPr>
+          <w:ilvl w:val="0"/>
+          <w:numId w:val="3"/>
+        </w:numPr>
+        <w:spacing w:after="0" w:line="240" w:lineRule="auto"/>
+        <w:rPr>
+          <w:rFonts w:eastAsia="Times New Roman" w:cstheme="minorHAnsi"/>
+          <w:color w:val="000000"/>
+          <w:kern w:val="0"/>
+          <w:sz w:val="28"/>
+          <w:szCs w:val="28"/>
+          <w:lang w:eastAsia="en-IN"/>
+          <w14:ligatures w14:val="none"/>
+        </w:rPr>
+      </w:pPr>
+      <w:r>
+        <w:rPr>
+          <w:rFonts w:eastAsia="Times New Roman" w:cstheme="minorHAnsi"/>
+          <w:color w:val="000000"/>
+          <w:kern w:val="0"/>
+          <w:sz w:val="28"/>
+          <w:szCs w:val="28"/>
+          <w:lang w:eastAsia="en-IN"/>
+          <w14:ligatures w14:val="none"/>
+        </w:rPr>
+        <w:t xml:space="preserve">A Static Breakpoint is a breakpoint that is hardcoded in the program using the </w:t>
+      </w:r>
+      <w:r>
+        <w:rPr>
+          <w:rFonts w:eastAsia="Times New Roman" w:cstheme="minorHAnsi"/>
           <w:b/>
           <w:bCs/>
           <w:color w:val="000000"/>
@@ -1074,14 +1140,4391 @@
           <w:lang w:eastAsia="en-IN"/>
           <w14:ligatures w14:val="none"/>
         </w:rPr>
-      </w:pPr>
-    </w:p>
-    <w:p>
-      <w:pPr>
+        <w:t>BREAK-POINT</w:t>
+      </w:r>
+      <w:r>
+        <w:rPr>
+          <w:rFonts w:eastAsia="Times New Roman" w:cstheme="minorHAnsi"/>
+          <w:color w:val="000000"/>
+          <w:kern w:val="0"/>
+          <w:sz w:val="28"/>
+          <w:szCs w:val="28"/>
+          <w:lang w:eastAsia="en-IN"/>
+          <w14:ligatures w14:val="none"/>
+        </w:rPr>
+        <w:t xml:space="preserve"> statement.</w:t>
+      </w:r>
+    </w:p>
+    <w:p>
+      <w:pPr>
+        <w:pStyle w:val="ListParagraph"/>
+        <w:numPr>
+          <w:ilvl w:val="0"/>
+          <w:numId w:val="3"/>
+        </w:numPr>
+        <w:spacing w:after="0" w:line="240" w:lineRule="auto"/>
+        <w:rPr>
+          <w:rFonts w:eastAsia="Times New Roman" w:cstheme="minorHAnsi"/>
+          <w:color w:val="000000"/>
+          <w:kern w:val="0"/>
+          <w:sz w:val="28"/>
+          <w:szCs w:val="28"/>
+          <w:lang w:eastAsia="en-IN"/>
+          <w14:ligatures w14:val="none"/>
+        </w:rPr>
+      </w:pPr>
+      <w:r>
+        <w:rPr>
+          <w:rFonts w:eastAsia="Times New Roman" w:cstheme="minorHAnsi"/>
+          <w:color w:val="000000"/>
+          <w:kern w:val="0"/>
+          <w:sz w:val="28"/>
+          <w:szCs w:val="28"/>
+          <w:lang w:eastAsia="en-IN"/>
+          <w14:ligatures w14:val="none"/>
+        </w:rPr>
+        <w:t>It is written directly in the ABAP code.</w:t>
+      </w:r>
+    </w:p>
+    <w:p>
+      <w:pPr>
+        <w:pStyle w:val="ListParagraph"/>
+        <w:numPr>
+          <w:ilvl w:val="0"/>
+          <w:numId w:val="3"/>
+        </w:numPr>
+        <w:spacing w:after="0" w:line="240" w:lineRule="auto"/>
+        <w:rPr>
+          <w:rFonts w:eastAsia="Times New Roman" w:cstheme="minorHAnsi"/>
+          <w:color w:val="000000"/>
+          <w:kern w:val="0"/>
+          <w:sz w:val="28"/>
+          <w:szCs w:val="28"/>
+          <w:lang w:eastAsia="en-IN"/>
+          <w14:ligatures w14:val="none"/>
+        </w:rPr>
+      </w:pPr>
+      <w:r>
+        <w:rPr>
+          <w:rFonts w:eastAsia="Times New Roman" w:cstheme="minorHAnsi"/>
+          <w:color w:val="000000"/>
+          <w:kern w:val="0"/>
+          <w:sz w:val="28"/>
+          <w:szCs w:val="28"/>
+          <w:lang w:eastAsia="en-IN"/>
+          <w14:ligatures w14:val="none"/>
+        </w:rPr>
+        <w:t>When the program reaches that line, execution automatically stops.</w:t>
+      </w:r>
+    </w:p>
+    <w:p>
+      <w:pPr>
+        <w:pStyle w:val="ListParagraph"/>
+        <w:numPr>
+          <w:ilvl w:val="0"/>
+          <w:numId w:val="3"/>
+        </w:numPr>
+        <w:spacing w:after="0" w:line="240" w:lineRule="auto"/>
+        <w:rPr>
+          <w:rFonts w:eastAsia="Times New Roman" w:cstheme="minorHAnsi"/>
+          <w:color w:val="000000"/>
+          <w:kern w:val="0"/>
+          <w:sz w:val="28"/>
+          <w:szCs w:val="28"/>
+          <w:lang w:eastAsia="en-IN"/>
+          <w14:ligatures w14:val="none"/>
+        </w:rPr>
+      </w:pPr>
+      <w:r>
+        <w:rPr>
+          <w:rFonts w:eastAsia="Times New Roman" w:cstheme="minorHAnsi"/>
+          <w:color w:val="000000"/>
+          <w:kern w:val="0"/>
+          <w:sz w:val="28"/>
+          <w:szCs w:val="28"/>
+          <w:lang w:eastAsia="en-IN"/>
+          <w14:ligatures w14:val="none"/>
+        </w:rPr>
+        <w:t>It is mainly used during development and testing.</w:t>
+      </w:r>
+    </w:p>
+    <w:p>
+      <w:pPr>
+        <w:pStyle w:val="ListParagraph"/>
+        <w:numPr>
+          <w:ilvl w:val="0"/>
+          <w:numId w:val="3"/>
+        </w:numPr>
+        <w:spacing w:after="0" w:line="240" w:lineRule="auto"/>
+        <w:rPr>
+          <w:rFonts w:eastAsia="Times New Roman" w:cstheme="minorHAnsi"/>
+          <w:color w:val="000000"/>
+          <w:kern w:val="0"/>
+          <w:sz w:val="28"/>
+          <w:szCs w:val="28"/>
+          <w:lang w:eastAsia="en-IN"/>
+          <w14:ligatures w14:val="none"/>
+        </w:rPr>
+      </w:pPr>
+      <w:r>
+        <w:rPr>
+          <w:rFonts w:eastAsia="Times New Roman" w:cstheme="minorHAnsi"/>
+          <w:color w:val="000000"/>
+          <w:kern w:val="0"/>
+          <w:sz w:val="28"/>
+          <w:szCs w:val="28"/>
+          <w:lang w:eastAsia="en-IN"/>
+          <w14:ligatures w14:val="none"/>
+        </w:rPr>
+        <w:t>It remains in the code until manually removed.</w:t>
+      </w:r>
+    </w:p>
+    <w:p>
+      <w:pPr>
+        <w:pStyle w:val="ListParagraph"/>
+        <w:numPr>
+          <w:ilvl w:val="0"/>
+          <w:numId w:val="5"/>
+        </w:numPr>
+        <w:spacing w:after="0" w:line="240" w:lineRule="auto"/>
+        <w:rPr>
+          <w:rFonts w:eastAsia="Times New Roman" w:cstheme="minorHAnsi"/>
+          <w:color w:val="000000"/>
+          <w:kern w:val="0"/>
+          <w:sz w:val="28"/>
+          <w:szCs w:val="28"/>
+          <w:lang w:eastAsia="en-IN"/>
+          <w14:ligatures w14:val="none"/>
+        </w:rPr>
+      </w:pPr>
+      <w:r>
+        <w:rPr>
+          <w:rFonts w:eastAsia="Times New Roman" w:cstheme="minorHAnsi"/>
+          <w:color w:val="000000"/>
+          <w:kern w:val="0"/>
+          <w:sz w:val="28"/>
+          <w:szCs w:val="28"/>
+          <w:lang w:eastAsia="en-IN"/>
+          <w14:ligatures w14:val="none"/>
+        </w:rPr>
+        <w:t>Key Points</w:t>
+      </w:r>
+      <w:r>
+        <w:rPr>
+          <w:rFonts w:eastAsia="Times New Roman" w:cstheme="minorHAnsi"/>
+          <w:color w:val="000000"/>
+          <w:kern w:val="0"/>
+          <w:sz w:val="28"/>
+          <w:szCs w:val="28"/>
+          <w:lang w:eastAsia="en-IN"/>
+          <w14:ligatures w14:val="none"/>
+        </w:rPr>
+        <w:t>:</w:t>
+      </w:r>
+    </w:p>
+    <w:p>
+      <w:pPr>
+        <w:pStyle w:val="ListParagraph"/>
+        <w:numPr>
+          <w:ilvl w:val="0"/>
+          <w:numId w:val="3"/>
+        </w:numPr>
+        <w:spacing w:after="0" w:line="240" w:lineRule="auto"/>
+        <w:rPr>
+          <w:rFonts w:eastAsia="Times New Roman" w:cstheme="minorHAnsi"/>
+          <w:color w:val="000000"/>
+          <w:kern w:val="0"/>
+          <w:sz w:val="28"/>
+          <w:szCs w:val="28"/>
+          <w:lang w:eastAsia="en-IN"/>
+          <w14:ligatures w14:val="none"/>
+        </w:rPr>
+      </w:pPr>
+      <w:r>
+        <w:rPr>
+          <w:rFonts w:eastAsia="Times New Roman" w:cstheme="minorHAnsi"/>
+          <w:color w:val="000000"/>
+          <w:kern w:val="0"/>
+          <w:sz w:val="28"/>
+          <w:szCs w:val="28"/>
+          <w:lang w:eastAsia="en-IN"/>
+          <w14:ligatures w14:val="none"/>
+        </w:rPr>
+        <w:t>Fixed in the code</w:t>
+      </w:r>
+    </w:p>
+    <w:p>
+      <w:pPr>
+        <w:pStyle w:val="ListParagraph"/>
+        <w:numPr>
+          <w:ilvl w:val="0"/>
+          <w:numId w:val="3"/>
+        </w:numPr>
+        <w:spacing w:after="0" w:line="240" w:lineRule="auto"/>
+        <w:rPr>
+          <w:rFonts w:eastAsia="Times New Roman" w:cstheme="minorHAnsi"/>
+          <w:color w:val="000000"/>
+          <w:kern w:val="0"/>
+          <w:sz w:val="28"/>
+          <w:szCs w:val="28"/>
+          <w:lang w:eastAsia="en-IN"/>
+          <w14:ligatures w14:val="none"/>
+        </w:rPr>
+      </w:pPr>
+      <w:r>
+        <w:rPr>
+          <w:rFonts w:eastAsia="Times New Roman" w:cstheme="minorHAnsi"/>
+          <w:color w:val="000000"/>
+          <w:kern w:val="0"/>
+          <w:sz w:val="28"/>
+          <w:szCs w:val="28"/>
+          <w:lang w:eastAsia="en-IN"/>
+          <w14:ligatures w14:val="none"/>
+        </w:rPr>
+        <w:t>Visible to all users (if transported)</w:t>
+      </w:r>
+    </w:p>
+    <w:p>
+      <w:pPr>
+        <w:pStyle w:val="ListParagraph"/>
+        <w:numPr>
+          <w:ilvl w:val="0"/>
+          <w:numId w:val="3"/>
+        </w:numPr>
+        <w:spacing w:after="0" w:line="240" w:lineRule="auto"/>
+        <w:rPr>
+          <w:rFonts w:eastAsia="Times New Roman" w:cstheme="minorHAnsi"/>
+          <w:color w:val="000000"/>
+          <w:kern w:val="0"/>
+          <w:sz w:val="28"/>
+          <w:szCs w:val="28"/>
+          <w:lang w:eastAsia="en-IN"/>
+          <w14:ligatures w14:val="none"/>
+        </w:rPr>
+      </w:pPr>
+      <w:r>
+        <w:rPr>
+          <w:rFonts w:eastAsia="Times New Roman" w:cstheme="minorHAnsi"/>
+          <w:color w:val="000000"/>
+          <w:kern w:val="0"/>
+          <w:sz w:val="28"/>
+          <w:szCs w:val="28"/>
+          <w:lang w:eastAsia="en-IN"/>
+          <w14:ligatures w14:val="none"/>
+        </w:rPr>
+        <w:t>Not flexible</w:t>
+      </w:r>
+    </w:p>
+    <w:p>
+      <w:pPr>
+        <w:pStyle w:val="ListParagraph"/>
+        <w:numPr>
+          <w:ilvl w:val="0"/>
+          <w:numId w:val="3"/>
+        </w:numPr>
+        <w:spacing w:after="0" w:line="240" w:lineRule="auto"/>
+        <w:rPr>
+          <w:rFonts w:eastAsia="Times New Roman" w:cstheme="minorHAnsi"/>
+          <w:color w:val="000000"/>
+          <w:kern w:val="0"/>
+          <w:sz w:val="28"/>
+          <w:szCs w:val="28"/>
+          <w:lang w:eastAsia="en-IN"/>
+          <w14:ligatures w14:val="none"/>
+        </w:rPr>
+      </w:pPr>
+      <w:r>
+        <w:rPr>
+          <w:rFonts w:eastAsia="Times New Roman" w:cstheme="minorHAnsi"/>
+          <w:color w:val="000000"/>
+          <w:kern w:val="0"/>
+          <w:sz w:val="28"/>
+          <w:szCs w:val="28"/>
+          <w:lang w:eastAsia="en-IN"/>
+          <w14:ligatures w14:val="none"/>
+        </w:rPr>
+        <w:t>Should be removed before moving to production</w:t>
+      </w:r>
+      <w:r>
+        <w:rPr>
+          <w:rFonts w:eastAsia="Times New Roman" w:cstheme="minorHAnsi"/>
+          <w:color w:val="000000"/>
+          <w:kern w:val="0"/>
+          <w:sz w:val="28"/>
+          <w:szCs w:val="28"/>
+          <w:lang w:eastAsia="en-IN"/>
+          <w14:ligatures w14:val="none"/>
+        </w:rPr>
+        <w:br/>
+      </w:r>
+    </w:p>
+    <w:p>
+      <w:pPr>
+        <w:pStyle w:val="ListParagraph"/>
+        <w:numPr>
+          <w:ilvl w:val="0"/>
+          <w:numId w:val="3"/>
+        </w:numPr>
+        <w:spacing w:after="0" w:line="240" w:lineRule="auto"/>
+        <w:rPr>
+          <w:rFonts w:eastAsia="Times New Roman" w:cstheme="minorHAnsi"/>
+          <w:color w:val="000000"/>
+          <w:kern w:val="0"/>
+          <w:sz w:val="28"/>
+          <w:szCs w:val="28"/>
+          <w:lang w:eastAsia="en-IN"/>
+          <w14:ligatures w14:val="none"/>
+        </w:rPr>
+      </w:pPr>
+      <w:r>
+        <w:rPr>
+          <w:rFonts w:eastAsia="Times New Roman" w:cstheme="minorHAnsi"/>
+          <w:color w:val="000000"/>
+          <w:kern w:val="0"/>
+          <w:sz w:val="28"/>
+          <w:szCs w:val="28"/>
+          <w:lang w:eastAsia="en-IN"/>
+          <w14:ligatures w14:val="none"/>
+        </w:rPr>
+        <w:t>2. Dynamic Breakpoint</w:t>
+      </w:r>
+      <w:r>
+        <w:rPr>
+          <w:rFonts w:eastAsia="Times New Roman" w:cstheme="minorHAnsi"/>
+          <w:color w:val="000000"/>
+          <w:kern w:val="0"/>
+          <w:sz w:val="28"/>
+          <w:szCs w:val="28"/>
+          <w:lang w:eastAsia="en-IN"/>
+          <w14:ligatures w14:val="none"/>
+        </w:rPr>
+        <w:t>:</w:t>
+      </w:r>
+    </w:p>
+    <w:p>
+      <w:pPr>
+        <w:pStyle w:val="ListParagraph"/>
+        <w:numPr>
+          <w:ilvl w:val="0"/>
+          <w:numId w:val="3"/>
+        </w:numPr>
+        <w:spacing w:after="0" w:line="240" w:lineRule="auto"/>
+        <w:rPr>
+          <w:rFonts w:eastAsia="Times New Roman" w:cstheme="minorHAnsi"/>
+          <w:color w:val="000000"/>
+          <w:kern w:val="0"/>
+          <w:sz w:val="28"/>
+          <w:szCs w:val="28"/>
+          <w:lang w:eastAsia="en-IN"/>
+          <w14:ligatures w14:val="none"/>
+        </w:rPr>
+      </w:pPr>
+      <w:r>
+        <w:rPr>
+          <w:rFonts w:eastAsia="Times New Roman" w:cstheme="minorHAnsi"/>
+          <w:color w:val="000000"/>
+          <w:kern w:val="0"/>
+          <w:sz w:val="28"/>
+          <w:szCs w:val="28"/>
+          <w:lang w:eastAsia="en-IN"/>
+          <w14:ligatures w14:val="none"/>
+        </w:rPr>
+        <w:t>A Dynamic Breakpoint is a breakpoint that is set during runtime in the debugger without changing the program code.</w:t>
+      </w:r>
+    </w:p>
+    <w:p>
+      <w:pPr>
+        <w:pStyle w:val="ListParagraph"/>
+        <w:numPr>
+          <w:ilvl w:val="0"/>
+          <w:numId w:val="3"/>
+        </w:numPr>
+        <w:spacing w:after="0" w:line="240" w:lineRule="auto"/>
+        <w:rPr>
+          <w:rFonts w:eastAsia="Times New Roman" w:cstheme="minorHAnsi"/>
+          <w:color w:val="000000"/>
+          <w:kern w:val="0"/>
+          <w:sz w:val="28"/>
+          <w:szCs w:val="28"/>
+          <w:lang w:eastAsia="en-IN"/>
+          <w14:ligatures w14:val="none"/>
+        </w:rPr>
+      </w:pPr>
+      <w:r>
+        <w:rPr>
+          <w:rFonts w:eastAsia="Times New Roman" w:cstheme="minorHAnsi"/>
+          <w:color w:val="000000"/>
+          <w:kern w:val="0"/>
+          <w:sz w:val="28"/>
+          <w:szCs w:val="28"/>
+          <w:lang w:eastAsia="en-IN"/>
+          <w14:ligatures w14:val="none"/>
+        </w:rPr>
+        <w:t>It is set using the debugger screen.</w:t>
+      </w:r>
+    </w:p>
+    <w:p>
+      <w:pPr>
+        <w:pStyle w:val="ListParagraph"/>
+        <w:numPr>
+          <w:ilvl w:val="0"/>
+          <w:numId w:val="3"/>
+        </w:numPr>
+        <w:spacing w:after="0" w:line="240" w:lineRule="auto"/>
+        <w:rPr>
+          <w:rFonts w:eastAsia="Times New Roman" w:cstheme="minorHAnsi"/>
+          <w:color w:val="000000"/>
+          <w:kern w:val="0"/>
+          <w:sz w:val="28"/>
+          <w:szCs w:val="28"/>
+          <w:lang w:eastAsia="en-IN"/>
+          <w14:ligatures w14:val="none"/>
+        </w:rPr>
+      </w:pPr>
+      <w:r>
+        <w:rPr>
+          <w:rFonts w:eastAsia="Times New Roman" w:cstheme="minorHAnsi"/>
+          <w:color w:val="000000"/>
+          <w:kern w:val="0"/>
+          <w:sz w:val="28"/>
+          <w:szCs w:val="28"/>
+          <w:lang w:eastAsia="en-IN"/>
+          <w14:ligatures w14:val="none"/>
+        </w:rPr>
+        <w:t>It does not require modifying the source code.</w:t>
+      </w:r>
+    </w:p>
+    <w:p>
+      <w:pPr>
+        <w:pStyle w:val="ListParagraph"/>
+        <w:numPr>
+          <w:ilvl w:val="0"/>
+          <w:numId w:val="3"/>
+        </w:numPr>
+        <w:spacing w:after="0" w:line="240" w:lineRule="auto"/>
+        <w:rPr>
+          <w:rFonts w:eastAsia="Times New Roman" w:cstheme="minorHAnsi"/>
+          <w:color w:val="000000"/>
+          <w:kern w:val="0"/>
+          <w:sz w:val="28"/>
+          <w:szCs w:val="28"/>
+          <w:lang w:eastAsia="en-IN"/>
+          <w14:ligatures w14:val="none"/>
+        </w:rPr>
+      </w:pPr>
+      <w:r>
+        <w:rPr>
+          <w:rFonts w:eastAsia="Times New Roman" w:cstheme="minorHAnsi"/>
+          <w:color w:val="000000"/>
+          <w:kern w:val="0"/>
+          <w:sz w:val="28"/>
+          <w:szCs w:val="28"/>
+          <w:lang w:eastAsia="en-IN"/>
+          <w14:ligatures w14:val="none"/>
+        </w:rPr>
+        <w:t>It is temporary and exists only during the debugging session.</w:t>
+      </w:r>
+    </w:p>
+    <w:p>
+      <w:pPr>
+        <w:pStyle w:val="ListParagraph"/>
+        <w:numPr>
+          <w:ilvl w:val="0"/>
+          <w:numId w:val="3"/>
+        </w:numPr>
+        <w:spacing w:after="0" w:line="240" w:lineRule="auto"/>
+        <w:rPr>
+          <w:rFonts w:eastAsia="Times New Roman" w:cstheme="minorHAnsi"/>
+          <w:color w:val="000000"/>
+          <w:kern w:val="0"/>
+          <w:sz w:val="28"/>
+          <w:szCs w:val="28"/>
+          <w:lang w:eastAsia="en-IN"/>
+          <w14:ligatures w14:val="none"/>
+        </w:rPr>
+      </w:pPr>
+      <w:r>
+        <w:rPr>
+          <w:rFonts w:eastAsia="Times New Roman" w:cstheme="minorHAnsi"/>
+          <w:color w:val="000000"/>
+          <w:kern w:val="0"/>
+          <w:sz w:val="28"/>
+          <w:szCs w:val="28"/>
+          <w:lang w:eastAsia="en-IN"/>
+          <w14:ligatures w14:val="none"/>
+        </w:rPr>
+        <w:t>It is mainly used for analysis in production or testing systems</w:t>
+      </w:r>
+      <w:r>
+        <w:rPr>
+          <w:rFonts w:eastAsia="Times New Roman" w:cstheme="minorHAnsi"/>
+          <w:color w:val="000000"/>
+          <w:kern w:val="0"/>
+          <w:sz w:val="28"/>
+          <w:szCs w:val="28"/>
+          <w:lang w:eastAsia="en-IN"/>
+          <w14:ligatures w14:val="none"/>
+        </w:rPr>
+        <w:t>.</w:t>
+      </w:r>
+      <w:r>
+        <w:rPr>
+          <w:rFonts w:eastAsia="Times New Roman" w:cstheme="minorHAnsi"/>
+          <w:color w:val="000000"/>
+          <w:kern w:val="0"/>
+          <w:sz w:val="28"/>
+          <w:szCs w:val="28"/>
+          <w:lang w:eastAsia="en-IN"/>
+          <w14:ligatures w14:val="none"/>
+        </w:rPr>
+        <w:br/>
+      </w:r>
+    </w:p>
+    <w:p>
+      <w:pPr>
+        <w:pStyle w:val="ListParagraph"/>
+        <w:numPr>
+          <w:ilvl w:val="0"/>
+          <w:numId w:val="3"/>
+        </w:numPr>
+        <w:spacing w:after="0" w:line="240" w:lineRule="auto"/>
+        <w:rPr>
+          <w:rFonts w:eastAsia="Times New Roman" w:cstheme="minorHAnsi"/>
+          <w:color w:val="000000"/>
+          <w:kern w:val="0"/>
+          <w:sz w:val="28"/>
+          <w:szCs w:val="28"/>
+          <w:lang w:eastAsia="en-IN"/>
+          <w14:ligatures w14:val="none"/>
+        </w:rPr>
+      </w:pPr>
+      <w:r>
+        <w:rPr>
+          <w:rFonts w:eastAsia="Times New Roman" w:cstheme="minorHAnsi"/>
+          <w:color w:val="000000"/>
+          <w:kern w:val="0"/>
+          <w:sz w:val="28"/>
+          <w:szCs w:val="28"/>
+          <w:lang w:eastAsia="en-IN"/>
+          <w14:ligatures w14:val="none"/>
+        </w:rPr>
+        <w:t>Types of Dynamic Breakpoints</w:t>
+      </w:r>
+      <w:r>
+        <w:rPr>
+          <w:rFonts w:eastAsia="Times New Roman" w:cstheme="minorHAnsi"/>
+          <w:color w:val="000000"/>
+          <w:kern w:val="0"/>
+          <w:sz w:val="28"/>
+          <w:szCs w:val="28"/>
+          <w:lang w:eastAsia="en-IN"/>
+          <w14:ligatures w14:val="none"/>
+        </w:rPr>
+        <w:t>:</w:t>
+      </w:r>
+    </w:p>
+    <w:p>
+      <w:pPr>
+        <w:pStyle w:val="ListParagraph"/>
+        <w:numPr>
+          <w:ilvl w:val="0"/>
+          <w:numId w:val="3"/>
+        </w:numPr>
+        <w:spacing w:after="0" w:line="240" w:lineRule="auto"/>
+        <w:rPr>
+          <w:rFonts w:eastAsia="Times New Roman" w:cstheme="minorHAnsi"/>
+          <w:color w:val="000000"/>
+          <w:kern w:val="0"/>
+          <w:sz w:val="28"/>
+          <w:szCs w:val="28"/>
+          <w:lang w:eastAsia="en-IN"/>
+          <w14:ligatures w14:val="none"/>
+        </w:rPr>
+      </w:pPr>
+      <w:r>
+        <w:rPr>
+          <w:rFonts w:eastAsia="Times New Roman" w:cstheme="minorHAnsi"/>
+          <w:color w:val="000000"/>
+          <w:kern w:val="0"/>
+          <w:sz w:val="28"/>
+          <w:szCs w:val="28"/>
+          <w:lang w:eastAsia="en-IN"/>
+          <w14:ligatures w14:val="none"/>
+        </w:rPr>
+        <w:t>Line breakpoint</w:t>
+      </w:r>
+    </w:p>
+    <w:p>
+      <w:pPr>
+        <w:pStyle w:val="ListParagraph"/>
+        <w:numPr>
+          <w:ilvl w:val="0"/>
+          <w:numId w:val="3"/>
+        </w:numPr>
+        <w:spacing w:after="0" w:line="240" w:lineRule="auto"/>
+        <w:rPr>
+          <w:rFonts w:eastAsia="Times New Roman" w:cstheme="minorHAnsi"/>
+          <w:color w:val="000000"/>
+          <w:kern w:val="0"/>
+          <w:sz w:val="28"/>
+          <w:szCs w:val="28"/>
+          <w:lang w:eastAsia="en-IN"/>
+          <w14:ligatures w14:val="none"/>
+        </w:rPr>
+      </w:pPr>
+      <w:r>
+        <w:rPr>
+          <w:rFonts w:eastAsia="Times New Roman" w:cstheme="minorHAnsi"/>
+          <w:color w:val="000000"/>
+          <w:kern w:val="0"/>
+          <w:sz w:val="28"/>
+          <w:szCs w:val="28"/>
+          <w:lang w:eastAsia="en-IN"/>
+          <w14:ligatures w14:val="none"/>
+        </w:rPr>
+        <w:t>Watchpoint (based on variable change)</w:t>
+      </w:r>
+    </w:p>
+    <w:p>
+      <w:pPr>
+        <w:pStyle w:val="ListParagraph"/>
+        <w:numPr>
+          <w:ilvl w:val="0"/>
+          <w:numId w:val="3"/>
+        </w:numPr>
+        <w:spacing w:after="0" w:line="240" w:lineRule="auto"/>
+        <w:rPr>
+          <w:rFonts w:eastAsia="Times New Roman" w:cstheme="minorHAnsi"/>
+          <w:color w:val="000000"/>
+          <w:kern w:val="0"/>
+          <w:sz w:val="28"/>
+          <w:szCs w:val="28"/>
+          <w:lang w:eastAsia="en-IN"/>
+          <w14:ligatures w14:val="none"/>
+        </w:rPr>
+      </w:pPr>
+      <w:r>
+        <w:rPr>
+          <w:rFonts w:eastAsia="Times New Roman" w:cstheme="minorHAnsi"/>
+          <w:color w:val="000000"/>
+          <w:kern w:val="0"/>
+          <w:sz w:val="28"/>
+          <w:szCs w:val="28"/>
+          <w:lang w:eastAsia="en-IN"/>
+          <w14:ligatures w14:val="none"/>
+        </w:rPr>
+        <w:t>Conditional breakpoint</w:t>
+      </w:r>
+      <w:r>
+        <w:rPr>
+          <w:rFonts w:eastAsia="Times New Roman" w:cstheme="minorHAnsi"/>
+          <w:color w:val="000000"/>
+          <w:kern w:val="0"/>
+          <w:sz w:val="28"/>
+          <w:szCs w:val="28"/>
+          <w:lang w:eastAsia="en-IN"/>
+          <w14:ligatures w14:val="none"/>
+        </w:rPr>
+        <w:br/>
+      </w:r>
+    </w:p>
+    <w:tbl>
+      <w:tblPr>
+        <w:tblStyle w:val="TableGrid"/>
+        <w:tblW w:w="0" w:type="auto"/>
+        <w:tblInd w:w="360" w:type="dxa"/>
+        <w:tblLook w:val="04A0" w:firstRow="1" w:lastRow="0" w:firstColumn="1" w:lastColumn="0" w:noHBand="0" w:noVBand="1"/>
+      </w:tblPr>
+      <w:tblGrid>
+        <w:gridCol w:w="2885"/>
+        <w:gridCol w:w="2885"/>
+        <w:gridCol w:w="2886"/>
+      </w:tblGrid>
+      <w:tr>
+        <w:tc>
+          <w:tcPr>
+            <w:tcW w:w="2885" w:type="dxa"/>
+          </w:tcPr>
+          <w:p>
+            <w:pPr>
+              <w:pStyle w:val="ListParagraph"/>
+              <w:ind w:left="0"/>
+              <w:rPr>
+                <w:rFonts w:eastAsia="Times New Roman" w:cstheme="minorHAnsi"/>
+                <w:color w:val="000000"/>
+                <w:kern w:val="0"/>
+                <w:sz w:val="28"/>
+                <w:szCs w:val="28"/>
+                <w:lang w:eastAsia="en-IN"/>
+                <w14:ligatures w14:val="none"/>
+              </w:rPr>
+            </w:pPr>
+            <w:r>
+              <w:rPr>
+                <w:rFonts w:eastAsia="Times New Roman" w:cstheme="minorHAnsi"/>
+                <w:b/>
+                <w:bCs/>
+                <w:color w:val="000000"/>
+                <w:kern w:val="0"/>
+                <w:sz w:val="28"/>
+                <w:szCs w:val="28"/>
+                <w:lang w:eastAsia="en-IN"/>
+                <w14:ligatures w14:val="none"/>
+              </w:rPr>
+              <w:t>Feature</w:t>
+            </w:r>
+          </w:p>
+        </w:tc>
+        <w:tc>
+          <w:tcPr>
+            <w:tcW w:w="2885" w:type="dxa"/>
+          </w:tcPr>
+          <w:p>
+            <w:pPr>
+              <w:pStyle w:val="ListParagraph"/>
+              <w:ind w:left="0"/>
+              <w:rPr>
+                <w:rFonts w:eastAsia="Times New Roman" w:cstheme="minorHAnsi"/>
+                <w:color w:val="000000"/>
+                <w:kern w:val="0"/>
+                <w:sz w:val="28"/>
+                <w:szCs w:val="28"/>
+                <w:lang w:eastAsia="en-IN"/>
+                <w14:ligatures w14:val="none"/>
+              </w:rPr>
+            </w:pPr>
+            <w:r>
+              <w:rPr>
+                <w:rFonts w:eastAsia="Times New Roman" w:cstheme="minorHAnsi"/>
+                <w:b/>
+                <w:bCs/>
+                <w:color w:val="000000"/>
+                <w:kern w:val="0"/>
+                <w:sz w:val="28"/>
+                <w:szCs w:val="28"/>
+                <w:lang w:eastAsia="en-IN"/>
+                <w14:ligatures w14:val="none"/>
+              </w:rPr>
+              <w:t>Static Breakpoint</w:t>
+            </w:r>
+          </w:p>
+        </w:tc>
+        <w:tc>
+          <w:tcPr>
+            <w:tcW w:w="2886" w:type="dxa"/>
+          </w:tcPr>
+          <w:p>
+            <w:pPr>
+              <w:pStyle w:val="ListParagraph"/>
+              <w:ind w:left="0"/>
+              <w:rPr>
+                <w:rFonts w:eastAsia="Times New Roman" w:cstheme="minorHAnsi"/>
+                <w:color w:val="000000"/>
+                <w:kern w:val="0"/>
+                <w:sz w:val="28"/>
+                <w:szCs w:val="28"/>
+                <w:lang w:eastAsia="en-IN"/>
+                <w14:ligatures w14:val="none"/>
+              </w:rPr>
+            </w:pPr>
+            <w:r>
+              <w:rPr>
+                <w:rFonts w:eastAsia="Times New Roman" w:cstheme="minorHAnsi"/>
+                <w:b/>
+                <w:bCs/>
+                <w:color w:val="000000"/>
+                <w:kern w:val="0"/>
+                <w:sz w:val="28"/>
+                <w:szCs w:val="28"/>
+                <w:lang w:eastAsia="en-IN"/>
+                <w14:ligatures w14:val="none"/>
+              </w:rPr>
+              <w:t>Dynamic Breakpoint</w:t>
+            </w:r>
+          </w:p>
+        </w:tc>
+      </w:tr>
+      <w:tr>
+        <w:tc>
+          <w:tcPr>
+            <w:tcW w:w="2885" w:type="dxa"/>
+          </w:tcPr>
+          <w:p>
+            <w:pPr>
+              <w:pStyle w:val="ListParagraph"/>
+              <w:ind w:left="0"/>
+              <w:rPr>
+                <w:rFonts w:eastAsia="Times New Roman" w:cstheme="minorHAnsi"/>
+                <w:color w:val="000000"/>
+                <w:kern w:val="0"/>
+                <w:sz w:val="28"/>
+                <w:szCs w:val="28"/>
+                <w:lang w:eastAsia="en-IN"/>
+                <w14:ligatures w14:val="none"/>
+              </w:rPr>
+            </w:pPr>
+            <w:r>
+              <w:rPr>
+                <w:rFonts w:eastAsia="Times New Roman" w:cstheme="minorHAnsi"/>
+                <w:color w:val="000000"/>
+                <w:kern w:val="0"/>
+                <w:sz w:val="28"/>
+                <w:szCs w:val="28"/>
+                <w:lang w:eastAsia="en-IN"/>
+                <w14:ligatures w14:val="none"/>
+              </w:rPr>
+              <w:t>Location</w:t>
+            </w:r>
+          </w:p>
+        </w:tc>
+        <w:tc>
+          <w:tcPr>
+            <w:tcW w:w="2885" w:type="dxa"/>
+          </w:tcPr>
+          <w:p>
+            <w:pPr>
+              <w:pStyle w:val="ListParagraph"/>
+              <w:ind w:left="0"/>
+              <w:rPr>
+                <w:rFonts w:eastAsia="Times New Roman" w:cstheme="minorHAnsi"/>
+                <w:color w:val="000000"/>
+                <w:kern w:val="0"/>
+                <w:sz w:val="28"/>
+                <w:szCs w:val="28"/>
+                <w:lang w:eastAsia="en-IN"/>
+                <w14:ligatures w14:val="none"/>
+              </w:rPr>
+            </w:pPr>
+            <w:r>
+              <w:rPr>
+                <w:rFonts w:eastAsia="Times New Roman" w:cstheme="minorHAnsi"/>
+                <w:color w:val="000000"/>
+                <w:kern w:val="0"/>
+                <w:sz w:val="28"/>
+                <w:szCs w:val="28"/>
+                <w:lang w:eastAsia="en-IN"/>
+                <w14:ligatures w14:val="none"/>
+              </w:rPr>
+              <w:t>In program code</w:t>
+            </w:r>
+          </w:p>
+        </w:tc>
+        <w:tc>
+          <w:tcPr>
+            <w:tcW w:w="2886" w:type="dxa"/>
+          </w:tcPr>
+          <w:p>
+            <w:pPr>
+              <w:pStyle w:val="ListParagraph"/>
+              <w:ind w:left="0"/>
+              <w:rPr>
+                <w:rFonts w:eastAsia="Times New Roman" w:cstheme="minorHAnsi"/>
+                <w:color w:val="000000"/>
+                <w:kern w:val="0"/>
+                <w:sz w:val="28"/>
+                <w:szCs w:val="28"/>
+                <w:lang w:eastAsia="en-IN"/>
+                <w14:ligatures w14:val="none"/>
+              </w:rPr>
+            </w:pPr>
+            <w:r>
+              <w:rPr>
+                <w:rFonts w:eastAsia="Times New Roman" w:cstheme="minorHAnsi"/>
+                <w:color w:val="000000"/>
+                <w:kern w:val="0"/>
+                <w:sz w:val="28"/>
+                <w:szCs w:val="28"/>
+                <w:lang w:eastAsia="en-IN"/>
+                <w14:ligatures w14:val="none"/>
+              </w:rPr>
+              <w:t>In debugger</w:t>
+            </w:r>
+          </w:p>
+        </w:tc>
+      </w:tr>
+      <w:tr>
+        <w:tc>
+          <w:tcPr>
+            <w:tcW w:w="2885" w:type="dxa"/>
+          </w:tcPr>
+          <w:p>
+            <w:pPr>
+              <w:pStyle w:val="ListParagraph"/>
+              <w:ind w:left="0"/>
+              <w:rPr>
+                <w:rFonts w:eastAsia="Times New Roman" w:cstheme="minorHAnsi"/>
+                <w:color w:val="000000"/>
+                <w:kern w:val="0"/>
+                <w:sz w:val="28"/>
+                <w:szCs w:val="28"/>
+                <w:lang w:eastAsia="en-IN"/>
+                <w14:ligatures w14:val="none"/>
+              </w:rPr>
+            </w:pPr>
+            <w:r>
+              <w:rPr>
+                <w:rFonts w:eastAsia="Times New Roman" w:cstheme="minorHAnsi"/>
+                <w:color w:val="000000"/>
+                <w:kern w:val="0"/>
+                <w:sz w:val="28"/>
+                <w:szCs w:val="28"/>
+                <w:lang w:eastAsia="en-IN"/>
+                <w14:ligatures w14:val="none"/>
+              </w:rPr>
+              <w:t>Permanenc</w:t>
+            </w:r>
+            <w:r>
+              <w:rPr>
+                <w:rFonts w:eastAsia="Times New Roman" w:cstheme="minorHAnsi"/>
+                <w:color w:val="000000"/>
+                <w:kern w:val="0"/>
+                <w:sz w:val="28"/>
+                <w:szCs w:val="28"/>
+                <w:lang w:eastAsia="en-IN"/>
+                <w14:ligatures w14:val="none"/>
+              </w:rPr>
+              <w:t>e</w:t>
+            </w:r>
+          </w:p>
+        </w:tc>
+        <w:tc>
+          <w:tcPr>
+            <w:tcW w:w="2885" w:type="dxa"/>
+            <w:vAlign w:val="center"/>
+          </w:tcPr>
+          <w:p>
+            <w:pPr>
+              <w:pStyle w:val="ListParagraph"/>
+              <w:ind w:left="0"/>
+              <w:rPr>
+                <w:rFonts w:eastAsia="Times New Roman" w:cstheme="minorHAnsi"/>
+                <w:color w:val="000000"/>
+                <w:kern w:val="0"/>
+                <w:sz w:val="28"/>
+                <w:szCs w:val="28"/>
+                <w:lang w:eastAsia="en-IN"/>
+                <w14:ligatures w14:val="none"/>
+              </w:rPr>
+            </w:pPr>
+            <w:r>
+              <w:rPr>
+                <w:rFonts w:eastAsia="Times New Roman" w:cstheme="minorHAnsi"/>
+                <w:color w:val="000000"/>
+                <w:kern w:val="0"/>
+                <w:sz w:val="28"/>
+                <w:szCs w:val="28"/>
+                <w:lang w:eastAsia="en-IN"/>
+                <w14:ligatures w14:val="none"/>
+              </w:rPr>
+              <w:t>Permanent</w:t>
+            </w:r>
+          </w:p>
+        </w:tc>
+        <w:tc>
+          <w:tcPr>
+            <w:tcW w:w="2886" w:type="dxa"/>
+            <w:vAlign w:val="center"/>
+          </w:tcPr>
+          <w:p>
+            <w:pPr>
+              <w:pStyle w:val="ListParagraph"/>
+              <w:ind w:left="0"/>
+              <w:rPr>
+                <w:rFonts w:eastAsia="Times New Roman" w:cstheme="minorHAnsi"/>
+                <w:color w:val="000000"/>
+                <w:kern w:val="0"/>
+                <w:sz w:val="28"/>
+                <w:szCs w:val="28"/>
+                <w:lang w:eastAsia="en-IN"/>
+                <w14:ligatures w14:val="none"/>
+              </w:rPr>
+            </w:pPr>
+            <w:r>
+              <w:rPr>
+                <w:rFonts w:eastAsia="Times New Roman" w:cstheme="minorHAnsi"/>
+                <w:color w:val="000000"/>
+                <w:kern w:val="0"/>
+                <w:sz w:val="28"/>
+                <w:szCs w:val="28"/>
+                <w:lang w:eastAsia="en-IN"/>
+                <w14:ligatures w14:val="none"/>
+              </w:rPr>
+              <w:t>Temporary</w:t>
+            </w:r>
+          </w:p>
+        </w:tc>
+      </w:tr>
+      <w:tr>
+        <w:tc>
+          <w:tcPr>
+            <w:tcW w:w="2885" w:type="dxa"/>
+          </w:tcPr>
+          <w:p>
+            <w:pPr>
+              <w:pStyle w:val="ListParagraph"/>
+              <w:ind w:left="0"/>
+              <w:rPr>
+                <w:rFonts w:eastAsia="Times New Roman" w:cstheme="minorHAnsi"/>
+                <w:color w:val="000000"/>
+                <w:kern w:val="0"/>
+                <w:sz w:val="28"/>
+                <w:szCs w:val="28"/>
+                <w:lang w:eastAsia="en-IN"/>
+                <w14:ligatures w14:val="none"/>
+              </w:rPr>
+            </w:pPr>
+            <w:r>
+              <w:rPr>
+                <w:rFonts w:eastAsia="Times New Roman" w:cstheme="minorHAnsi"/>
+                <w:color w:val="000000"/>
+                <w:kern w:val="0"/>
+                <w:sz w:val="28"/>
+                <w:szCs w:val="28"/>
+                <w:lang w:eastAsia="en-IN"/>
+                <w14:ligatures w14:val="none"/>
+              </w:rPr>
+              <w:t>Flexibility</w:t>
+            </w:r>
+          </w:p>
+        </w:tc>
+        <w:tc>
+          <w:tcPr>
+            <w:tcW w:w="2885" w:type="dxa"/>
+            <w:vAlign w:val="center"/>
+          </w:tcPr>
+          <w:p>
+            <w:pPr>
+              <w:pStyle w:val="ListParagraph"/>
+              <w:ind w:left="0"/>
+              <w:rPr>
+                <w:rFonts w:eastAsia="Times New Roman" w:cstheme="minorHAnsi"/>
+                <w:color w:val="000000"/>
+                <w:kern w:val="0"/>
+                <w:sz w:val="28"/>
+                <w:szCs w:val="28"/>
+                <w:lang w:eastAsia="en-IN"/>
+                <w14:ligatures w14:val="none"/>
+              </w:rPr>
+            </w:pPr>
+            <w:r>
+              <w:rPr>
+                <w:rFonts w:eastAsia="Times New Roman" w:cstheme="minorHAnsi"/>
+                <w:color w:val="000000"/>
+                <w:kern w:val="0"/>
+                <w:sz w:val="28"/>
+                <w:szCs w:val="28"/>
+                <w:lang w:eastAsia="en-IN"/>
+                <w14:ligatures w14:val="none"/>
+              </w:rPr>
+              <w:t>Less</w:t>
+            </w:r>
+          </w:p>
+        </w:tc>
+        <w:tc>
+          <w:tcPr>
+            <w:tcW w:w="2886" w:type="dxa"/>
+            <w:vAlign w:val="center"/>
+          </w:tcPr>
+          <w:p>
+            <w:pPr>
+              <w:pStyle w:val="ListParagraph"/>
+              <w:ind w:left="0"/>
+              <w:rPr>
+                <w:rFonts w:eastAsia="Times New Roman" w:cstheme="minorHAnsi"/>
+                <w:color w:val="000000"/>
+                <w:kern w:val="0"/>
+                <w:sz w:val="28"/>
+                <w:szCs w:val="28"/>
+                <w:lang w:eastAsia="en-IN"/>
+                <w14:ligatures w14:val="none"/>
+              </w:rPr>
+            </w:pPr>
+            <w:r>
+              <w:rPr>
+                <w:rFonts w:eastAsia="Times New Roman" w:cstheme="minorHAnsi"/>
+                <w:color w:val="000000"/>
+                <w:kern w:val="0"/>
+                <w:sz w:val="28"/>
+                <w:szCs w:val="28"/>
+                <w:lang w:eastAsia="en-IN"/>
+                <w14:ligatures w14:val="none"/>
+              </w:rPr>
+              <w:t>More</w:t>
+            </w:r>
+          </w:p>
+        </w:tc>
+      </w:tr>
+      <w:tr>
+        <w:tc>
+          <w:tcPr>
+            <w:tcW w:w="2885" w:type="dxa"/>
+          </w:tcPr>
+          <w:p>
+            <w:pPr>
+              <w:pStyle w:val="ListParagraph"/>
+              <w:ind w:left="0"/>
+              <w:rPr>
+                <w:rFonts w:eastAsia="Times New Roman" w:cstheme="minorHAnsi"/>
+                <w:color w:val="000000"/>
+                <w:kern w:val="0"/>
+                <w:sz w:val="28"/>
+                <w:szCs w:val="28"/>
+                <w:lang w:eastAsia="en-IN"/>
+                <w14:ligatures w14:val="none"/>
+              </w:rPr>
+            </w:pPr>
+            <w:r>
+              <w:rPr>
+                <w:rFonts w:eastAsia="Times New Roman" w:cstheme="minorHAnsi"/>
+                <w:color w:val="000000"/>
+                <w:kern w:val="0"/>
+                <w:sz w:val="28"/>
+                <w:szCs w:val="28"/>
+                <w:lang w:eastAsia="en-IN"/>
+                <w14:ligatures w14:val="none"/>
+              </w:rPr>
+              <w:t>Visibility</w:t>
+            </w:r>
+          </w:p>
+        </w:tc>
+        <w:tc>
+          <w:tcPr>
+            <w:tcW w:w="2885" w:type="dxa"/>
+            <w:vAlign w:val="center"/>
+          </w:tcPr>
+          <w:p>
+            <w:pPr>
+              <w:pStyle w:val="ListParagraph"/>
+              <w:ind w:left="0"/>
+              <w:rPr>
+                <w:rFonts w:eastAsia="Times New Roman" w:cstheme="minorHAnsi"/>
+                <w:color w:val="000000"/>
+                <w:kern w:val="0"/>
+                <w:sz w:val="28"/>
+                <w:szCs w:val="28"/>
+                <w:lang w:eastAsia="en-IN"/>
+                <w14:ligatures w14:val="none"/>
+              </w:rPr>
+            </w:pPr>
+            <w:r>
+              <w:rPr>
+                <w:rFonts w:eastAsia="Times New Roman" w:cstheme="minorHAnsi"/>
+                <w:color w:val="000000"/>
+                <w:kern w:val="0"/>
+                <w:sz w:val="28"/>
+                <w:szCs w:val="28"/>
+                <w:lang w:eastAsia="en-IN"/>
+                <w14:ligatures w14:val="none"/>
+              </w:rPr>
+              <w:t>All users</w:t>
+            </w:r>
+          </w:p>
+        </w:tc>
+        <w:tc>
+          <w:tcPr>
+            <w:tcW w:w="2886" w:type="dxa"/>
+            <w:vAlign w:val="center"/>
+          </w:tcPr>
+          <w:p>
+            <w:pPr>
+              <w:pStyle w:val="ListParagraph"/>
+              <w:ind w:left="0"/>
+              <w:rPr>
+                <w:rFonts w:eastAsia="Times New Roman" w:cstheme="minorHAnsi"/>
+                <w:color w:val="000000"/>
+                <w:kern w:val="0"/>
+                <w:sz w:val="28"/>
+                <w:szCs w:val="28"/>
+                <w:lang w:eastAsia="en-IN"/>
+                <w14:ligatures w14:val="none"/>
+              </w:rPr>
+            </w:pPr>
+            <w:r>
+              <w:rPr>
+                <w:rFonts w:eastAsia="Times New Roman" w:cstheme="minorHAnsi"/>
+                <w:color w:val="000000"/>
+                <w:kern w:val="0"/>
+                <w:sz w:val="28"/>
+                <w:szCs w:val="28"/>
+                <w:lang w:eastAsia="en-IN"/>
+                <w14:ligatures w14:val="none"/>
+              </w:rPr>
+              <w:t>User-specific</w:t>
+            </w:r>
+          </w:p>
+        </w:tc>
+      </w:tr>
+      <w:tr>
+        <w:tc>
+          <w:tcPr>
+            <w:tcW w:w="2885" w:type="dxa"/>
+          </w:tcPr>
+          <w:p>
+            <w:pPr>
+              <w:pStyle w:val="ListParagraph"/>
+              <w:ind w:left="0"/>
+              <w:rPr>
+                <w:rFonts w:eastAsia="Times New Roman" w:cstheme="minorHAnsi"/>
+                <w:color w:val="000000"/>
+                <w:kern w:val="0"/>
+                <w:sz w:val="28"/>
+                <w:szCs w:val="28"/>
+                <w:lang w:eastAsia="en-IN"/>
+                <w14:ligatures w14:val="none"/>
+              </w:rPr>
+            </w:pPr>
+            <w:r>
+              <w:rPr>
+                <w:rFonts w:eastAsia="Times New Roman" w:cstheme="minorHAnsi"/>
+                <w:color w:val="000000"/>
+                <w:kern w:val="0"/>
+                <w:sz w:val="28"/>
+                <w:szCs w:val="28"/>
+                <w:lang w:eastAsia="en-IN"/>
+                <w14:ligatures w14:val="none"/>
+              </w:rPr>
+              <w:t>Usage</w:t>
+            </w:r>
+          </w:p>
+        </w:tc>
+        <w:tc>
+          <w:tcPr>
+            <w:tcW w:w="2885" w:type="dxa"/>
+            <w:vAlign w:val="center"/>
+          </w:tcPr>
+          <w:p>
+            <w:pPr>
+              <w:pStyle w:val="ListParagraph"/>
+              <w:ind w:left="0"/>
+              <w:rPr>
+                <w:rFonts w:eastAsia="Times New Roman" w:cstheme="minorHAnsi"/>
+                <w:color w:val="000000"/>
+                <w:kern w:val="0"/>
+                <w:sz w:val="28"/>
+                <w:szCs w:val="28"/>
+                <w:lang w:eastAsia="en-IN"/>
+                <w14:ligatures w14:val="none"/>
+              </w:rPr>
+            </w:pPr>
+            <w:r>
+              <w:rPr>
+                <w:rFonts w:eastAsia="Times New Roman" w:cstheme="minorHAnsi"/>
+                <w:color w:val="000000"/>
+                <w:kern w:val="0"/>
+                <w:sz w:val="28"/>
+                <w:szCs w:val="28"/>
+                <w:lang w:eastAsia="en-IN"/>
+                <w14:ligatures w14:val="none"/>
+              </w:rPr>
+              <w:t>Development</w:t>
+            </w:r>
+          </w:p>
+        </w:tc>
+        <w:tc>
+          <w:tcPr>
+            <w:tcW w:w="2886" w:type="dxa"/>
+            <w:vAlign w:val="center"/>
+          </w:tcPr>
+          <w:p>
+            <w:pPr>
+              <w:pStyle w:val="ListParagraph"/>
+              <w:ind w:left="0"/>
+              <w:rPr>
+                <w:rFonts w:eastAsia="Times New Roman" w:cstheme="minorHAnsi"/>
+                <w:color w:val="000000"/>
+                <w:kern w:val="0"/>
+                <w:sz w:val="28"/>
+                <w:szCs w:val="28"/>
+                <w:lang w:eastAsia="en-IN"/>
+                <w14:ligatures w14:val="none"/>
+              </w:rPr>
+            </w:pPr>
+            <w:r>
+              <w:rPr>
+                <w:rFonts w:eastAsia="Times New Roman" w:cstheme="minorHAnsi"/>
+                <w:color w:val="000000"/>
+                <w:kern w:val="0"/>
+                <w:sz w:val="28"/>
+                <w:szCs w:val="28"/>
+                <w:lang w:eastAsia="en-IN"/>
+                <w14:ligatures w14:val="none"/>
+              </w:rPr>
+              <w:t>Testing &amp; analysis</w:t>
+            </w:r>
+          </w:p>
+        </w:tc>
+      </w:tr>
+    </w:tbl>
+    <w:p>
+      <w:pPr>
+        <w:pStyle w:val="ListParagraph"/>
+        <w:spacing w:after="0" w:line="240" w:lineRule="auto"/>
+        <w:ind w:left="360"/>
+        <w:rPr>
+          <w:rFonts w:eastAsia="Times New Roman" w:cstheme="minorHAnsi"/>
+          <w:color w:val="000000"/>
+          <w:kern w:val="0"/>
+          <w:sz w:val="28"/>
+          <w:szCs w:val="28"/>
+          <w:lang w:eastAsia="en-IN"/>
+          <w14:ligatures w14:val="none"/>
+        </w:rPr>
+      </w:pPr>
+    </w:p>
+    <w:p>
+      <w:pPr>
+        <w:pStyle w:val="ListParagraph"/>
+        <w:numPr>
+          <w:ilvl w:val="0"/>
+          <w:numId w:val="3"/>
+        </w:numPr>
+        <w:spacing w:after="0" w:line="240" w:lineRule="auto"/>
+        <w:rPr>
+          <w:rFonts w:eastAsia="Times New Roman" w:cstheme="minorHAnsi"/>
+          <w:color w:val="000000"/>
+          <w:kern w:val="0"/>
+          <w:sz w:val="28"/>
+          <w:szCs w:val="28"/>
+          <w:lang w:eastAsia="en-IN"/>
+          <w14:ligatures w14:val="none"/>
+        </w:rPr>
+      </w:pPr>
+      <w:r>
+        <w:rPr>
+          <w:rFonts w:eastAsia="Times New Roman" w:cstheme="minorHAnsi"/>
+          <w:color w:val="000000"/>
+          <w:kern w:val="0"/>
+          <w:sz w:val="28"/>
+          <w:szCs w:val="28"/>
+          <w:lang w:eastAsia="en-IN"/>
+          <w14:ligatures w14:val="none"/>
+        </w:rPr>
+        <w:t>Static breakpoints are defined in the code using BREAK-POINT, while dynamic breakpoints are set during runtime in the debugger without modifying the code.</w:t>
+      </w:r>
+    </w:p>
+    <w:p>
+      <w:pPr>
+        <w:spacing w:after="0" w:line="240" w:lineRule="auto"/>
+        <w:rPr>
+          <w:rFonts w:eastAsia="Times New Roman" w:cstheme="minorHAnsi"/>
+          <w:color w:val="000000"/>
+          <w:kern w:val="0"/>
+          <w:sz w:val="28"/>
+          <w:szCs w:val="28"/>
+          <w:lang w:eastAsia="en-IN"/>
+          <w14:ligatures w14:val="none"/>
+        </w:rPr>
+      </w:pPr>
+    </w:p>
+    <w:p>
+      <w:pPr>
+        <w:spacing w:after="0" w:line="240" w:lineRule="auto"/>
+        <w:rPr>
+          <w:rFonts w:eastAsia="Times New Roman" w:cstheme="minorHAnsi"/>
+          <w:color w:val="000000"/>
+          <w:kern w:val="0"/>
+          <w:sz w:val="28"/>
+          <w:szCs w:val="28"/>
+          <w:lang w:eastAsia="en-IN"/>
+          <w14:ligatures w14:val="none"/>
+        </w:rPr>
+      </w:pPr>
+    </w:p>
+    <w:p>
+      <w:pPr>
+        <w:spacing w:after="0" w:line="240" w:lineRule="auto"/>
+        <w:rPr>
+          <w:rFonts w:eastAsia="Times New Roman" w:cstheme="minorHAnsi"/>
+          <w:color w:val="000000"/>
+          <w:kern w:val="0"/>
+          <w:sz w:val="28"/>
+          <w:szCs w:val="28"/>
+          <w:lang w:eastAsia="en-IN"/>
+          <w14:ligatures w14:val="none"/>
+        </w:rPr>
+      </w:pPr>
+    </w:p>
+    <w:p>
+      <w:pPr>
+        <w:pStyle w:val="ListParagraph"/>
+        <w:numPr>
+          <w:ilvl w:val="0"/>
+          <w:numId w:val="2"/>
+        </w:numPr>
+        <w:spacing w:after="0" w:line="240" w:lineRule="auto"/>
+        <w:rPr>
+          <w:rFonts w:eastAsia="Times New Roman" w:cstheme="minorHAnsi"/>
+          <w:b/>
+          <w:bCs/>
+          <w:color w:val="000000"/>
+          <w:kern w:val="0"/>
+          <w:sz w:val="28"/>
+          <w:szCs w:val="28"/>
+          <w:lang w:eastAsia="en-IN"/>
+          <w14:ligatures w14:val="none"/>
+        </w:rPr>
+      </w:pPr>
+      <w:r>
+        <w:rPr>
+          <w:rFonts w:eastAsia="Times New Roman" w:cstheme="minorHAnsi"/>
+          <w:b/>
+          <w:bCs/>
+          <w:color w:val="000000"/>
+          <w:kern w:val="0"/>
+          <w:sz w:val="28"/>
+          <w:szCs w:val="28"/>
+          <w:lang w:eastAsia="en-IN"/>
+          <w14:ligatures w14:val="none"/>
+        </w:rPr>
+        <w:lastRenderedPageBreak/>
+        <w:t>Difference between Classical and New Debugger</w:t>
+      </w:r>
+      <w:r>
+        <w:rPr>
+          <w:rFonts w:eastAsia="Times New Roman" w:cstheme="minorHAnsi"/>
+          <w:b/>
+          <w:bCs/>
+          <w:color w:val="000000"/>
+          <w:kern w:val="0"/>
+          <w:sz w:val="28"/>
+          <w:szCs w:val="28"/>
+          <w:lang w:eastAsia="en-IN"/>
+          <w14:ligatures w14:val="none"/>
+        </w:rPr>
+        <w:t>.</w:t>
+      </w:r>
+    </w:p>
+    <w:p>
+      <w:pPr>
+        <w:pStyle w:val="ListParagraph"/>
+        <w:numPr>
+          <w:ilvl w:val="0"/>
+          <w:numId w:val="3"/>
+        </w:numPr>
         <w:rPr>
           <w:sz w:val="28"/>
           <w:szCs w:val="28"/>
           <w:lang w:val="en-US"/>
+        </w:rPr>
+      </w:pPr>
+      <w:r>
+        <w:rPr>
+          <w:sz w:val="28"/>
+          <w:szCs w:val="28"/>
+        </w:rPr>
+        <w:t>1. Classic Debugger</w:t>
+      </w:r>
+      <w:r>
+        <w:rPr>
+          <w:sz w:val="28"/>
+          <w:szCs w:val="28"/>
+        </w:rPr>
+        <w:t>:</w:t>
+      </w:r>
+    </w:p>
+    <w:p>
+      <w:pPr>
+        <w:pStyle w:val="ListParagraph"/>
+        <w:numPr>
+          <w:ilvl w:val="0"/>
+          <w:numId w:val="3"/>
+        </w:numPr>
+        <w:rPr>
+          <w:sz w:val="28"/>
+          <w:szCs w:val="28"/>
+          <w:lang w:val="en-US"/>
+        </w:rPr>
+      </w:pPr>
+      <w:r>
+        <w:rPr>
+          <w:sz w:val="28"/>
+          <w:szCs w:val="28"/>
+          <w:lang w:val="en-US"/>
+        </w:rPr>
+        <w:t> </w:t>
+      </w:r>
+      <w:r>
+        <w:rPr>
+          <w:sz w:val="28"/>
+          <w:szCs w:val="28"/>
+          <w:lang w:val="en-US"/>
+        </w:rPr>
+        <w:t>The Classic Debugger is the older debugging tool used in earlier SAP versions for analyzing ABAP programs.</w:t>
+      </w:r>
+    </w:p>
+    <w:p>
+      <w:pPr>
+        <w:pStyle w:val="ListParagraph"/>
+        <w:numPr>
+          <w:ilvl w:val="0"/>
+          <w:numId w:val="3"/>
+        </w:numPr>
+        <w:rPr>
+          <w:sz w:val="28"/>
+          <w:szCs w:val="28"/>
+          <w:lang w:val="en-US"/>
+        </w:rPr>
+      </w:pPr>
+      <w:r>
+        <w:rPr>
+          <w:sz w:val="28"/>
+          <w:szCs w:val="28"/>
+          <w:lang w:val="en-US"/>
+        </w:rPr>
+        <w:t>It provides a simple and basic interface for debugging.</w:t>
+      </w:r>
+    </w:p>
+    <w:p>
+      <w:pPr>
+        <w:pStyle w:val="ListParagraph"/>
+        <w:numPr>
+          <w:ilvl w:val="0"/>
+          <w:numId w:val="3"/>
+        </w:numPr>
+        <w:rPr>
+          <w:sz w:val="28"/>
+          <w:szCs w:val="28"/>
+          <w:lang w:val="en-US"/>
+        </w:rPr>
+      </w:pPr>
+      <w:r>
+        <w:rPr>
+          <w:sz w:val="28"/>
+          <w:szCs w:val="28"/>
+          <w:lang w:val="en-US"/>
+        </w:rPr>
+        <w:t>The screen is single-window based, meaning all debugging actions happen in one screen.</w:t>
+      </w:r>
+    </w:p>
+    <w:p>
+      <w:pPr>
+        <w:pStyle w:val="ListParagraph"/>
+        <w:numPr>
+          <w:ilvl w:val="0"/>
+          <w:numId w:val="3"/>
+        </w:numPr>
+        <w:rPr>
+          <w:sz w:val="28"/>
+          <w:szCs w:val="28"/>
+          <w:lang w:val="en-US"/>
+        </w:rPr>
+      </w:pPr>
+      <w:r>
+        <w:rPr>
+          <w:sz w:val="28"/>
+          <w:szCs w:val="28"/>
+          <w:lang w:val="en-US"/>
+        </w:rPr>
+        <w:t>Suitable for simple programs, but difficult to use for complex logic.</w:t>
+      </w:r>
+      <w:r>
+        <w:rPr>
+          <w:sz w:val="28"/>
+          <w:szCs w:val="28"/>
+          <w:lang w:val="en-US"/>
+        </w:rPr>
+        <w:br/>
+      </w:r>
+    </w:p>
+    <w:p>
+      <w:pPr>
+        <w:pStyle w:val="ListParagraph"/>
+        <w:numPr>
+          <w:ilvl w:val="0"/>
+          <w:numId w:val="3"/>
+        </w:numPr>
+        <w:rPr>
+          <w:sz w:val="28"/>
+          <w:szCs w:val="28"/>
+          <w:lang w:val="en-US"/>
+        </w:rPr>
+      </w:pPr>
+      <w:r>
+        <w:rPr>
+          <w:sz w:val="28"/>
+          <w:szCs w:val="28"/>
+          <w:lang w:val="en-US"/>
+        </w:rPr>
+        <w:t>2. New Debugger</w:t>
+      </w:r>
+      <w:r>
+        <w:rPr>
+          <w:sz w:val="28"/>
+          <w:szCs w:val="28"/>
+          <w:lang w:val="en-US"/>
+        </w:rPr>
+        <w:t>:</w:t>
+      </w:r>
+    </w:p>
+    <w:p>
+      <w:pPr>
+        <w:pStyle w:val="ListParagraph"/>
+        <w:numPr>
+          <w:ilvl w:val="0"/>
+          <w:numId w:val="3"/>
+        </w:numPr>
+        <w:rPr>
+          <w:sz w:val="28"/>
+          <w:szCs w:val="28"/>
+          <w:lang w:val="en-US"/>
+        </w:rPr>
+      </w:pPr>
+      <w:r>
+        <w:rPr>
+          <w:sz w:val="28"/>
+          <w:szCs w:val="28"/>
+          <w:lang w:val="en-US"/>
+        </w:rPr>
+        <w:t>The New Debugger is the advanced and modern debugging tool used in current SAP systems with enhanced features and better usability.</w:t>
+      </w:r>
+    </w:p>
+    <w:p>
+      <w:pPr>
+        <w:pStyle w:val="ListParagraph"/>
+        <w:numPr>
+          <w:ilvl w:val="0"/>
+          <w:numId w:val="3"/>
+        </w:numPr>
+        <w:rPr>
+          <w:sz w:val="28"/>
+          <w:szCs w:val="28"/>
+          <w:lang w:val="en-US"/>
+        </w:rPr>
+      </w:pPr>
+      <w:r>
+        <w:rPr>
+          <w:sz w:val="28"/>
+          <w:szCs w:val="28"/>
+          <w:lang w:val="en-US"/>
+        </w:rPr>
+        <w:t xml:space="preserve">It provides a multi-window interface, allowing multiple views at the same time. </w:t>
+      </w:r>
+    </w:p>
+    <w:p>
+      <w:pPr>
+        <w:pStyle w:val="ListParagraph"/>
+        <w:numPr>
+          <w:ilvl w:val="0"/>
+          <w:numId w:val="3"/>
+        </w:numPr>
+        <w:rPr>
+          <w:sz w:val="28"/>
+          <w:szCs w:val="28"/>
+          <w:lang w:val="en-US"/>
+        </w:rPr>
+      </w:pPr>
+      <w:r>
+        <w:rPr>
+          <w:sz w:val="28"/>
+          <w:szCs w:val="28"/>
+          <w:lang w:val="en-US"/>
+        </w:rPr>
+        <w:t>You can analyze:</w:t>
+      </w:r>
+    </w:p>
+    <w:p>
+      <w:pPr>
+        <w:pStyle w:val="ListParagraph"/>
+        <w:numPr>
+          <w:ilvl w:val="0"/>
+          <w:numId w:val="4"/>
+        </w:numPr>
+        <w:rPr>
+          <w:sz w:val="28"/>
+          <w:szCs w:val="28"/>
+          <w:lang w:val="en-US"/>
+        </w:rPr>
+      </w:pPr>
+      <w:r>
+        <w:rPr>
+          <w:sz w:val="28"/>
+          <w:szCs w:val="28"/>
+          <w:lang w:val="en-US"/>
+        </w:rPr>
+        <w:t>Variables</w:t>
+      </w:r>
+    </w:p>
+    <w:p>
+      <w:pPr>
+        <w:pStyle w:val="ListParagraph"/>
+        <w:numPr>
+          <w:ilvl w:val="0"/>
+          <w:numId w:val="4"/>
+        </w:numPr>
+        <w:rPr>
+          <w:sz w:val="28"/>
+          <w:szCs w:val="28"/>
+          <w:lang w:val="en-US"/>
+        </w:rPr>
+      </w:pPr>
+      <w:r>
+        <w:rPr>
+          <w:sz w:val="28"/>
+          <w:szCs w:val="28"/>
+          <w:lang w:val="en-US"/>
+        </w:rPr>
+        <w:t>Internal tables</w:t>
+      </w:r>
+    </w:p>
+    <w:p>
+      <w:pPr>
+        <w:pStyle w:val="ListParagraph"/>
+        <w:numPr>
+          <w:ilvl w:val="0"/>
+          <w:numId w:val="4"/>
+        </w:numPr>
+        <w:rPr>
+          <w:sz w:val="28"/>
+          <w:szCs w:val="28"/>
+          <w:lang w:val="en-US"/>
+        </w:rPr>
+      </w:pPr>
+      <w:r>
+        <w:rPr>
+          <w:sz w:val="28"/>
+          <w:szCs w:val="28"/>
+          <w:lang w:val="en-US"/>
+        </w:rPr>
+        <w:t>Objects</w:t>
+      </w:r>
+    </w:p>
+    <w:p>
+      <w:pPr>
+        <w:pStyle w:val="ListParagraph"/>
+        <w:numPr>
+          <w:ilvl w:val="0"/>
+          <w:numId w:val="4"/>
+        </w:numPr>
+        <w:rPr>
+          <w:sz w:val="28"/>
+          <w:szCs w:val="28"/>
+          <w:lang w:val="en-US"/>
+        </w:rPr>
+      </w:pPr>
+      <w:r>
+        <w:rPr>
+          <w:sz w:val="28"/>
+          <w:szCs w:val="28"/>
+          <w:lang w:val="en-US"/>
+        </w:rPr>
+        <w:t>Memory</w:t>
+      </w:r>
+    </w:p>
+    <w:p>
+      <w:pPr>
+        <w:pStyle w:val="ListParagraph"/>
+        <w:numPr>
+          <w:ilvl w:val="0"/>
+          <w:numId w:val="3"/>
+        </w:numPr>
+        <w:rPr>
+          <w:sz w:val="28"/>
+          <w:szCs w:val="28"/>
+          <w:lang w:val="en-US"/>
+        </w:rPr>
+      </w:pPr>
+      <w:r>
+        <w:rPr>
+          <w:sz w:val="28"/>
+          <w:szCs w:val="28"/>
+          <w:lang w:val="en-US"/>
+        </w:rPr>
+        <w:t>It is highly useful for complex programs and real-time debugging.</w:t>
+      </w:r>
+    </w:p>
+    <w:tbl>
+      <w:tblPr>
+        <w:tblStyle w:val="TableGrid"/>
+        <w:tblW w:w="0" w:type="auto"/>
+        <w:tblInd w:w="360" w:type="dxa"/>
+        <w:tblLook w:val="04A0" w:firstRow="1" w:lastRow="0" w:firstColumn="1" w:lastColumn="0" w:noHBand="0" w:noVBand="1"/>
+      </w:tblPr>
+      <w:tblGrid>
+        <w:gridCol w:w="8656"/>
+      </w:tblGrid>
+      <w:tr>
+        <w:tc>
+          <w:tcPr>
+            <w:tcW w:w="9016" w:type="dxa"/>
+          </w:tcPr>
+          <w:tbl>
+            <w:tblPr>
+              <w:tblW w:w="0" w:type="auto"/>
+              <w:tblCellSpacing w:w="15" w:type="dxa"/>
+              <w:tblCellMar>
+                <w:top w:w="15" w:type="dxa"/>
+                <w:left w:w="15" w:type="dxa"/>
+                <w:bottom w:w="15" w:type="dxa"/>
+                <w:right w:w="15" w:type="dxa"/>
+              </w:tblCellMar>
+              <w:tblLook w:val="04A0" w:firstRow="1" w:lastRow="0" w:firstColumn="1" w:lastColumn="0" w:noHBand="0" w:noVBand="1"/>
+            </w:tblPr>
+            <w:tblGrid>
+              <w:gridCol w:w="1899"/>
+              <w:gridCol w:w="2372"/>
+              <w:gridCol w:w="2155"/>
+            </w:tblGrid>
+            <w:tr>
+              <w:trPr>
+                <w:tblHeader/>
+                <w:tblCellSpacing w:w="15" w:type="dxa"/>
+              </w:trPr>
+              <w:tc>
+                <w:tcPr>
+                  <w:tcW w:w="0" w:type="auto"/>
+                  <w:vAlign w:val="center"/>
+                  <w:hideMark/>
+                </w:tcPr>
+                <w:p>
+                  <w:pPr>
+                    <w:pStyle w:val="ListParagraph"/>
+                    <w:numPr>
+                      <w:ilvl w:val="0"/>
+                      <w:numId w:val="3"/>
+                    </w:numPr>
+                    <w:rPr>
+                      <w:b/>
+                      <w:bCs/>
+                      <w:sz w:val="28"/>
+                      <w:szCs w:val="28"/>
+                    </w:rPr>
+                  </w:pPr>
+                  <w:r>
+                    <w:rPr>
+                      <w:b/>
+                      <w:bCs/>
+                      <w:sz w:val="28"/>
+                      <w:szCs w:val="28"/>
+                    </w:rPr>
+                    <w:t>Feature</w:t>
+                  </w:r>
+                </w:p>
+              </w:tc>
+              <w:tc>
+                <w:tcPr>
+                  <w:tcW w:w="0" w:type="auto"/>
+                  <w:vAlign w:val="center"/>
+                  <w:hideMark/>
+                </w:tcPr>
+                <w:p>
+                  <w:pPr>
+                    <w:pStyle w:val="ListParagraph"/>
+                    <w:numPr>
+                      <w:ilvl w:val="0"/>
+                      <w:numId w:val="3"/>
+                    </w:numPr>
+                    <w:rPr>
+                      <w:b/>
+                      <w:bCs/>
+                      <w:sz w:val="28"/>
+                      <w:szCs w:val="28"/>
+                    </w:rPr>
+                  </w:pPr>
+                  <w:r>
+                    <w:rPr>
+                      <w:b/>
+                      <w:bCs/>
+                      <w:sz w:val="28"/>
+                      <w:szCs w:val="28"/>
+                    </w:rPr>
+                    <w:t>Classic Debugger</w:t>
+                  </w:r>
+                </w:p>
+              </w:tc>
+              <w:tc>
+                <w:tcPr>
+                  <w:tcW w:w="0" w:type="auto"/>
+                  <w:vAlign w:val="center"/>
+                  <w:hideMark/>
+                </w:tcPr>
+                <w:p>
+                  <w:pPr>
+                    <w:pStyle w:val="ListParagraph"/>
+                    <w:numPr>
+                      <w:ilvl w:val="0"/>
+                      <w:numId w:val="3"/>
+                    </w:numPr>
+                    <w:rPr>
+                      <w:b/>
+                      <w:bCs/>
+                      <w:sz w:val="28"/>
+                      <w:szCs w:val="28"/>
+                    </w:rPr>
+                  </w:pPr>
+                  <w:r>
+                    <w:rPr>
+                      <w:b/>
+                      <w:bCs/>
+                      <w:sz w:val="28"/>
+                      <w:szCs w:val="28"/>
+                    </w:rPr>
+                    <w:t>New Debugger</w:t>
+                  </w:r>
+                </w:p>
+              </w:tc>
+            </w:tr>
+            <w:tr>
+              <w:trPr>
+                <w:tblCellSpacing w:w="15" w:type="dxa"/>
+              </w:trPr>
+              <w:tc>
+                <w:tcPr>
+                  <w:tcW w:w="0" w:type="auto"/>
+                  <w:vAlign w:val="center"/>
+                  <w:hideMark/>
+                </w:tcPr>
+                <w:p>
+                  <w:pPr>
+                    <w:pStyle w:val="ListParagraph"/>
+                    <w:numPr>
+                      <w:ilvl w:val="0"/>
+                      <w:numId w:val="3"/>
+                    </w:numPr>
+                    <w:rPr>
+                      <w:sz w:val="28"/>
+                      <w:szCs w:val="28"/>
+                    </w:rPr>
+                  </w:pPr>
+                  <w:r>
+                    <w:rPr>
+                      <w:sz w:val="28"/>
+                      <w:szCs w:val="28"/>
+                    </w:rPr>
+                    <w:t>Interface</w:t>
+                  </w:r>
+                </w:p>
+              </w:tc>
+              <w:tc>
+                <w:tcPr>
+                  <w:tcW w:w="0" w:type="auto"/>
+                  <w:vAlign w:val="center"/>
+                  <w:hideMark/>
+                </w:tcPr>
+                <w:p>
+                  <w:pPr>
+                    <w:pStyle w:val="ListParagraph"/>
+                    <w:numPr>
+                      <w:ilvl w:val="0"/>
+                      <w:numId w:val="3"/>
+                    </w:numPr>
+                    <w:rPr>
+                      <w:sz w:val="28"/>
+                      <w:szCs w:val="28"/>
+                    </w:rPr>
+                  </w:pPr>
+                  <w:r>
+                    <w:rPr>
+                      <w:sz w:val="28"/>
+                      <w:szCs w:val="28"/>
+                    </w:rPr>
+                    <w:t>Single screen</w:t>
+                  </w:r>
+                </w:p>
+              </w:tc>
+              <w:tc>
+                <w:tcPr>
+                  <w:tcW w:w="0" w:type="auto"/>
+                  <w:vAlign w:val="center"/>
+                  <w:hideMark/>
+                </w:tcPr>
+                <w:p>
+                  <w:pPr>
+                    <w:pStyle w:val="ListParagraph"/>
+                    <w:numPr>
+                      <w:ilvl w:val="0"/>
+                      <w:numId w:val="3"/>
+                    </w:numPr>
+                    <w:rPr>
+                      <w:sz w:val="28"/>
+                      <w:szCs w:val="28"/>
+                    </w:rPr>
+                  </w:pPr>
+                  <w:r>
+                    <w:rPr>
+                      <w:sz w:val="28"/>
+                      <w:szCs w:val="28"/>
+                    </w:rPr>
+                    <w:t>Multi-window</w:t>
+                  </w:r>
+                </w:p>
+              </w:tc>
+            </w:tr>
+            <w:tr>
+              <w:trPr>
+                <w:tblCellSpacing w:w="15" w:type="dxa"/>
+              </w:trPr>
+              <w:tc>
+                <w:tcPr>
+                  <w:tcW w:w="0" w:type="auto"/>
+                  <w:vAlign w:val="center"/>
+                  <w:hideMark/>
+                </w:tcPr>
+                <w:p>
+                  <w:pPr>
+                    <w:pStyle w:val="ListParagraph"/>
+                    <w:numPr>
+                      <w:ilvl w:val="0"/>
+                      <w:numId w:val="3"/>
+                    </w:numPr>
+                    <w:rPr>
+                      <w:sz w:val="28"/>
+                      <w:szCs w:val="28"/>
+                    </w:rPr>
+                  </w:pPr>
+                  <w:r>
+                    <w:rPr>
+                      <w:sz w:val="28"/>
+                      <w:szCs w:val="28"/>
+                    </w:rPr>
+                    <w:t>Features</w:t>
+                  </w:r>
+                </w:p>
+              </w:tc>
+              <w:tc>
+                <w:tcPr>
+                  <w:tcW w:w="0" w:type="auto"/>
+                  <w:vAlign w:val="center"/>
+                  <w:hideMark/>
+                </w:tcPr>
+                <w:p>
+                  <w:pPr>
+                    <w:pStyle w:val="ListParagraph"/>
+                    <w:numPr>
+                      <w:ilvl w:val="0"/>
+                      <w:numId w:val="3"/>
+                    </w:numPr>
+                    <w:rPr>
+                      <w:sz w:val="28"/>
+                      <w:szCs w:val="28"/>
+                    </w:rPr>
+                  </w:pPr>
+                  <w:r>
+                    <w:rPr>
+                      <w:sz w:val="28"/>
+                      <w:szCs w:val="28"/>
+                    </w:rPr>
+                    <w:t>Basic</w:t>
+                  </w:r>
+                </w:p>
+              </w:tc>
+              <w:tc>
+                <w:tcPr>
+                  <w:tcW w:w="0" w:type="auto"/>
+                  <w:vAlign w:val="center"/>
+                  <w:hideMark/>
+                </w:tcPr>
+                <w:p>
+                  <w:pPr>
+                    <w:pStyle w:val="ListParagraph"/>
+                    <w:numPr>
+                      <w:ilvl w:val="0"/>
+                      <w:numId w:val="3"/>
+                    </w:numPr>
+                    <w:rPr>
+                      <w:sz w:val="28"/>
+                      <w:szCs w:val="28"/>
+                    </w:rPr>
+                  </w:pPr>
+                  <w:r>
+                    <w:rPr>
+                      <w:sz w:val="28"/>
+                      <w:szCs w:val="28"/>
+                    </w:rPr>
+                    <w:t>Advanced</w:t>
+                  </w:r>
+                </w:p>
+              </w:tc>
+            </w:tr>
+            <w:tr>
+              <w:trPr>
+                <w:tblCellSpacing w:w="15" w:type="dxa"/>
+              </w:trPr>
+              <w:tc>
+                <w:tcPr>
+                  <w:tcW w:w="0" w:type="auto"/>
+                  <w:vAlign w:val="center"/>
+                  <w:hideMark/>
+                </w:tcPr>
+                <w:p>
+                  <w:pPr>
+                    <w:pStyle w:val="ListParagraph"/>
+                    <w:numPr>
+                      <w:ilvl w:val="0"/>
+                      <w:numId w:val="3"/>
+                    </w:numPr>
+                    <w:rPr>
+                      <w:sz w:val="28"/>
+                      <w:szCs w:val="28"/>
+                    </w:rPr>
+                  </w:pPr>
+                  <w:r>
+                    <w:rPr>
+                      <w:sz w:val="28"/>
+                      <w:szCs w:val="28"/>
+                    </w:rPr>
+                    <w:t>Usage</w:t>
+                  </w:r>
+                </w:p>
+              </w:tc>
+              <w:tc>
+                <w:tcPr>
+                  <w:tcW w:w="0" w:type="auto"/>
+                  <w:vAlign w:val="center"/>
+                  <w:hideMark/>
+                </w:tcPr>
+                <w:p>
+                  <w:pPr>
+                    <w:pStyle w:val="ListParagraph"/>
+                    <w:numPr>
+                      <w:ilvl w:val="0"/>
+                      <w:numId w:val="3"/>
+                    </w:numPr>
+                    <w:rPr>
+                      <w:sz w:val="28"/>
+                      <w:szCs w:val="28"/>
+                    </w:rPr>
+                  </w:pPr>
+                  <w:r>
+                    <w:rPr>
+                      <w:sz w:val="28"/>
+                      <w:szCs w:val="28"/>
+                    </w:rPr>
+                    <w:t>Obsolete</w:t>
+                  </w:r>
+                </w:p>
+              </w:tc>
+              <w:tc>
+                <w:tcPr>
+                  <w:tcW w:w="0" w:type="auto"/>
+                  <w:vAlign w:val="center"/>
+                  <w:hideMark/>
+                </w:tcPr>
+                <w:p>
+                  <w:pPr>
+                    <w:pStyle w:val="ListParagraph"/>
+                    <w:numPr>
+                      <w:ilvl w:val="0"/>
+                      <w:numId w:val="3"/>
+                    </w:numPr>
+                    <w:rPr>
+                      <w:sz w:val="28"/>
+                      <w:szCs w:val="28"/>
+                    </w:rPr>
+                  </w:pPr>
+                  <w:r>
+                    <w:rPr>
+                      <w:sz w:val="28"/>
+                      <w:szCs w:val="28"/>
+                    </w:rPr>
+                    <w:t>Recommended</w:t>
+                  </w:r>
+                </w:p>
+              </w:tc>
+            </w:tr>
+            <w:tr>
+              <w:trPr>
+                <w:tblCellSpacing w:w="15" w:type="dxa"/>
+              </w:trPr>
+              <w:tc>
+                <w:tcPr>
+                  <w:tcW w:w="0" w:type="auto"/>
+                  <w:vAlign w:val="center"/>
+                  <w:hideMark/>
+                </w:tcPr>
+                <w:p>
+                  <w:pPr>
+                    <w:pStyle w:val="ListParagraph"/>
+                    <w:numPr>
+                      <w:ilvl w:val="0"/>
+                      <w:numId w:val="3"/>
+                    </w:numPr>
+                    <w:rPr>
+                      <w:sz w:val="28"/>
+                      <w:szCs w:val="28"/>
+                    </w:rPr>
+                  </w:pPr>
+                  <w:r>
+                    <w:rPr>
+                      <w:sz w:val="28"/>
+                      <w:szCs w:val="28"/>
+                    </w:rPr>
+                    <w:t>Flexibility</w:t>
+                  </w:r>
+                </w:p>
+              </w:tc>
+              <w:tc>
+                <w:tcPr>
+                  <w:tcW w:w="0" w:type="auto"/>
+                  <w:vAlign w:val="center"/>
+                  <w:hideMark/>
+                </w:tcPr>
+                <w:p>
+                  <w:pPr>
+                    <w:pStyle w:val="ListParagraph"/>
+                    <w:numPr>
+                      <w:ilvl w:val="0"/>
+                      <w:numId w:val="3"/>
+                    </w:numPr>
+                    <w:rPr>
+                      <w:sz w:val="28"/>
+                      <w:szCs w:val="28"/>
+                    </w:rPr>
+                  </w:pPr>
+                  <w:r>
+                    <w:rPr>
+                      <w:sz w:val="28"/>
+                      <w:szCs w:val="28"/>
+                    </w:rPr>
+                    <w:t>Low</w:t>
+                  </w:r>
+                </w:p>
+              </w:tc>
+              <w:tc>
+                <w:tcPr>
+                  <w:tcW w:w="0" w:type="auto"/>
+                  <w:vAlign w:val="center"/>
+                  <w:hideMark/>
+                </w:tcPr>
+                <w:p>
+                  <w:pPr>
+                    <w:pStyle w:val="ListParagraph"/>
+                    <w:numPr>
+                      <w:ilvl w:val="0"/>
+                      <w:numId w:val="3"/>
+                    </w:numPr>
+                    <w:rPr>
+                      <w:sz w:val="28"/>
+                      <w:szCs w:val="28"/>
+                    </w:rPr>
+                  </w:pPr>
+                  <w:r>
+                    <w:rPr>
+                      <w:sz w:val="28"/>
+                      <w:szCs w:val="28"/>
+                    </w:rPr>
+                    <w:t>High</w:t>
+                  </w:r>
+                </w:p>
+              </w:tc>
+            </w:tr>
+            <w:tr>
+              <w:trPr>
+                <w:tblCellSpacing w:w="15" w:type="dxa"/>
+              </w:trPr>
+              <w:tc>
+                <w:tcPr>
+                  <w:tcW w:w="0" w:type="auto"/>
+                  <w:vAlign w:val="center"/>
+                  <w:hideMark/>
+                </w:tcPr>
+                <w:p>
+                  <w:pPr>
+                    <w:pStyle w:val="ListParagraph"/>
+                    <w:numPr>
+                      <w:ilvl w:val="0"/>
+                      <w:numId w:val="3"/>
+                    </w:numPr>
+                    <w:rPr>
+                      <w:sz w:val="28"/>
+                      <w:szCs w:val="28"/>
+                    </w:rPr>
+                  </w:pPr>
+                  <w:r>
+                    <w:rPr>
+                      <w:sz w:val="28"/>
+                      <w:szCs w:val="28"/>
+                    </w:rPr>
+                    <w:t>Performance</w:t>
+                  </w:r>
+                </w:p>
+              </w:tc>
+              <w:tc>
+                <w:tcPr>
+                  <w:tcW w:w="0" w:type="auto"/>
+                  <w:vAlign w:val="center"/>
+                  <w:hideMark/>
+                </w:tcPr>
+                <w:p>
+                  <w:pPr>
+                    <w:pStyle w:val="ListParagraph"/>
+                    <w:numPr>
+                      <w:ilvl w:val="0"/>
+                      <w:numId w:val="3"/>
+                    </w:numPr>
+                    <w:rPr>
+                      <w:sz w:val="28"/>
+                      <w:szCs w:val="28"/>
+                    </w:rPr>
+                  </w:pPr>
+                  <w:r>
+                    <w:rPr>
+                      <w:sz w:val="28"/>
+                      <w:szCs w:val="28"/>
+                    </w:rPr>
+                    <w:t>Limited</w:t>
+                  </w:r>
+                </w:p>
+              </w:tc>
+              <w:tc>
+                <w:tcPr>
+                  <w:tcW w:w="0" w:type="auto"/>
+                  <w:vAlign w:val="center"/>
+                  <w:hideMark/>
+                </w:tcPr>
+                <w:p>
+                  <w:pPr>
+                    <w:pStyle w:val="ListParagraph"/>
+                    <w:numPr>
+                      <w:ilvl w:val="0"/>
+                      <w:numId w:val="3"/>
+                    </w:numPr>
+                    <w:rPr>
+                      <w:sz w:val="28"/>
+                      <w:szCs w:val="28"/>
+                    </w:rPr>
+                  </w:pPr>
+                  <w:r>
+                    <w:rPr>
+                      <w:sz w:val="28"/>
+                      <w:szCs w:val="28"/>
+                    </w:rPr>
+                    <w:t>Efficient</w:t>
+                  </w:r>
+                </w:p>
+              </w:tc>
+            </w:tr>
+          </w:tbl>
+          <w:p/>
+        </w:tc>
+      </w:tr>
+    </w:tbl>
+    <w:p>
+      <w:pPr>
+        <w:spacing w:after="0" w:line="240" w:lineRule="auto"/>
+        <w:rPr>
+          <w:rFonts w:ascii="Times New Roman" w:eastAsia="Times New Roman" w:hAnsi="Times New Roman" w:cs="Times New Roman"/>
+          <w:b/>
+          <w:bCs/>
+          <w:color w:val="000000"/>
+          <w:kern w:val="0"/>
+          <w:sz w:val="28"/>
+          <w:szCs w:val="28"/>
+          <w:lang w:eastAsia="en-IN"/>
+          <w14:ligatures w14:val="none"/>
+        </w:rPr>
+      </w:pPr>
+    </w:p>
+    <w:p>
+      <w:pPr>
+        <w:spacing w:after="0" w:line="240" w:lineRule="auto"/>
+        <w:rPr>
+          <w:rFonts w:ascii="Times New Roman" w:eastAsia="Times New Roman" w:hAnsi="Times New Roman" w:cs="Times New Roman"/>
+          <w:b/>
+          <w:bCs/>
+          <w:color w:val="000000"/>
+          <w:kern w:val="0"/>
+          <w:sz w:val="28"/>
+          <w:szCs w:val="28"/>
+          <w:lang w:eastAsia="en-IN"/>
+          <w14:ligatures w14:val="none"/>
+        </w:rPr>
+      </w:pPr>
+    </w:p>
+    <w:p>
+      <w:pPr>
+        <w:spacing w:after="0" w:line="240" w:lineRule="auto"/>
+        <w:rPr>
+          <w:rFonts w:ascii="Times New Roman" w:eastAsia="Times New Roman" w:hAnsi="Times New Roman" w:cs="Times New Roman"/>
+          <w:b/>
+          <w:bCs/>
+          <w:color w:val="000000"/>
+          <w:kern w:val="0"/>
+          <w:sz w:val="28"/>
+          <w:szCs w:val="28"/>
+          <w:lang w:eastAsia="en-IN"/>
+          <w14:ligatures w14:val="none"/>
+        </w:rPr>
+      </w:pPr>
+    </w:p>
+    <w:p>
+      <w:pPr>
+        <w:spacing w:after="0" w:line="240" w:lineRule="auto"/>
+        <w:rPr>
+          <w:rFonts w:ascii="Times New Roman" w:eastAsia="Times New Roman" w:hAnsi="Times New Roman" w:cs="Times New Roman"/>
+          <w:b/>
+          <w:bCs/>
+          <w:color w:val="000000"/>
+          <w:kern w:val="0"/>
+          <w:sz w:val="28"/>
+          <w:szCs w:val="28"/>
+          <w:lang w:eastAsia="en-IN"/>
+          <w14:ligatures w14:val="none"/>
+        </w:rPr>
+      </w:pPr>
+    </w:p>
+    <w:p>
+      <w:pPr>
+        <w:spacing w:after="0" w:line="240" w:lineRule="auto"/>
+        <w:rPr>
+          <w:rFonts w:ascii="Times New Roman" w:eastAsia="Times New Roman" w:hAnsi="Times New Roman" w:cs="Times New Roman"/>
+          <w:b/>
+          <w:bCs/>
+          <w:color w:val="000000"/>
+          <w:kern w:val="0"/>
+          <w:sz w:val="28"/>
+          <w:szCs w:val="28"/>
+          <w:lang w:eastAsia="en-IN"/>
+          <w14:ligatures w14:val="none"/>
+        </w:rPr>
+      </w:pPr>
+    </w:p>
+    <w:p>
+      <w:pPr>
+        <w:spacing w:after="0" w:line="240" w:lineRule="auto"/>
+        <w:rPr>
+          <w:rFonts w:ascii="Times New Roman" w:eastAsia="Times New Roman" w:hAnsi="Times New Roman" w:cs="Times New Roman"/>
+          <w:b/>
+          <w:bCs/>
+          <w:color w:val="000000"/>
+          <w:kern w:val="0"/>
+          <w:sz w:val="28"/>
+          <w:szCs w:val="28"/>
+          <w:lang w:eastAsia="en-IN"/>
+          <w14:ligatures w14:val="none"/>
+        </w:rPr>
+      </w:pPr>
+    </w:p>
+    <w:p>
+      <w:pPr>
+        <w:spacing w:after="0" w:line="240" w:lineRule="auto"/>
+        <w:rPr>
+          <w:rFonts w:ascii="Times New Roman" w:eastAsia="Times New Roman" w:hAnsi="Times New Roman" w:cs="Times New Roman"/>
+          <w:b/>
+          <w:bCs/>
+          <w:color w:val="000000"/>
+          <w:kern w:val="0"/>
+          <w:sz w:val="28"/>
+          <w:szCs w:val="28"/>
+          <w:lang w:eastAsia="en-IN"/>
+          <w14:ligatures w14:val="none"/>
+        </w:rPr>
+      </w:pPr>
+    </w:p>
+    <w:p>
+      <w:pPr>
+        <w:pStyle w:val="ListParagraph"/>
+        <w:numPr>
+          <w:ilvl w:val="0"/>
+          <w:numId w:val="2"/>
+        </w:numPr>
+        <w:spacing w:after="0" w:line="240" w:lineRule="auto"/>
+        <w:rPr>
+          <w:rFonts w:eastAsia="Times New Roman" w:cstheme="minorHAnsi"/>
+          <w:b/>
+          <w:bCs/>
+          <w:color w:val="000000"/>
+          <w:kern w:val="0"/>
+          <w:sz w:val="28"/>
+          <w:szCs w:val="28"/>
+          <w:lang w:eastAsia="en-IN"/>
+          <w14:ligatures w14:val="none"/>
+        </w:rPr>
+      </w:pPr>
+      <w:r>
+        <w:rPr>
+          <w:rFonts w:eastAsia="Times New Roman" w:cstheme="minorHAnsi"/>
+          <w:b/>
+          <w:bCs/>
+          <w:color w:val="000000"/>
+          <w:kern w:val="0"/>
+          <w:sz w:val="28"/>
+          <w:szCs w:val="28"/>
+          <w:lang w:eastAsia="en-IN"/>
+          <w14:ligatures w14:val="none"/>
+        </w:rPr>
+        <w:lastRenderedPageBreak/>
+        <w:t>What is the Use of function key F5, F6, F7, f8, shift +F8, shift+ F12</w:t>
+      </w:r>
+    </w:p>
+    <w:p>
+      <w:pPr>
+        <w:pStyle w:val="ListParagraph"/>
+        <w:numPr>
+          <w:ilvl w:val="0"/>
+          <w:numId w:val="3"/>
+        </w:numPr>
+        <w:spacing w:after="0" w:line="240" w:lineRule="auto"/>
+        <w:rPr>
+          <w:rFonts w:eastAsia="Times New Roman" w:cstheme="minorHAnsi"/>
+          <w:color w:val="000000"/>
+          <w:kern w:val="0"/>
+          <w:sz w:val="28"/>
+          <w:szCs w:val="28"/>
+          <w:lang w:eastAsia="en-IN"/>
+          <w14:ligatures w14:val="none"/>
+        </w:rPr>
+      </w:pPr>
+      <w:r>
+        <w:rPr>
+          <w:rFonts w:eastAsia="Times New Roman" w:cstheme="minorHAnsi"/>
+          <w:b/>
+          <w:bCs/>
+          <w:color w:val="000000"/>
+          <w:kern w:val="0"/>
+          <w:sz w:val="28"/>
+          <w:szCs w:val="28"/>
+          <w:lang w:eastAsia="en-IN"/>
+          <w14:ligatures w14:val="none"/>
+        </w:rPr>
+        <w:t>F5</w:t>
+      </w:r>
+      <w:r>
+        <w:rPr>
+          <w:rFonts w:eastAsia="Times New Roman" w:cstheme="minorHAnsi"/>
+          <w:color w:val="000000"/>
+          <w:kern w:val="0"/>
+          <w:sz w:val="28"/>
+          <w:szCs w:val="28"/>
+          <w:lang w:eastAsia="en-IN"/>
+          <w14:ligatures w14:val="none"/>
+        </w:rPr>
+        <w:t xml:space="preserve"> </w:t>
+      </w:r>
+      <w:r>
+        <w:rPr>
+          <w:rFonts w:eastAsia="Times New Roman" w:cstheme="minorHAnsi"/>
+          <w:b/>
+          <w:bCs/>
+          <w:color w:val="000000"/>
+          <w:kern w:val="0"/>
+          <w:sz w:val="28"/>
+          <w:szCs w:val="28"/>
+          <w:lang w:eastAsia="en-IN"/>
+          <w14:ligatures w14:val="none"/>
+        </w:rPr>
+        <w:t xml:space="preserve">- </w:t>
+      </w:r>
+      <w:r>
+        <w:rPr>
+          <w:rFonts w:eastAsia="Times New Roman" w:cstheme="minorHAnsi"/>
+          <w:b/>
+          <w:bCs/>
+          <w:color w:val="000000"/>
+          <w:kern w:val="0"/>
+          <w:sz w:val="28"/>
+          <w:szCs w:val="28"/>
+          <w:lang w:eastAsia="en-IN"/>
+          <w14:ligatures w14:val="none"/>
+        </w:rPr>
+        <w:t>Single step (step into):</w:t>
+      </w:r>
+      <w:r>
+        <w:rPr>
+          <w:rFonts w:eastAsia="Times New Roman" w:cstheme="minorHAnsi"/>
+          <w:color w:val="000000"/>
+          <w:kern w:val="0"/>
+          <w:sz w:val="28"/>
+          <w:szCs w:val="28"/>
+          <w:lang w:eastAsia="en-IN"/>
+          <w14:ligatures w14:val="none"/>
+        </w:rPr>
+        <w:t xml:space="preserve"> Use this when you want to trace execution line by line and also go inside a called function module, method, or subroutine. If your cursor is on a CALL FUNCTION statement, F5 will take you into that FM's code.</w:t>
+      </w:r>
+      <w:r>
+        <w:rPr>
+          <w:rFonts w:eastAsia="Times New Roman" w:cstheme="minorHAnsi"/>
+          <w:color w:val="000000"/>
+          <w:kern w:val="0"/>
+          <w:sz w:val="28"/>
+          <w:szCs w:val="28"/>
+          <w:lang w:eastAsia="en-IN"/>
+          <w14:ligatures w14:val="none"/>
+        </w:rPr>
+        <w:br/>
+      </w:r>
+    </w:p>
+    <w:p>
+      <w:pPr>
+        <w:pStyle w:val="ListParagraph"/>
+        <w:numPr>
+          <w:ilvl w:val="0"/>
+          <w:numId w:val="3"/>
+        </w:numPr>
+        <w:spacing w:after="0" w:line="240" w:lineRule="auto"/>
+        <w:rPr>
+          <w:rFonts w:eastAsia="Times New Roman" w:cstheme="minorHAnsi"/>
+          <w:b/>
+          <w:bCs/>
+          <w:color w:val="000000"/>
+          <w:kern w:val="0"/>
+          <w:sz w:val="28"/>
+          <w:szCs w:val="28"/>
+          <w:lang w:eastAsia="en-IN"/>
+          <w14:ligatures w14:val="none"/>
+        </w:rPr>
+      </w:pPr>
+      <w:r>
+        <w:rPr>
+          <w:rFonts w:eastAsia="Times New Roman" w:cstheme="minorHAnsi"/>
+          <w:b/>
+          <w:bCs/>
+          <w:color w:val="000000"/>
+          <w:kern w:val="0"/>
+          <w:sz w:val="28"/>
+          <w:szCs w:val="28"/>
+          <w:lang w:eastAsia="en-IN"/>
+          <w14:ligatures w14:val="none"/>
+        </w:rPr>
+        <w:t>F6</w:t>
+      </w:r>
+      <w:r>
+        <w:rPr>
+          <w:rFonts w:eastAsia="Times New Roman" w:cstheme="minorHAnsi"/>
+          <w:b/>
+          <w:bCs/>
+          <w:color w:val="000000"/>
+          <w:kern w:val="0"/>
+          <w:sz w:val="28"/>
+          <w:szCs w:val="28"/>
+          <w:lang w:eastAsia="en-IN"/>
+          <w14:ligatures w14:val="none"/>
+        </w:rPr>
+        <w:t xml:space="preserve"> </w:t>
+      </w:r>
+      <w:r>
+        <w:rPr>
+          <w:rFonts w:eastAsia="Times New Roman" w:cstheme="minorHAnsi"/>
+          <w:b/>
+          <w:bCs/>
+          <w:color w:val="000000"/>
+          <w:kern w:val="0"/>
+          <w:sz w:val="28"/>
+          <w:szCs w:val="28"/>
+          <w:lang w:eastAsia="en-IN"/>
+          <w14:ligatures w14:val="none"/>
+        </w:rPr>
+        <w:t xml:space="preserve">- </w:t>
+      </w:r>
+      <w:r>
+        <w:rPr>
+          <w:rFonts w:eastAsia="Times New Roman" w:cstheme="minorHAnsi"/>
+          <w:b/>
+          <w:bCs/>
+          <w:color w:val="000000"/>
+          <w:kern w:val="0"/>
+          <w:sz w:val="28"/>
+          <w:szCs w:val="28"/>
+          <w:lang w:eastAsia="en-IN"/>
+          <w14:ligatures w14:val="none"/>
+        </w:rPr>
+        <w:t>Execute (step over):</w:t>
+      </w:r>
+      <w:r>
+        <w:rPr>
+          <w:rFonts w:eastAsia="Times New Roman" w:cstheme="minorHAnsi"/>
+          <w:color w:val="000000"/>
+          <w:kern w:val="0"/>
+          <w:sz w:val="28"/>
+          <w:szCs w:val="28"/>
+          <w:lang w:eastAsia="en-IN"/>
+          <w14:ligatures w14:val="none"/>
+        </w:rPr>
+        <w:t xml:space="preserve"> Similar to F5, but it treats a called FM/method as a single step — it runs the entire called block without entering it. Use this when you trust the FM is correct and don't want to debug inside it.</w:t>
+      </w:r>
+      <w:r>
+        <w:rPr>
+          <w:rFonts w:eastAsia="Times New Roman" w:cstheme="minorHAnsi"/>
+          <w:color w:val="000000"/>
+          <w:kern w:val="0"/>
+          <w:sz w:val="28"/>
+          <w:szCs w:val="28"/>
+          <w:lang w:eastAsia="en-IN"/>
+          <w14:ligatures w14:val="none"/>
+        </w:rPr>
+        <w:br/>
+      </w:r>
+    </w:p>
+    <w:p>
+      <w:pPr>
+        <w:pStyle w:val="ListParagraph"/>
+        <w:numPr>
+          <w:ilvl w:val="0"/>
+          <w:numId w:val="3"/>
+        </w:numPr>
+        <w:spacing w:after="0" w:line="240" w:lineRule="auto"/>
+        <w:rPr>
+          <w:rFonts w:eastAsia="Times New Roman" w:cstheme="minorHAnsi"/>
+          <w:color w:val="000000"/>
+          <w:kern w:val="0"/>
+          <w:sz w:val="28"/>
+          <w:szCs w:val="28"/>
+          <w:lang w:eastAsia="en-IN"/>
+          <w14:ligatures w14:val="none"/>
+        </w:rPr>
+      </w:pPr>
+      <w:r>
+        <w:rPr>
+          <w:rFonts w:eastAsia="Times New Roman" w:cstheme="minorHAnsi"/>
+          <w:b/>
+          <w:bCs/>
+          <w:color w:val="000000"/>
+          <w:kern w:val="0"/>
+          <w:sz w:val="28"/>
+          <w:szCs w:val="28"/>
+          <w:lang w:eastAsia="en-IN"/>
+          <w14:ligatures w14:val="none"/>
+        </w:rPr>
+        <w:t xml:space="preserve">F7 </w:t>
+      </w:r>
+      <w:r>
+        <w:rPr>
+          <w:rFonts w:eastAsia="Times New Roman" w:cstheme="minorHAnsi"/>
+          <w:b/>
+          <w:bCs/>
+          <w:color w:val="000000"/>
+          <w:kern w:val="0"/>
+          <w:sz w:val="28"/>
+          <w:szCs w:val="28"/>
+          <w:lang w:eastAsia="en-IN"/>
+          <w14:ligatures w14:val="none"/>
+        </w:rPr>
+        <w:t>-</w:t>
+      </w:r>
+      <w:r>
+        <w:rPr>
+          <w:rFonts w:eastAsia="Times New Roman" w:cstheme="minorHAnsi"/>
+          <w:b/>
+          <w:bCs/>
+          <w:color w:val="000000"/>
+          <w:kern w:val="0"/>
+          <w:sz w:val="28"/>
+          <w:szCs w:val="28"/>
+          <w:lang w:eastAsia="en-IN"/>
+          <w14:ligatures w14:val="none"/>
+        </w:rPr>
+        <w:t xml:space="preserve"> Return (step out):</w:t>
+      </w:r>
+      <w:r>
+        <w:rPr>
+          <w:rFonts w:eastAsia="Times New Roman" w:cstheme="minorHAnsi"/>
+          <w:color w:val="000000"/>
+          <w:kern w:val="0"/>
+          <w:sz w:val="28"/>
+          <w:szCs w:val="28"/>
+          <w:lang w:eastAsia="en-IN"/>
+          <w14:ligatures w14:val="none"/>
+        </w:rPr>
+        <w:t xml:space="preserve"> If you've stepped into a FM using F5 and want to come back without going line by line through all remaining lines inside it, press F7. It finishes the FM and returns you to the next line in the calling program.</w:t>
+      </w:r>
+      <w:r>
+        <w:rPr>
+          <w:rFonts w:eastAsia="Times New Roman" w:cstheme="minorHAnsi"/>
+          <w:color w:val="000000"/>
+          <w:kern w:val="0"/>
+          <w:sz w:val="28"/>
+          <w:szCs w:val="28"/>
+          <w:lang w:eastAsia="en-IN"/>
+          <w14:ligatures w14:val="none"/>
+        </w:rPr>
+        <w:br/>
+      </w:r>
+    </w:p>
+    <w:p>
+      <w:pPr>
+        <w:pStyle w:val="ListParagraph"/>
+        <w:numPr>
+          <w:ilvl w:val="0"/>
+          <w:numId w:val="3"/>
+        </w:numPr>
+        <w:spacing w:after="0" w:line="240" w:lineRule="auto"/>
+        <w:rPr>
+          <w:rFonts w:eastAsia="Times New Roman" w:cstheme="minorHAnsi"/>
+          <w:color w:val="000000"/>
+          <w:kern w:val="0"/>
+          <w:sz w:val="28"/>
+          <w:szCs w:val="28"/>
+          <w:lang w:eastAsia="en-IN"/>
+          <w14:ligatures w14:val="none"/>
+        </w:rPr>
+      </w:pPr>
+      <w:r>
+        <w:rPr>
+          <w:rFonts w:eastAsia="Times New Roman" w:cstheme="minorHAnsi"/>
+          <w:b/>
+          <w:bCs/>
+          <w:color w:val="000000"/>
+          <w:kern w:val="0"/>
+          <w:sz w:val="28"/>
+          <w:szCs w:val="28"/>
+          <w:lang w:eastAsia="en-IN"/>
+          <w14:ligatures w14:val="none"/>
+        </w:rPr>
+        <w:t xml:space="preserve">F8 </w:t>
+      </w:r>
+      <w:r>
+        <w:rPr>
+          <w:rFonts w:eastAsia="Times New Roman" w:cstheme="minorHAnsi"/>
+          <w:b/>
+          <w:bCs/>
+          <w:color w:val="000000"/>
+          <w:kern w:val="0"/>
+          <w:sz w:val="28"/>
+          <w:szCs w:val="28"/>
+          <w:lang w:eastAsia="en-IN"/>
+          <w14:ligatures w14:val="none"/>
+        </w:rPr>
+        <w:t>-</w:t>
+      </w:r>
+      <w:r>
+        <w:rPr>
+          <w:rFonts w:eastAsia="Times New Roman" w:cstheme="minorHAnsi"/>
+          <w:b/>
+          <w:bCs/>
+          <w:color w:val="000000"/>
+          <w:kern w:val="0"/>
+          <w:sz w:val="28"/>
+          <w:szCs w:val="28"/>
+          <w:lang w:eastAsia="en-IN"/>
+          <w14:ligatures w14:val="none"/>
+        </w:rPr>
+        <w:t xml:space="preserve"> Continue</w:t>
+      </w:r>
+      <w:r>
+        <w:rPr>
+          <w:rFonts w:eastAsia="Times New Roman" w:cstheme="minorHAnsi"/>
+          <w:color w:val="000000"/>
+          <w:kern w:val="0"/>
+          <w:sz w:val="28"/>
+          <w:szCs w:val="28"/>
+          <w:lang w:eastAsia="en-IN"/>
+          <w14:ligatures w14:val="none"/>
+        </w:rPr>
+        <w:t>: Resumes normal execution and runs until it hits the next breakpoint (set with BREAK-POINT statement or Stop button). Use this to jump between breakpoints quickly.</w:t>
+      </w:r>
+      <w:r>
+        <w:rPr>
+          <w:rFonts w:eastAsia="Times New Roman" w:cstheme="minorHAnsi"/>
+          <w:color w:val="000000"/>
+          <w:kern w:val="0"/>
+          <w:sz w:val="28"/>
+          <w:szCs w:val="28"/>
+          <w:lang w:eastAsia="en-IN"/>
+          <w14:ligatures w14:val="none"/>
+        </w:rPr>
+        <w:br/>
+      </w:r>
+    </w:p>
+    <w:p>
+      <w:pPr>
+        <w:pStyle w:val="ListParagraph"/>
+        <w:numPr>
+          <w:ilvl w:val="0"/>
+          <w:numId w:val="3"/>
+        </w:numPr>
+        <w:spacing w:after="0" w:line="240" w:lineRule="auto"/>
+        <w:rPr>
+          <w:rFonts w:eastAsia="Times New Roman" w:cstheme="minorHAnsi"/>
+          <w:color w:val="000000"/>
+          <w:kern w:val="0"/>
+          <w:sz w:val="28"/>
+          <w:szCs w:val="28"/>
+          <w:lang w:eastAsia="en-IN"/>
+          <w14:ligatures w14:val="none"/>
+        </w:rPr>
+      </w:pPr>
+      <w:r>
+        <w:rPr>
+          <w:rFonts w:eastAsia="Times New Roman" w:cstheme="minorHAnsi"/>
+          <w:b/>
+          <w:bCs/>
+          <w:color w:val="000000"/>
+          <w:kern w:val="0"/>
+          <w:sz w:val="28"/>
+          <w:szCs w:val="28"/>
+          <w:lang w:eastAsia="en-IN"/>
+          <w14:ligatures w14:val="none"/>
+        </w:rPr>
+        <w:t xml:space="preserve">Shift+F8 </w:t>
+      </w:r>
+      <w:r>
+        <w:rPr>
+          <w:rFonts w:eastAsia="Times New Roman" w:cstheme="minorHAnsi"/>
+          <w:b/>
+          <w:bCs/>
+          <w:color w:val="000000"/>
+          <w:kern w:val="0"/>
+          <w:sz w:val="28"/>
+          <w:szCs w:val="28"/>
+          <w:lang w:eastAsia="en-IN"/>
+          <w14:ligatures w14:val="none"/>
+        </w:rPr>
+        <w:t>-</w:t>
+      </w:r>
+      <w:r>
+        <w:rPr>
+          <w:rFonts w:eastAsia="Times New Roman" w:cstheme="minorHAnsi"/>
+          <w:b/>
+          <w:bCs/>
+          <w:color w:val="000000"/>
+          <w:kern w:val="0"/>
+          <w:sz w:val="28"/>
+          <w:szCs w:val="28"/>
+          <w:lang w:eastAsia="en-IN"/>
+          <w14:ligatures w14:val="none"/>
+        </w:rPr>
+        <w:t xml:space="preserve"> Continue to cursor:</w:t>
+      </w:r>
+      <w:r>
+        <w:rPr>
+          <w:rFonts w:eastAsia="Times New Roman" w:cstheme="minorHAnsi"/>
+          <w:color w:val="000000"/>
+          <w:kern w:val="0"/>
+          <w:sz w:val="28"/>
+          <w:szCs w:val="28"/>
+          <w:lang w:eastAsia="en-IN"/>
+          <w14:ligatures w14:val="none"/>
+        </w:rPr>
+        <w:t xml:space="preserve"> Place your cursor on any line and press Shift+F8 — the debugger will run up to that line without you needing to set a breakpoint. Very handy for skipping large internal table loops.</w:t>
+      </w:r>
+      <w:r>
+        <w:rPr>
+          <w:rFonts w:eastAsia="Times New Roman" w:cstheme="minorHAnsi"/>
+          <w:color w:val="000000"/>
+          <w:kern w:val="0"/>
+          <w:sz w:val="28"/>
+          <w:szCs w:val="28"/>
+          <w:lang w:eastAsia="en-IN"/>
+          <w14:ligatures w14:val="none"/>
+        </w:rPr>
+        <w:br/>
+      </w:r>
+    </w:p>
+    <w:tbl>
+      <w:tblPr>
+        <w:tblStyle w:val="TableGrid"/>
+        <w:tblW w:w="0" w:type="auto"/>
+        <w:tblInd w:w="360" w:type="dxa"/>
+        <w:tblLook w:val="04A0" w:firstRow="1" w:lastRow="0" w:firstColumn="1" w:lastColumn="0" w:noHBand="0" w:noVBand="1"/>
+      </w:tblPr>
+      <w:tblGrid>
+        <w:gridCol w:w="7573"/>
+      </w:tblGrid>
+      <w:tr>
+        <w:tc>
+          <w:tcPr>
+            <w:tcW w:w="7573" w:type="dxa"/>
+          </w:tcPr>
+          <w:tbl>
+            <w:tblPr>
+              <w:tblW w:w="0" w:type="auto"/>
+              <w:tblCellSpacing w:w="15" w:type="dxa"/>
+              <w:tblCellMar>
+                <w:top w:w="15" w:type="dxa"/>
+                <w:left w:w="15" w:type="dxa"/>
+                <w:bottom w:w="15" w:type="dxa"/>
+                <w:right w:w="15" w:type="dxa"/>
+              </w:tblCellMar>
+              <w:tblLook w:val="04A0" w:firstRow="1" w:lastRow="0" w:firstColumn="1" w:lastColumn="0" w:noHBand="0" w:noVBand="1"/>
+            </w:tblPr>
+            <w:tblGrid>
+              <w:gridCol w:w="1633"/>
+              <w:gridCol w:w="66"/>
+              <w:gridCol w:w="2433"/>
+              <w:gridCol w:w="66"/>
+              <w:gridCol w:w="3105"/>
+            </w:tblGrid>
+            <w:tr>
+              <w:trPr>
+                <w:tblHeader/>
+                <w:tblCellSpacing w:w="15" w:type="dxa"/>
+              </w:trPr>
+              <w:tc>
+                <w:tcPr>
+                  <w:tcW w:w="0" w:type="auto"/>
+                  <w:vAlign w:val="center"/>
+                  <w:hideMark/>
+                </w:tcPr>
+                <w:p>
+                  <w:pPr>
+                    <w:pStyle w:val="ListParagraph"/>
+                    <w:ind w:left="360"/>
+                    <w:rPr>
+                      <w:rFonts w:eastAsia="Times New Roman" w:cstheme="minorHAnsi"/>
+                      <w:b/>
+                      <w:bCs/>
+                      <w:color w:val="000000"/>
+                      <w:kern w:val="0"/>
+                      <w:sz w:val="28"/>
+                      <w:szCs w:val="28"/>
+                      <w:lang w:eastAsia="en-IN"/>
+                      <w14:ligatures w14:val="none"/>
+                    </w:rPr>
+                  </w:pPr>
+                  <w:r>
+                    <w:rPr>
+                      <w:rFonts w:eastAsia="Times New Roman" w:cstheme="minorHAnsi"/>
+                      <w:b/>
+                      <w:bCs/>
+                      <w:color w:val="000000"/>
+                      <w:kern w:val="0"/>
+                      <w:sz w:val="28"/>
+                      <w:szCs w:val="28"/>
+                      <w:lang w:eastAsia="en-IN"/>
+                      <w14:ligatures w14:val="none"/>
+                    </w:rPr>
+                    <w:t>Key</w:t>
+                  </w:r>
+                </w:p>
+              </w:tc>
+              <w:tc>
+                <w:tcPr>
+                  <w:tcW w:w="0" w:type="auto"/>
+                </w:tcPr>
+                <w:p>
+                  <w:pPr>
+                    <w:pStyle w:val="ListParagraph"/>
+                    <w:ind w:left="360"/>
+                    <w:rPr>
+                      <w:rFonts w:eastAsia="Times New Roman" w:cstheme="minorHAnsi"/>
+                      <w:b/>
+                      <w:bCs/>
+                      <w:color w:val="000000"/>
+                      <w:kern w:val="0"/>
+                      <w:sz w:val="28"/>
+                      <w:szCs w:val="28"/>
+                      <w:lang w:eastAsia="en-IN"/>
+                      <w14:ligatures w14:val="none"/>
+                    </w:rPr>
+                  </w:pPr>
+                </w:p>
+              </w:tc>
+              <w:tc>
+                <w:tcPr>
+                  <w:tcW w:w="0" w:type="auto"/>
+                  <w:vAlign w:val="center"/>
+                  <w:hideMark/>
+                </w:tcPr>
+                <w:p>
+                  <w:pPr>
+                    <w:pStyle w:val="ListParagraph"/>
+                    <w:ind w:left="360"/>
+                    <w:rPr>
+                      <w:rFonts w:eastAsia="Times New Roman" w:cstheme="minorHAnsi"/>
+                      <w:b/>
+                      <w:bCs/>
+                      <w:color w:val="000000"/>
+                      <w:kern w:val="0"/>
+                      <w:sz w:val="28"/>
+                      <w:szCs w:val="28"/>
+                      <w:lang w:eastAsia="en-IN"/>
+                      <w14:ligatures w14:val="none"/>
+                    </w:rPr>
+                  </w:pPr>
+                  <w:r>
+                    <w:rPr>
+                      <w:rFonts w:eastAsia="Times New Roman" w:cstheme="minorHAnsi"/>
+                      <w:b/>
+                      <w:bCs/>
+                      <w:color w:val="000000"/>
+                      <w:kern w:val="0"/>
+                      <w:sz w:val="28"/>
+                      <w:szCs w:val="28"/>
+                      <w:lang w:eastAsia="en-IN"/>
+                      <w14:ligatures w14:val="none"/>
+                    </w:rPr>
+                    <w:t>Action</w:t>
+                  </w:r>
+                </w:p>
+              </w:tc>
+              <w:tc>
+                <w:tcPr>
+                  <w:tcW w:w="0" w:type="auto"/>
+                </w:tcPr>
+                <w:p>
+                  <w:pPr>
+                    <w:pStyle w:val="ListParagraph"/>
+                    <w:ind w:left="360"/>
+                    <w:rPr>
+                      <w:rFonts w:eastAsia="Times New Roman" w:cstheme="minorHAnsi"/>
+                      <w:b/>
+                      <w:bCs/>
+                      <w:color w:val="000000"/>
+                      <w:kern w:val="0"/>
+                      <w:sz w:val="28"/>
+                      <w:szCs w:val="28"/>
+                      <w:lang w:eastAsia="en-IN"/>
+                      <w14:ligatures w14:val="none"/>
+                    </w:rPr>
+                  </w:pPr>
+                </w:p>
+              </w:tc>
+              <w:tc>
+                <w:tcPr>
+                  <w:tcW w:w="0" w:type="auto"/>
+                  <w:vAlign w:val="center"/>
+                  <w:hideMark/>
+                </w:tcPr>
+                <w:p>
+                  <w:pPr>
+                    <w:pStyle w:val="ListParagraph"/>
+                    <w:ind w:left="360"/>
+                    <w:rPr>
+                      <w:rFonts w:eastAsia="Times New Roman" w:cstheme="minorHAnsi"/>
+                      <w:b/>
+                      <w:bCs/>
+                      <w:color w:val="000000"/>
+                      <w:kern w:val="0"/>
+                      <w:sz w:val="28"/>
+                      <w:szCs w:val="28"/>
+                      <w:lang w:eastAsia="en-IN"/>
+                      <w14:ligatures w14:val="none"/>
+                    </w:rPr>
+                  </w:pPr>
+                  <w:r>
+                    <w:rPr>
+                      <w:rFonts w:eastAsia="Times New Roman" w:cstheme="minorHAnsi"/>
+                      <w:b/>
+                      <w:bCs/>
+                      <w:color w:val="000000"/>
+                      <w:kern w:val="0"/>
+                      <w:sz w:val="28"/>
+                      <w:szCs w:val="28"/>
+                      <w:lang w:eastAsia="en-IN"/>
+                      <w14:ligatures w14:val="none"/>
+                    </w:rPr>
+                    <w:t>Purpose</w:t>
+                  </w:r>
+                </w:p>
+              </w:tc>
+            </w:tr>
+            <w:tr>
+              <w:trPr>
+                <w:tblCellSpacing w:w="15" w:type="dxa"/>
+              </w:trPr>
+              <w:tc>
+                <w:tcPr>
+                  <w:tcW w:w="0" w:type="auto"/>
+                  <w:vAlign w:val="center"/>
+                  <w:hideMark/>
+                </w:tcPr>
+                <w:p>
+                  <w:pPr>
+                    <w:pStyle w:val="ListParagraph"/>
+                    <w:ind w:left="360"/>
+                    <w:rPr>
+                      <w:rFonts w:eastAsia="Times New Roman" w:cstheme="minorHAnsi"/>
+                      <w:color w:val="000000"/>
+                      <w:kern w:val="0"/>
+                      <w:sz w:val="28"/>
+                      <w:szCs w:val="28"/>
+                      <w:lang w:eastAsia="en-IN"/>
+                      <w14:ligatures w14:val="none"/>
+                    </w:rPr>
+                  </w:pPr>
+                  <w:r>
+                    <w:rPr>
+                      <w:rFonts w:eastAsia="Times New Roman" w:cstheme="minorHAnsi"/>
+                      <w:color w:val="000000"/>
+                      <w:kern w:val="0"/>
+                      <w:sz w:val="28"/>
+                      <w:szCs w:val="28"/>
+                      <w:lang w:eastAsia="en-IN"/>
+                      <w14:ligatures w14:val="none"/>
+                    </w:rPr>
+                    <w:t>F5</w:t>
+                  </w:r>
+                </w:p>
+              </w:tc>
+              <w:tc>
+                <w:tcPr>
+                  <w:tcW w:w="0" w:type="auto"/>
+                </w:tcPr>
+                <w:p>
+                  <w:pPr>
+                    <w:pStyle w:val="ListParagraph"/>
+                    <w:ind w:left="360"/>
+                    <w:rPr>
+                      <w:rFonts w:eastAsia="Times New Roman" w:cstheme="minorHAnsi"/>
+                      <w:color w:val="000000"/>
+                      <w:kern w:val="0"/>
+                      <w:sz w:val="28"/>
+                      <w:szCs w:val="28"/>
+                      <w:lang w:eastAsia="en-IN"/>
+                      <w14:ligatures w14:val="none"/>
+                    </w:rPr>
+                  </w:pPr>
+                </w:p>
+              </w:tc>
+              <w:tc>
+                <w:tcPr>
+                  <w:tcW w:w="0" w:type="auto"/>
+                  <w:vAlign w:val="center"/>
+                  <w:hideMark/>
+                </w:tcPr>
+                <w:p>
+                  <w:pPr>
+                    <w:pStyle w:val="ListParagraph"/>
+                    <w:ind w:left="360"/>
+                    <w:rPr>
+                      <w:rFonts w:eastAsia="Times New Roman" w:cstheme="minorHAnsi"/>
+                      <w:color w:val="000000"/>
+                      <w:kern w:val="0"/>
+                      <w:sz w:val="28"/>
+                      <w:szCs w:val="28"/>
+                      <w:lang w:eastAsia="en-IN"/>
+                      <w14:ligatures w14:val="none"/>
+                    </w:rPr>
+                  </w:pPr>
+                  <w:r>
+                    <w:rPr>
+                      <w:rFonts w:eastAsia="Times New Roman" w:cstheme="minorHAnsi"/>
+                      <w:color w:val="000000"/>
+                      <w:kern w:val="0"/>
+                      <w:sz w:val="28"/>
+                      <w:szCs w:val="28"/>
+                      <w:lang w:eastAsia="en-IN"/>
+                      <w14:ligatures w14:val="none"/>
+                    </w:rPr>
+                    <w:t>Step Into</w:t>
+                  </w:r>
+                </w:p>
+              </w:tc>
+              <w:tc>
+                <w:tcPr>
+                  <w:tcW w:w="0" w:type="auto"/>
+                </w:tcPr>
+                <w:p>
+                  <w:pPr>
+                    <w:pStyle w:val="ListParagraph"/>
+                    <w:ind w:left="360"/>
+                    <w:rPr>
+                      <w:rFonts w:eastAsia="Times New Roman" w:cstheme="minorHAnsi"/>
+                      <w:color w:val="000000"/>
+                      <w:kern w:val="0"/>
+                      <w:sz w:val="28"/>
+                      <w:szCs w:val="28"/>
+                      <w:lang w:eastAsia="en-IN"/>
+                      <w14:ligatures w14:val="none"/>
+                    </w:rPr>
+                  </w:pPr>
+                </w:p>
+              </w:tc>
+              <w:tc>
+                <w:tcPr>
+                  <w:tcW w:w="0" w:type="auto"/>
+                  <w:vAlign w:val="center"/>
+                  <w:hideMark/>
+                </w:tcPr>
+                <w:p>
+                  <w:pPr>
+                    <w:pStyle w:val="ListParagraph"/>
+                    <w:ind w:left="360"/>
+                    <w:rPr>
+                      <w:rFonts w:eastAsia="Times New Roman" w:cstheme="minorHAnsi"/>
+                      <w:color w:val="000000"/>
+                      <w:kern w:val="0"/>
+                      <w:sz w:val="28"/>
+                      <w:szCs w:val="28"/>
+                      <w:lang w:eastAsia="en-IN"/>
+                      <w14:ligatures w14:val="none"/>
+                    </w:rPr>
+                  </w:pPr>
+                  <w:r>
+                    <w:rPr>
+                      <w:rFonts w:eastAsia="Times New Roman" w:cstheme="minorHAnsi"/>
+                      <w:color w:val="000000"/>
+                      <w:kern w:val="0"/>
+                      <w:sz w:val="28"/>
+                      <w:szCs w:val="28"/>
+                      <w:lang w:eastAsia="en-IN"/>
+                      <w14:ligatures w14:val="none"/>
+                    </w:rPr>
+                    <w:t>Go inside function</w:t>
+                  </w:r>
+                </w:p>
+              </w:tc>
+            </w:tr>
+            <w:tr>
+              <w:trPr>
+                <w:tblCellSpacing w:w="15" w:type="dxa"/>
+              </w:trPr>
+              <w:tc>
+                <w:tcPr>
+                  <w:tcW w:w="0" w:type="auto"/>
+                  <w:vAlign w:val="center"/>
+                  <w:hideMark/>
+                </w:tcPr>
+                <w:p>
+                  <w:pPr>
+                    <w:pStyle w:val="ListParagraph"/>
+                    <w:ind w:left="360"/>
+                    <w:rPr>
+                      <w:rFonts w:eastAsia="Times New Roman" w:cstheme="minorHAnsi"/>
+                      <w:color w:val="000000"/>
+                      <w:kern w:val="0"/>
+                      <w:sz w:val="28"/>
+                      <w:szCs w:val="28"/>
+                      <w:lang w:eastAsia="en-IN"/>
+                      <w14:ligatures w14:val="none"/>
+                    </w:rPr>
+                  </w:pPr>
+                  <w:r>
+                    <w:rPr>
+                      <w:rFonts w:eastAsia="Times New Roman" w:cstheme="minorHAnsi"/>
+                      <w:color w:val="000000"/>
+                      <w:kern w:val="0"/>
+                      <w:sz w:val="28"/>
+                      <w:szCs w:val="28"/>
+                      <w:lang w:eastAsia="en-IN"/>
+                      <w14:ligatures w14:val="none"/>
+                    </w:rPr>
+                    <w:t>F6</w:t>
+                  </w:r>
+                </w:p>
+              </w:tc>
+              <w:tc>
+                <w:tcPr>
+                  <w:tcW w:w="0" w:type="auto"/>
+                </w:tcPr>
+                <w:p>
+                  <w:pPr>
+                    <w:pStyle w:val="ListParagraph"/>
+                    <w:ind w:left="360"/>
+                    <w:rPr>
+                      <w:rFonts w:eastAsia="Times New Roman" w:cstheme="minorHAnsi"/>
+                      <w:color w:val="000000"/>
+                      <w:kern w:val="0"/>
+                      <w:sz w:val="28"/>
+                      <w:szCs w:val="28"/>
+                      <w:lang w:eastAsia="en-IN"/>
+                      <w14:ligatures w14:val="none"/>
+                    </w:rPr>
+                  </w:pPr>
+                </w:p>
+              </w:tc>
+              <w:tc>
+                <w:tcPr>
+                  <w:tcW w:w="0" w:type="auto"/>
+                  <w:vAlign w:val="center"/>
+                  <w:hideMark/>
+                </w:tcPr>
+                <w:p>
+                  <w:pPr>
+                    <w:pStyle w:val="ListParagraph"/>
+                    <w:ind w:left="360"/>
+                    <w:rPr>
+                      <w:rFonts w:eastAsia="Times New Roman" w:cstheme="minorHAnsi"/>
+                      <w:color w:val="000000"/>
+                      <w:kern w:val="0"/>
+                      <w:sz w:val="28"/>
+                      <w:szCs w:val="28"/>
+                      <w:lang w:eastAsia="en-IN"/>
+                      <w14:ligatures w14:val="none"/>
+                    </w:rPr>
+                  </w:pPr>
+                  <w:r>
+                    <w:rPr>
+                      <w:rFonts w:eastAsia="Times New Roman" w:cstheme="minorHAnsi"/>
+                      <w:color w:val="000000"/>
+                      <w:kern w:val="0"/>
+                      <w:sz w:val="28"/>
+                      <w:szCs w:val="28"/>
+                      <w:lang w:eastAsia="en-IN"/>
+                      <w14:ligatures w14:val="none"/>
+                    </w:rPr>
+                    <w:t>Step Over</w:t>
+                  </w:r>
+                </w:p>
+              </w:tc>
+              <w:tc>
+                <w:tcPr>
+                  <w:tcW w:w="0" w:type="auto"/>
+                </w:tcPr>
+                <w:p>
+                  <w:pPr>
+                    <w:pStyle w:val="ListParagraph"/>
+                    <w:ind w:left="360"/>
+                    <w:rPr>
+                      <w:rFonts w:eastAsia="Times New Roman" w:cstheme="minorHAnsi"/>
+                      <w:color w:val="000000"/>
+                      <w:kern w:val="0"/>
+                      <w:sz w:val="28"/>
+                      <w:szCs w:val="28"/>
+                      <w:lang w:eastAsia="en-IN"/>
+                      <w14:ligatures w14:val="none"/>
+                    </w:rPr>
+                  </w:pPr>
+                </w:p>
+              </w:tc>
+              <w:tc>
+                <w:tcPr>
+                  <w:tcW w:w="0" w:type="auto"/>
+                  <w:vAlign w:val="center"/>
+                  <w:hideMark/>
+                </w:tcPr>
+                <w:p>
+                  <w:pPr>
+                    <w:pStyle w:val="ListParagraph"/>
+                    <w:ind w:left="360"/>
+                    <w:rPr>
+                      <w:rFonts w:eastAsia="Times New Roman" w:cstheme="minorHAnsi"/>
+                      <w:color w:val="000000"/>
+                      <w:kern w:val="0"/>
+                      <w:sz w:val="28"/>
+                      <w:szCs w:val="28"/>
+                      <w:lang w:eastAsia="en-IN"/>
+                      <w14:ligatures w14:val="none"/>
+                    </w:rPr>
+                  </w:pPr>
+                  <w:r>
+                    <w:rPr>
+                      <w:rFonts w:eastAsia="Times New Roman" w:cstheme="minorHAnsi"/>
+                      <w:color w:val="000000"/>
+                      <w:kern w:val="0"/>
+                      <w:sz w:val="28"/>
+                      <w:szCs w:val="28"/>
+                      <w:lang w:eastAsia="en-IN"/>
+                      <w14:ligatures w14:val="none"/>
+                    </w:rPr>
+                    <w:t>Skip function</w:t>
+                  </w:r>
+                </w:p>
+              </w:tc>
+            </w:tr>
+            <w:tr>
+              <w:trPr>
+                <w:tblCellSpacing w:w="15" w:type="dxa"/>
+              </w:trPr>
+              <w:tc>
+                <w:tcPr>
+                  <w:tcW w:w="0" w:type="auto"/>
+                  <w:vAlign w:val="center"/>
+                  <w:hideMark/>
+                </w:tcPr>
+                <w:p>
+                  <w:pPr>
+                    <w:pStyle w:val="ListParagraph"/>
+                    <w:ind w:left="360"/>
+                    <w:rPr>
+                      <w:rFonts w:eastAsia="Times New Roman" w:cstheme="minorHAnsi"/>
+                      <w:color w:val="000000"/>
+                      <w:kern w:val="0"/>
+                      <w:sz w:val="28"/>
+                      <w:szCs w:val="28"/>
+                      <w:lang w:eastAsia="en-IN"/>
+                      <w14:ligatures w14:val="none"/>
+                    </w:rPr>
+                  </w:pPr>
+                  <w:r>
+                    <w:rPr>
+                      <w:rFonts w:eastAsia="Times New Roman" w:cstheme="minorHAnsi"/>
+                      <w:color w:val="000000"/>
+                      <w:kern w:val="0"/>
+                      <w:sz w:val="28"/>
+                      <w:szCs w:val="28"/>
+                      <w:lang w:eastAsia="en-IN"/>
+                      <w14:ligatures w14:val="none"/>
+                    </w:rPr>
+                    <w:t>F7</w:t>
+                  </w:r>
+                </w:p>
+              </w:tc>
+              <w:tc>
+                <w:tcPr>
+                  <w:tcW w:w="0" w:type="auto"/>
+                </w:tcPr>
+                <w:p>
+                  <w:pPr>
+                    <w:pStyle w:val="ListParagraph"/>
+                    <w:ind w:left="360"/>
+                    <w:rPr>
+                      <w:rFonts w:eastAsia="Times New Roman" w:cstheme="minorHAnsi"/>
+                      <w:color w:val="000000"/>
+                      <w:kern w:val="0"/>
+                      <w:sz w:val="28"/>
+                      <w:szCs w:val="28"/>
+                      <w:lang w:eastAsia="en-IN"/>
+                      <w14:ligatures w14:val="none"/>
+                    </w:rPr>
+                  </w:pPr>
+                </w:p>
+              </w:tc>
+              <w:tc>
+                <w:tcPr>
+                  <w:tcW w:w="0" w:type="auto"/>
+                  <w:vAlign w:val="center"/>
+                  <w:hideMark/>
+                </w:tcPr>
+                <w:p>
+                  <w:pPr>
+                    <w:pStyle w:val="ListParagraph"/>
+                    <w:ind w:left="360"/>
+                    <w:rPr>
+                      <w:rFonts w:eastAsia="Times New Roman" w:cstheme="minorHAnsi"/>
+                      <w:color w:val="000000"/>
+                      <w:kern w:val="0"/>
+                      <w:sz w:val="28"/>
+                      <w:szCs w:val="28"/>
+                      <w:lang w:eastAsia="en-IN"/>
+                      <w14:ligatures w14:val="none"/>
+                    </w:rPr>
+                  </w:pPr>
+                  <w:r>
+                    <w:rPr>
+                      <w:rFonts w:eastAsia="Times New Roman" w:cstheme="minorHAnsi"/>
+                      <w:color w:val="000000"/>
+                      <w:kern w:val="0"/>
+                      <w:sz w:val="28"/>
+                      <w:szCs w:val="28"/>
+                      <w:lang w:eastAsia="en-IN"/>
+                      <w14:ligatures w14:val="none"/>
+                    </w:rPr>
+                    <w:t>Return</w:t>
+                  </w:r>
+                </w:p>
+              </w:tc>
+              <w:tc>
+                <w:tcPr>
+                  <w:tcW w:w="0" w:type="auto"/>
+                </w:tcPr>
+                <w:p>
+                  <w:pPr>
+                    <w:pStyle w:val="ListParagraph"/>
+                    <w:ind w:left="360"/>
+                    <w:rPr>
+                      <w:rFonts w:eastAsia="Times New Roman" w:cstheme="minorHAnsi"/>
+                      <w:color w:val="000000"/>
+                      <w:kern w:val="0"/>
+                      <w:sz w:val="28"/>
+                      <w:szCs w:val="28"/>
+                      <w:lang w:eastAsia="en-IN"/>
+                      <w14:ligatures w14:val="none"/>
+                    </w:rPr>
+                  </w:pPr>
+                </w:p>
+              </w:tc>
+              <w:tc>
+                <w:tcPr>
+                  <w:tcW w:w="0" w:type="auto"/>
+                  <w:vAlign w:val="center"/>
+                  <w:hideMark/>
+                </w:tcPr>
+                <w:p>
+                  <w:pPr>
+                    <w:pStyle w:val="ListParagraph"/>
+                    <w:ind w:left="360"/>
+                    <w:rPr>
+                      <w:rFonts w:eastAsia="Times New Roman" w:cstheme="minorHAnsi"/>
+                      <w:color w:val="000000"/>
+                      <w:kern w:val="0"/>
+                      <w:sz w:val="28"/>
+                      <w:szCs w:val="28"/>
+                      <w:lang w:eastAsia="en-IN"/>
+                      <w14:ligatures w14:val="none"/>
+                    </w:rPr>
+                  </w:pPr>
+                  <w:r>
+                    <w:rPr>
+                      <w:rFonts w:eastAsia="Times New Roman" w:cstheme="minorHAnsi"/>
+                      <w:color w:val="000000"/>
+                      <w:kern w:val="0"/>
+                      <w:sz w:val="28"/>
+                      <w:szCs w:val="28"/>
+                      <w:lang w:eastAsia="en-IN"/>
+                      <w14:ligatures w14:val="none"/>
+                    </w:rPr>
+                    <w:t>Exit current routine</w:t>
+                  </w:r>
+                </w:p>
+              </w:tc>
+            </w:tr>
+            <w:tr>
+              <w:trPr>
+                <w:tblCellSpacing w:w="15" w:type="dxa"/>
+              </w:trPr>
+              <w:tc>
+                <w:tcPr>
+                  <w:tcW w:w="0" w:type="auto"/>
+                  <w:vAlign w:val="center"/>
+                  <w:hideMark/>
+                </w:tcPr>
+                <w:p>
+                  <w:pPr>
+                    <w:pStyle w:val="ListParagraph"/>
+                    <w:ind w:left="360"/>
+                    <w:rPr>
+                      <w:rFonts w:eastAsia="Times New Roman" w:cstheme="minorHAnsi"/>
+                      <w:color w:val="000000"/>
+                      <w:kern w:val="0"/>
+                      <w:sz w:val="28"/>
+                      <w:szCs w:val="28"/>
+                      <w:lang w:eastAsia="en-IN"/>
+                      <w14:ligatures w14:val="none"/>
+                    </w:rPr>
+                  </w:pPr>
+                  <w:r>
+                    <w:rPr>
+                      <w:rFonts w:eastAsia="Times New Roman" w:cstheme="minorHAnsi"/>
+                      <w:color w:val="000000"/>
+                      <w:kern w:val="0"/>
+                      <w:sz w:val="28"/>
+                      <w:szCs w:val="28"/>
+                      <w:lang w:eastAsia="en-IN"/>
+                      <w14:ligatures w14:val="none"/>
+                    </w:rPr>
+                    <w:t>F8</w:t>
+                  </w:r>
+                </w:p>
+              </w:tc>
+              <w:tc>
+                <w:tcPr>
+                  <w:tcW w:w="0" w:type="auto"/>
+                </w:tcPr>
+                <w:p>
+                  <w:pPr>
+                    <w:pStyle w:val="ListParagraph"/>
+                    <w:ind w:left="360"/>
+                    <w:rPr>
+                      <w:rFonts w:eastAsia="Times New Roman" w:cstheme="minorHAnsi"/>
+                      <w:color w:val="000000"/>
+                      <w:kern w:val="0"/>
+                      <w:sz w:val="28"/>
+                      <w:szCs w:val="28"/>
+                      <w:lang w:eastAsia="en-IN"/>
+                      <w14:ligatures w14:val="none"/>
+                    </w:rPr>
+                  </w:pPr>
+                </w:p>
+              </w:tc>
+              <w:tc>
+                <w:tcPr>
+                  <w:tcW w:w="0" w:type="auto"/>
+                  <w:vAlign w:val="center"/>
+                  <w:hideMark/>
+                </w:tcPr>
+                <w:p>
+                  <w:pPr>
+                    <w:pStyle w:val="ListParagraph"/>
+                    <w:ind w:left="360"/>
+                    <w:rPr>
+                      <w:rFonts w:eastAsia="Times New Roman" w:cstheme="minorHAnsi"/>
+                      <w:color w:val="000000"/>
+                      <w:kern w:val="0"/>
+                      <w:sz w:val="28"/>
+                      <w:szCs w:val="28"/>
+                      <w:lang w:eastAsia="en-IN"/>
+                      <w14:ligatures w14:val="none"/>
+                    </w:rPr>
+                  </w:pPr>
+                  <w:r>
+                    <w:rPr>
+                      <w:rFonts w:eastAsia="Times New Roman" w:cstheme="minorHAnsi"/>
+                      <w:color w:val="000000"/>
+                      <w:kern w:val="0"/>
+                      <w:sz w:val="28"/>
+                      <w:szCs w:val="28"/>
+                      <w:lang w:eastAsia="en-IN"/>
+                      <w14:ligatures w14:val="none"/>
+                    </w:rPr>
+                    <w:t>Continue</w:t>
+                  </w:r>
+                </w:p>
+              </w:tc>
+              <w:tc>
+                <w:tcPr>
+                  <w:tcW w:w="0" w:type="auto"/>
+                </w:tcPr>
+                <w:p>
+                  <w:pPr>
+                    <w:pStyle w:val="ListParagraph"/>
+                    <w:ind w:left="360"/>
+                    <w:rPr>
+                      <w:rFonts w:eastAsia="Times New Roman" w:cstheme="minorHAnsi"/>
+                      <w:color w:val="000000"/>
+                      <w:kern w:val="0"/>
+                      <w:sz w:val="28"/>
+                      <w:szCs w:val="28"/>
+                      <w:lang w:eastAsia="en-IN"/>
+                      <w14:ligatures w14:val="none"/>
+                    </w:rPr>
+                  </w:pPr>
+                </w:p>
+              </w:tc>
+              <w:tc>
+                <w:tcPr>
+                  <w:tcW w:w="0" w:type="auto"/>
+                  <w:vAlign w:val="center"/>
+                  <w:hideMark/>
+                </w:tcPr>
+                <w:p>
+                  <w:pPr>
+                    <w:pStyle w:val="ListParagraph"/>
+                    <w:ind w:left="360"/>
+                    <w:rPr>
+                      <w:rFonts w:eastAsia="Times New Roman" w:cstheme="minorHAnsi"/>
+                      <w:color w:val="000000"/>
+                      <w:kern w:val="0"/>
+                      <w:sz w:val="28"/>
+                      <w:szCs w:val="28"/>
+                      <w:lang w:eastAsia="en-IN"/>
+                      <w14:ligatures w14:val="none"/>
+                    </w:rPr>
+                  </w:pPr>
+                  <w:r>
+                    <w:rPr>
+                      <w:rFonts w:eastAsia="Times New Roman" w:cstheme="minorHAnsi"/>
+                      <w:color w:val="000000"/>
+                      <w:kern w:val="0"/>
+                      <w:sz w:val="28"/>
+                      <w:szCs w:val="28"/>
+                      <w:lang w:eastAsia="en-IN"/>
+                      <w14:ligatures w14:val="none"/>
+                    </w:rPr>
+                    <w:t>Run till next breakpoint</w:t>
+                  </w:r>
+                </w:p>
+              </w:tc>
+            </w:tr>
+            <w:tr>
+              <w:trPr>
+                <w:tblCellSpacing w:w="15" w:type="dxa"/>
+              </w:trPr>
+              <w:tc>
+                <w:tcPr>
+                  <w:tcW w:w="0" w:type="auto"/>
+                  <w:vAlign w:val="center"/>
+                  <w:hideMark/>
+                </w:tcPr>
+                <w:p>
+                  <w:pPr>
+                    <w:pStyle w:val="ListParagraph"/>
+                    <w:ind w:left="360"/>
+                    <w:rPr>
+                      <w:rFonts w:eastAsia="Times New Roman" w:cstheme="minorHAnsi"/>
+                      <w:color w:val="000000"/>
+                      <w:kern w:val="0"/>
+                      <w:sz w:val="28"/>
+                      <w:szCs w:val="28"/>
+                      <w:lang w:eastAsia="en-IN"/>
+                      <w14:ligatures w14:val="none"/>
+                    </w:rPr>
+                  </w:pPr>
+                  <w:r>
+                    <w:rPr>
+                      <w:rFonts w:eastAsia="Times New Roman" w:cstheme="minorHAnsi"/>
+                      <w:color w:val="000000"/>
+                      <w:kern w:val="0"/>
+                      <w:sz w:val="28"/>
+                      <w:szCs w:val="28"/>
+                      <w:lang w:eastAsia="en-IN"/>
+                      <w14:ligatures w14:val="none"/>
+                    </w:rPr>
+                    <w:t>Shift + F8</w:t>
+                  </w:r>
+                </w:p>
+              </w:tc>
+              <w:tc>
+                <w:tcPr>
+                  <w:tcW w:w="0" w:type="auto"/>
+                </w:tcPr>
+                <w:p>
+                  <w:pPr>
+                    <w:pStyle w:val="ListParagraph"/>
+                    <w:ind w:left="360"/>
+                    <w:rPr>
+                      <w:rFonts w:eastAsia="Times New Roman" w:cstheme="minorHAnsi"/>
+                      <w:color w:val="000000"/>
+                      <w:kern w:val="0"/>
+                      <w:sz w:val="28"/>
+                      <w:szCs w:val="28"/>
+                      <w:lang w:eastAsia="en-IN"/>
+                      <w14:ligatures w14:val="none"/>
+                    </w:rPr>
+                  </w:pPr>
+                </w:p>
+              </w:tc>
+              <w:tc>
+                <w:tcPr>
+                  <w:tcW w:w="0" w:type="auto"/>
+                  <w:vAlign w:val="center"/>
+                  <w:hideMark/>
+                </w:tcPr>
+                <w:p>
+                  <w:pPr>
+                    <w:pStyle w:val="ListParagraph"/>
+                    <w:ind w:left="360"/>
+                    <w:rPr>
+                      <w:rFonts w:eastAsia="Times New Roman" w:cstheme="minorHAnsi"/>
+                      <w:color w:val="000000"/>
+                      <w:kern w:val="0"/>
+                      <w:sz w:val="28"/>
+                      <w:szCs w:val="28"/>
+                      <w:lang w:eastAsia="en-IN"/>
+                      <w14:ligatures w14:val="none"/>
+                    </w:rPr>
+                  </w:pPr>
+                  <w:r>
+                    <w:rPr>
+                      <w:rFonts w:eastAsia="Times New Roman" w:cstheme="minorHAnsi"/>
+                      <w:color w:val="000000"/>
+                      <w:kern w:val="0"/>
+                      <w:sz w:val="28"/>
+                      <w:szCs w:val="28"/>
+                      <w:lang w:eastAsia="en-IN"/>
+                      <w14:ligatures w14:val="none"/>
+                    </w:rPr>
+                    <w:t>Execute to Cursor</w:t>
+                  </w:r>
+                </w:p>
+              </w:tc>
+              <w:tc>
+                <w:tcPr>
+                  <w:tcW w:w="0" w:type="auto"/>
+                </w:tcPr>
+                <w:p>
+                  <w:pPr>
+                    <w:pStyle w:val="ListParagraph"/>
+                    <w:ind w:left="360"/>
+                    <w:rPr>
+                      <w:rFonts w:eastAsia="Times New Roman" w:cstheme="minorHAnsi"/>
+                      <w:color w:val="000000"/>
+                      <w:kern w:val="0"/>
+                      <w:sz w:val="28"/>
+                      <w:szCs w:val="28"/>
+                      <w:lang w:eastAsia="en-IN"/>
+                      <w14:ligatures w14:val="none"/>
+                    </w:rPr>
+                  </w:pPr>
+                </w:p>
+              </w:tc>
+              <w:tc>
+                <w:tcPr>
+                  <w:tcW w:w="0" w:type="auto"/>
+                  <w:vAlign w:val="center"/>
+                  <w:hideMark/>
+                </w:tcPr>
+                <w:p>
+                  <w:pPr>
+                    <w:pStyle w:val="ListParagraph"/>
+                    <w:ind w:left="360"/>
+                    <w:rPr>
+                      <w:rFonts w:eastAsia="Times New Roman" w:cstheme="minorHAnsi"/>
+                      <w:color w:val="000000"/>
+                      <w:kern w:val="0"/>
+                      <w:sz w:val="28"/>
+                      <w:szCs w:val="28"/>
+                      <w:lang w:eastAsia="en-IN"/>
+                      <w14:ligatures w14:val="none"/>
+                    </w:rPr>
+                  </w:pPr>
+                  <w:r>
+                    <w:rPr>
+                      <w:rFonts w:eastAsia="Times New Roman" w:cstheme="minorHAnsi"/>
+                      <w:color w:val="000000"/>
+                      <w:kern w:val="0"/>
+                      <w:sz w:val="28"/>
+                      <w:szCs w:val="28"/>
+                      <w:lang w:eastAsia="en-IN"/>
+                      <w14:ligatures w14:val="none"/>
+                    </w:rPr>
+                    <w:t>Run till selected line</w:t>
+                  </w:r>
+                </w:p>
+              </w:tc>
+            </w:tr>
+            <w:tr>
+              <w:trPr>
+                <w:tblCellSpacing w:w="15" w:type="dxa"/>
+              </w:trPr>
+              <w:tc>
+                <w:tcPr>
+                  <w:tcW w:w="0" w:type="auto"/>
+                  <w:vAlign w:val="center"/>
+                  <w:hideMark/>
+                </w:tcPr>
+                <w:p>
+                  <w:pPr>
+                    <w:pStyle w:val="ListParagraph"/>
+                    <w:ind w:left="360"/>
+                    <w:rPr>
+                      <w:rFonts w:eastAsia="Times New Roman" w:cstheme="minorHAnsi"/>
+                      <w:color w:val="000000"/>
+                      <w:kern w:val="0"/>
+                      <w:sz w:val="28"/>
+                      <w:szCs w:val="28"/>
+                      <w:lang w:eastAsia="en-IN"/>
+                      <w14:ligatures w14:val="none"/>
+                    </w:rPr>
+                  </w:pPr>
+                  <w:r>
+                    <w:rPr>
+                      <w:rFonts w:eastAsia="Times New Roman" w:cstheme="minorHAnsi"/>
+                      <w:color w:val="000000"/>
+                      <w:kern w:val="0"/>
+                      <w:sz w:val="28"/>
+                      <w:szCs w:val="28"/>
+                      <w:lang w:eastAsia="en-IN"/>
+                      <w14:ligatures w14:val="none"/>
+                    </w:rPr>
+                    <w:t>Shift + F12</w:t>
+                  </w:r>
+                </w:p>
+              </w:tc>
+              <w:tc>
+                <w:tcPr>
+                  <w:tcW w:w="0" w:type="auto"/>
+                </w:tcPr>
+                <w:p>
+                  <w:pPr>
+                    <w:pStyle w:val="ListParagraph"/>
+                    <w:ind w:left="360"/>
+                    <w:rPr>
+                      <w:rFonts w:eastAsia="Times New Roman" w:cstheme="minorHAnsi"/>
+                      <w:color w:val="000000"/>
+                      <w:kern w:val="0"/>
+                      <w:sz w:val="28"/>
+                      <w:szCs w:val="28"/>
+                      <w:lang w:eastAsia="en-IN"/>
+                      <w14:ligatures w14:val="none"/>
+                    </w:rPr>
+                  </w:pPr>
+                </w:p>
+              </w:tc>
+              <w:tc>
+                <w:tcPr>
+                  <w:tcW w:w="0" w:type="auto"/>
+                  <w:vAlign w:val="center"/>
+                  <w:hideMark/>
+                </w:tcPr>
+                <w:p>
+                  <w:pPr>
+                    <w:pStyle w:val="ListParagraph"/>
+                    <w:ind w:left="360"/>
+                    <w:rPr>
+                      <w:rFonts w:eastAsia="Times New Roman" w:cstheme="minorHAnsi"/>
+                      <w:color w:val="000000"/>
+                      <w:kern w:val="0"/>
+                      <w:sz w:val="28"/>
+                      <w:szCs w:val="28"/>
+                      <w:lang w:eastAsia="en-IN"/>
+                      <w14:ligatures w14:val="none"/>
+                    </w:rPr>
+                  </w:pPr>
+                  <w:r>
+                    <w:rPr>
+                      <w:rFonts w:eastAsia="Times New Roman" w:cstheme="minorHAnsi"/>
+                      <w:color w:val="000000"/>
+                      <w:kern w:val="0"/>
+                      <w:sz w:val="28"/>
+                      <w:szCs w:val="28"/>
+                      <w:lang w:eastAsia="en-IN"/>
+                      <w14:ligatures w14:val="none"/>
+                    </w:rPr>
+                    <w:t>Stop Debugging</w:t>
+                  </w:r>
+                </w:p>
+              </w:tc>
+              <w:tc>
+                <w:tcPr>
+                  <w:tcW w:w="0" w:type="auto"/>
+                </w:tcPr>
+                <w:p>
+                  <w:pPr>
+                    <w:pStyle w:val="ListParagraph"/>
+                    <w:ind w:left="360"/>
+                    <w:rPr>
+                      <w:rFonts w:eastAsia="Times New Roman" w:cstheme="minorHAnsi"/>
+                      <w:color w:val="000000"/>
+                      <w:kern w:val="0"/>
+                      <w:sz w:val="28"/>
+                      <w:szCs w:val="28"/>
+                      <w:lang w:eastAsia="en-IN"/>
+                      <w14:ligatures w14:val="none"/>
+                    </w:rPr>
+                  </w:pPr>
+                </w:p>
+              </w:tc>
+              <w:tc>
+                <w:tcPr>
+                  <w:tcW w:w="0" w:type="auto"/>
+                  <w:vAlign w:val="center"/>
+                  <w:hideMark/>
+                </w:tcPr>
+                <w:p>
+                  <w:pPr>
+                    <w:pStyle w:val="ListParagraph"/>
+                    <w:ind w:left="360"/>
+                    <w:rPr>
+                      <w:rFonts w:eastAsia="Times New Roman" w:cstheme="minorHAnsi"/>
+                      <w:color w:val="000000"/>
+                      <w:kern w:val="0"/>
+                      <w:sz w:val="28"/>
+                      <w:szCs w:val="28"/>
+                      <w:lang w:eastAsia="en-IN"/>
+                      <w14:ligatures w14:val="none"/>
+                    </w:rPr>
+                  </w:pPr>
+                  <w:r>
+                    <w:rPr>
+                      <w:rFonts w:eastAsia="Times New Roman" w:cstheme="minorHAnsi"/>
+                      <w:color w:val="000000"/>
+                      <w:kern w:val="0"/>
+                      <w:sz w:val="28"/>
+                      <w:szCs w:val="28"/>
+                      <w:lang w:eastAsia="en-IN"/>
+                      <w14:ligatures w14:val="none"/>
+                    </w:rPr>
+                    <w:t>End debugging</w:t>
+                  </w:r>
+                </w:p>
+              </w:tc>
+            </w:tr>
+          </w:tbl>
+          <w:p/>
+        </w:tc>
+      </w:tr>
+    </w:tbl>
+    <w:p>
+      <w:pPr>
+        <w:pStyle w:val="ListParagraph"/>
+        <w:spacing w:after="0" w:line="240" w:lineRule="auto"/>
+        <w:ind w:left="0"/>
+        <w:rPr>
+          <w:rFonts w:eastAsia="Times New Roman" w:cstheme="minorHAnsi"/>
+          <w:color w:val="000000"/>
+          <w:kern w:val="0"/>
+          <w:sz w:val="28"/>
+          <w:szCs w:val="28"/>
+          <w:lang w:eastAsia="en-IN"/>
+          <w14:ligatures w14:val="none"/>
+        </w:rPr>
+      </w:pPr>
+    </w:p>
+    <w:p>
+      <w:pPr>
+        <w:pStyle w:val="ListParagraph"/>
+        <w:spacing w:after="0" w:line="240" w:lineRule="auto"/>
+        <w:ind w:left="0"/>
+        <w:rPr>
+          <w:rFonts w:eastAsia="Times New Roman" w:cstheme="minorHAnsi"/>
+          <w:color w:val="000000"/>
+          <w:kern w:val="0"/>
+          <w:sz w:val="28"/>
+          <w:szCs w:val="28"/>
+          <w:lang w:eastAsia="en-IN"/>
+          <w14:ligatures w14:val="none"/>
+        </w:rPr>
+      </w:pPr>
+    </w:p>
+    <w:p>
+      <w:pPr>
+        <w:pStyle w:val="ListParagraph"/>
+        <w:spacing w:after="0" w:line="240" w:lineRule="auto"/>
+        <w:ind w:left="0"/>
+        <w:rPr>
+          <w:rFonts w:eastAsia="Times New Roman" w:cstheme="minorHAnsi"/>
+          <w:color w:val="000000"/>
+          <w:kern w:val="0"/>
+          <w:sz w:val="28"/>
+          <w:szCs w:val="28"/>
+          <w:lang w:eastAsia="en-IN"/>
+          <w14:ligatures w14:val="none"/>
+        </w:rPr>
+      </w:pPr>
+    </w:p>
+    <w:p>
+      <w:pPr>
+        <w:pStyle w:val="ListParagraph"/>
+        <w:spacing w:after="0" w:line="240" w:lineRule="auto"/>
+        <w:ind w:left="0"/>
+        <w:rPr>
+          <w:rFonts w:eastAsia="Times New Roman" w:cstheme="minorHAnsi"/>
+          <w:color w:val="000000"/>
+          <w:kern w:val="0"/>
+          <w:sz w:val="28"/>
+          <w:szCs w:val="28"/>
+          <w:lang w:eastAsia="en-IN"/>
+          <w14:ligatures w14:val="none"/>
+        </w:rPr>
+      </w:pPr>
+    </w:p>
+    <w:p>
+      <w:pPr>
+        <w:pStyle w:val="ListParagraph"/>
+        <w:spacing w:after="0" w:line="240" w:lineRule="auto"/>
+        <w:ind w:left="0"/>
+        <w:rPr>
+          <w:rFonts w:eastAsia="Times New Roman" w:cstheme="minorHAnsi"/>
+          <w:color w:val="000000"/>
+          <w:kern w:val="0"/>
+          <w:sz w:val="28"/>
+          <w:szCs w:val="28"/>
+          <w:lang w:eastAsia="en-IN"/>
+          <w14:ligatures w14:val="none"/>
+        </w:rPr>
+      </w:pPr>
+    </w:p>
+    <w:p>
+      <w:pPr>
+        <w:pStyle w:val="ListParagraph"/>
+        <w:numPr>
+          <w:ilvl w:val="0"/>
+          <w:numId w:val="2"/>
+        </w:numPr>
+        <w:spacing w:after="0" w:line="240" w:lineRule="auto"/>
+        <w:rPr>
+          <w:rFonts w:eastAsia="Times New Roman" w:cstheme="minorHAnsi"/>
+          <w:b/>
+          <w:bCs/>
+          <w:color w:val="000000"/>
+          <w:kern w:val="0"/>
+          <w:sz w:val="28"/>
+          <w:szCs w:val="28"/>
+          <w:lang w:eastAsia="en-IN"/>
+          <w14:ligatures w14:val="none"/>
+        </w:rPr>
+      </w:pPr>
+      <w:r>
+        <w:rPr>
+          <w:rFonts w:eastAsia="Times New Roman" w:cstheme="minorHAnsi"/>
+          <w:b/>
+          <w:bCs/>
+          <w:color w:val="000000"/>
+          <w:kern w:val="0"/>
+          <w:sz w:val="28"/>
+          <w:szCs w:val="28"/>
+          <w:lang w:eastAsia="en-IN"/>
+          <w14:ligatures w14:val="none"/>
+        </w:rPr>
+        <w:lastRenderedPageBreak/>
+        <w:t>How we can change internal table data in debugging</w:t>
+      </w:r>
+      <w:r>
+        <w:rPr>
+          <w:rFonts w:eastAsia="Times New Roman" w:cstheme="minorHAnsi"/>
+          <w:b/>
+          <w:bCs/>
+          <w:color w:val="000000"/>
+          <w:kern w:val="0"/>
+          <w:sz w:val="28"/>
+          <w:szCs w:val="28"/>
+          <w:lang w:eastAsia="en-IN"/>
+          <w14:ligatures w14:val="none"/>
+        </w:rPr>
+        <w:t>.</w:t>
+      </w:r>
+    </w:p>
+    <w:p>
+      <w:pPr>
+        <w:pStyle w:val="ListParagraph"/>
+        <w:numPr>
+          <w:ilvl w:val="0"/>
+          <w:numId w:val="3"/>
+        </w:numPr>
+        <w:spacing w:after="0" w:line="240" w:lineRule="auto"/>
+        <w:rPr>
+          <w:rFonts w:eastAsia="Times New Roman" w:cstheme="minorHAnsi"/>
+          <w:color w:val="000000"/>
+          <w:kern w:val="0"/>
+          <w:sz w:val="28"/>
+          <w:szCs w:val="28"/>
+          <w:lang w:eastAsia="en-IN"/>
+          <w14:ligatures w14:val="none"/>
+        </w:rPr>
+      </w:pPr>
+      <w:r>
+        <w:rPr>
+          <w:rFonts w:eastAsia="Times New Roman" w:cstheme="minorHAnsi"/>
+          <w:color w:val="000000"/>
+          <w:kern w:val="0"/>
+          <w:sz w:val="28"/>
+          <w:szCs w:val="28"/>
+          <w:lang w:eastAsia="en-IN"/>
+          <w14:ligatures w14:val="none"/>
+        </w:rPr>
+        <w:t>Changing internal table data in debugging means modifying the values of an internal table during runtime using the debugger, without changing the actual program code.</w:t>
+      </w:r>
+      <w:r>
+        <w:rPr>
+          <w:rFonts w:eastAsia="Times New Roman" w:cstheme="minorHAnsi"/>
+          <w:color w:val="000000"/>
+          <w:kern w:val="0"/>
+          <w:sz w:val="28"/>
+          <w:szCs w:val="28"/>
+          <w:lang w:eastAsia="en-IN"/>
+          <w14:ligatures w14:val="none"/>
+        </w:rPr>
+        <w:br/>
+      </w:r>
+    </w:p>
+    <w:p>
+      <w:pPr>
+        <w:pStyle w:val="ListParagraph"/>
+        <w:numPr>
+          <w:ilvl w:val="0"/>
+          <w:numId w:val="3"/>
+        </w:numPr>
+        <w:spacing w:after="0" w:line="240" w:lineRule="auto"/>
+        <w:rPr>
+          <w:rFonts w:eastAsia="Times New Roman" w:cstheme="minorHAnsi"/>
+          <w:color w:val="000000"/>
+          <w:kern w:val="0"/>
+          <w:sz w:val="28"/>
+          <w:szCs w:val="28"/>
+          <w:lang w:eastAsia="en-IN"/>
+          <w14:ligatures w14:val="none"/>
+        </w:rPr>
+      </w:pPr>
+      <w:r>
+        <w:rPr>
+          <w:rFonts w:eastAsia="Times New Roman" w:cstheme="minorHAnsi"/>
+          <w:color w:val="000000"/>
+          <w:kern w:val="0"/>
+          <w:sz w:val="28"/>
+          <w:szCs w:val="28"/>
+          <w:lang w:eastAsia="en-IN"/>
+          <w14:ligatures w14:val="none"/>
+        </w:rPr>
+        <w:t>Use this to edit data inside an internal table like LT_ORDERS or LT_EMPLOYEES.</w:t>
+      </w:r>
+    </w:p>
+    <w:p>
+      <w:pPr>
+        <w:pStyle w:val="ListParagraph"/>
+        <w:numPr>
+          <w:ilvl w:val="0"/>
+          <w:numId w:val="3"/>
+        </w:numPr>
+        <w:spacing w:after="0" w:line="240" w:lineRule="auto"/>
+        <w:rPr>
+          <w:rFonts w:eastAsia="Times New Roman" w:cstheme="minorHAnsi"/>
+          <w:color w:val="000000"/>
+          <w:kern w:val="0"/>
+          <w:sz w:val="28"/>
+          <w:szCs w:val="28"/>
+          <w:lang w:eastAsia="en-IN"/>
+          <w14:ligatures w14:val="none"/>
+        </w:rPr>
+      </w:pPr>
+      <w:r>
+        <w:rPr>
+          <w:rFonts w:eastAsia="Times New Roman" w:cstheme="minorHAnsi"/>
+          <w:color w:val="000000"/>
+          <w:kern w:val="0"/>
+          <w:sz w:val="28"/>
+          <w:szCs w:val="28"/>
+          <w:lang w:eastAsia="en-IN"/>
+          <w14:ligatures w14:val="none"/>
+        </w:rPr>
+        <w:t>Open the debugger and click the Table tab at the top.</w:t>
+      </w:r>
+    </w:p>
+    <w:p>
+      <w:pPr>
+        <w:pStyle w:val="ListParagraph"/>
+        <w:numPr>
+          <w:ilvl w:val="0"/>
+          <w:numId w:val="3"/>
+        </w:numPr>
+        <w:spacing w:after="0" w:line="240" w:lineRule="auto"/>
+        <w:rPr>
+          <w:rFonts w:eastAsia="Times New Roman" w:cstheme="minorHAnsi"/>
+          <w:color w:val="000000"/>
+          <w:kern w:val="0"/>
+          <w:sz w:val="28"/>
+          <w:szCs w:val="28"/>
+          <w:lang w:eastAsia="en-IN"/>
+          <w14:ligatures w14:val="none"/>
+        </w:rPr>
+      </w:pPr>
+      <w:r>
+        <w:rPr>
+          <w:rFonts w:eastAsia="Times New Roman" w:cstheme="minorHAnsi"/>
+          <w:color w:val="000000"/>
+          <w:kern w:val="0"/>
+          <w:sz w:val="28"/>
+          <w:szCs w:val="28"/>
+          <w:lang w:eastAsia="en-IN"/>
+          <w14:ligatures w14:val="none"/>
+        </w:rPr>
+        <w:t>Type your internal table name (e.g. LT_EMPLOYEES) in the input field and press Enter.</w:t>
+      </w:r>
+    </w:p>
+    <w:p>
+      <w:pPr>
+        <w:pStyle w:val="ListParagraph"/>
+        <w:numPr>
+          <w:ilvl w:val="0"/>
+          <w:numId w:val="3"/>
+        </w:numPr>
+        <w:spacing w:after="0" w:line="240" w:lineRule="auto"/>
+        <w:rPr>
+          <w:rFonts w:eastAsia="Times New Roman" w:cstheme="minorHAnsi"/>
+          <w:color w:val="000000"/>
+          <w:kern w:val="0"/>
+          <w:sz w:val="28"/>
+          <w:szCs w:val="28"/>
+          <w:lang w:eastAsia="en-IN"/>
+          <w14:ligatures w14:val="none"/>
+        </w:rPr>
+      </w:pPr>
+      <w:r>
+        <w:rPr>
+          <w:rFonts w:eastAsia="Times New Roman" w:cstheme="minorHAnsi"/>
+          <w:color w:val="000000"/>
+          <w:kern w:val="0"/>
+          <w:sz w:val="28"/>
+          <w:szCs w:val="28"/>
+          <w:lang w:eastAsia="en-IN"/>
+          <w14:ligatures w14:val="none"/>
+        </w:rPr>
+        <w:t>The table rows and columns appear. Double-click any cell value to make it editable.</w:t>
+      </w:r>
+    </w:p>
+    <w:p>
+      <w:pPr>
+        <w:pStyle w:val="ListParagraph"/>
+        <w:numPr>
+          <w:ilvl w:val="0"/>
+          <w:numId w:val="3"/>
+        </w:numPr>
+        <w:spacing w:after="0" w:line="240" w:lineRule="auto"/>
+        <w:rPr>
+          <w:rFonts w:eastAsia="Times New Roman" w:cstheme="minorHAnsi"/>
+          <w:color w:val="000000"/>
+          <w:kern w:val="0"/>
+          <w:sz w:val="28"/>
+          <w:szCs w:val="28"/>
+          <w:lang w:eastAsia="en-IN"/>
+          <w14:ligatures w14:val="none"/>
+        </w:rPr>
+      </w:pPr>
+      <w:r>
+        <w:rPr>
+          <w:rFonts w:eastAsia="Times New Roman" w:cstheme="minorHAnsi"/>
+          <w:color w:val="000000"/>
+          <w:kern w:val="0"/>
+          <w:sz w:val="28"/>
+          <w:szCs w:val="28"/>
+          <w:lang w:eastAsia="en-IN"/>
+          <w14:ligatures w14:val="none"/>
+        </w:rPr>
+        <w:t>Type the new value and press Enter to confirm. The change takes effect immediately in memory.</w:t>
+      </w:r>
+    </w:p>
+    <w:p>
+      <w:pPr>
+        <w:pStyle w:val="ListParagraph"/>
+        <w:spacing w:after="0" w:line="240" w:lineRule="auto"/>
+        <w:ind w:left="360"/>
+        <w:rPr>
+          <w:rFonts w:eastAsia="Times New Roman" w:cstheme="minorHAnsi"/>
+          <w:color w:val="000000"/>
+          <w:kern w:val="0"/>
+          <w:sz w:val="28"/>
+          <w:szCs w:val="28"/>
+          <w:lang w:eastAsia="en-IN"/>
+          <w14:ligatures w14:val="none"/>
         </w:rPr>
       </w:pPr>
     </w:p>
@@ -1501,6 +5944,232 @@
       </w:rPr>
     </w:lvl>
   </w:abstractNum>
+  <w:abstractNum w:abstractNumId="4" w15:restartNumberingAfterBreak="0">
+    <w:nsid w:val="5D1D6DE1"/>
+    <w:multiLevelType w:val="hybridMultilevel"/>
+    <w:tmpl w:val="41D042CC"/>
+    <w:lvl w:ilvl="0" w:tplc="40090001">
+      <w:start w:val="1"/>
+      <w:numFmt w:val="bullet"/>
+      <w:lvlText w:val=""/>
+      <w:lvlJc w:val="left"/>
+      <w:pPr>
+        <w:ind w:left="360" w:hanging="360"/>
+      </w:pPr>
+      <w:rPr>
+        <w:rFonts w:ascii="Symbol" w:hAnsi="Symbol" w:hint="default"/>
+      </w:rPr>
+    </w:lvl>
+    <w:lvl w:ilvl="1" w:tplc="40090003" w:tentative="1">
+      <w:start w:val="1"/>
+      <w:numFmt w:val="bullet"/>
+      <w:lvlText w:val="o"/>
+      <w:lvlJc w:val="left"/>
+      <w:pPr>
+        <w:ind w:left="1080" w:hanging="360"/>
+      </w:pPr>
+      <w:rPr>
+        <w:rFonts w:ascii="Courier New" w:hAnsi="Courier New" w:cs="Courier New" w:hint="default"/>
+      </w:rPr>
+    </w:lvl>
+    <w:lvl w:ilvl="2" w:tplc="40090005" w:tentative="1">
+      <w:start w:val="1"/>
+      <w:numFmt w:val="bullet"/>
+      <w:lvlText w:val=""/>
+      <w:lvlJc w:val="left"/>
+      <w:pPr>
+        <w:ind w:left="1800" w:hanging="360"/>
+      </w:pPr>
+      <w:rPr>
+        <w:rFonts w:ascii="Wingdings" w:hAnsi="Wingdings" w:hint="default"/>
+      </w:rPr>
+    </w:lvl>
+    <w:lvl w:ilvl="3" w:tplc="40090001" w:tentative="1">
+      <w:start w:val="1"/>
+      <w:numFmt w:val="bullet"/>
+      <w:lvlText w:val=""/>
+      <w:lvlJc w:val="left"/>
+      <w:pPr>
+        <w:ind w:left="2520" w:hanging="360"/>
+      </w:pPr>
+      <w:rPr>
+        <w:rFonts w:ascii="Symbol" w:hAnsi="Symbol" w:hint="default"/>
+      </w:rPr>
+    </w:lvl>
+    <w:lvl w:ilvl="4" w:tplc="40090003" w:tentative="1">
+      <w:start w:val="1"/>
+      <w:numFmt w:val="bullet"/>
+      <w:lvlText w:val="o"/>
+      <w:lvlJc w:val="left"/>
+      <w:pPr>
+        <w:ind w:left="3240" w:hanging="360"/>
+      </w:pPr>
+      <w:rPr>
+        <w:rFonts w:ascii="Courier New" w:hAnsi="Courier New" w:cs="Courier New" w:hint="default"/>
+      </w:rPr>
+    </w:lvl>
+    <w:lvl w:ilvl="5" w:tplc="40090005" w:tentative="1">
+      <w:start w:val="1"/>
+      <w:numFmt w:val="bullet"/>
+      <w:lvlText w:val=""/>
+      <w:lvlJc w:val="left"/>
+      <w:pPr>
+        <w:ind w:left="3960" w:hanging="360"/>
+      </w:pPr>
+      <w:rPr>
+        <w:rFonts w:ascii="Wingdings" w:hAnsi="Wingdings" w:hint="default"/>
+      </w:rPr>
+    </w:lvl>
+    <w:lvl w:ilvl="6" w:tplc="40090001" w:tentative="1">
+      <w:start w:val="1"/>
+      <w:numFmt w:val="bullet"/>
+      <w:lvlText w:val=""/>
+      <w:lvlJc w:val="left"/>
+      <w:pPr>
+        <w:ind w:left="4680" w:hanging="360"/>
+      </w:pPr>
+      <w:rPr>
+        <w:rFonts w:ascii="Symbol" w:hAnsi="Symbol" w:hint="default"/>
+      </w:rPr>
+    </w:lvl>
+    <w:lvl w:ilvl="7" w:tplc="40090003" w:tentative="1">
+      <w:start w:val="1"/>
+      <w:numFmt w:val="bullet"/>
+      <w:lvlText w:val="o"/>
+      <w:lvlJc w:val="left"/>
+      <w:pPr>
+        <w:ind w:left="5400" w:hanging="360"/>
+      </w:pPr>
+      <w:rPr>
+        <w:rFonts w:ascii="Courier New" w:hAnsi="Courier New" w:cs="Courier New" w:hint="default"/>
+      </w:rPr>
+    </w:lvl>
+    <w:lvl w:ilvl="8" w:tplc="40090005" w:tentative="1">
+      <w:start w:val="1"/>
+      <w:numFmt w:val="bullet"/>
+      <w:lvlText w:val=""/>
+      <w:lvlJc w:val="left"/>
+      <w:pPr>
+        <w:ind w:left="6120" w:hanging="360"/>
+      </w:pPr>
+      <w:rPr>
+        <w:rFonts w:ascii="Wingdings" w:hAnsi="Wingdings" w:hint="default"/>
+      </w:rPr>
+    </w:lvl>
+  </w:abstractNum>
+  <w:abstractNum w:abstractNumId="5" w15:restartNumberingAfterBreak="0">
+    <w:nsid w:val="78813430"/>
+    <w:multiLevelType w:val="hybridMultilevel"/>
+    <w:tmpl w:val="E0C6B562"/>
+    <w:lvl w:ilvl="0" w:tplc="2CD07794">
+      <w:start w:val="5"/>
+      <w:numFmt w:val="bullet"/>
+      <w:lvlText w:val=""/>
+      <w:lvlJc w:val="left"/>
+      <w:pPr>
+        <w:ind w:left="720" w:hanging="360"/>
+      </w:pPr>
+      <w:rPr>
+        <w:rFonts w:ascii="Wingdings" w:eastAsia="Times New Roman" w:hAnsi="Wingdings" w:cstheme="minorHAnsi" w:hint="default"/>
+      </w:rPr>
+    </w:lvl>
+    <w:lvl w:ilvl="1" w:tplc="40090003" w:tentative="1">
+      <w:start w:val="1"/>
+      <w:numFmt w:val="bullet"/>
+      <w:lvlText w:val="o"/>
+      <w:lvlJc w:val="left"/>
+      <w:pPr>
+        <w:ind w:left="1440" w:hanging="360"/>
+      </w:pPr>
+      <w:rPr>
+        <w:rFonts w:ascii="Courier New" w:hAnsi="Courier New" w:cs="Courier New" w:hint="default"/>
+      </w:rPr>
+    </w:lvl>
+    <w:lvl w:ilvl="2" w:tplc="40090005" w:tentative="1">
+      <w:start w:val="1"/>
+      <w:numFmt w:val="bullet"/>
+      <w:lvlText w:val=""/>
+      <w:lvlJc w:val="left"/>
+      <w:pPr>
+        <w:ind w:left="2160" w:hanging="360"/>
+      </w:pPr>
+      <w:rPr>
+        <w:rFonts w:ascii="Wingdings" w:hAnsi="Wingdings" w:hint="default"/>
+      </w:rPr>
+    </w:lvl>
+    <w:lvl w:ilvl="3" w:tplc="40090001" w:tentative="1">
+      <w:start w:val="1"/>
+      <w:numFmt w:val="bullet"/>
+      <w:lvlText w:val=""/>
+      <w:lvlJc w:val="left"/>
+      <w:pPr>
+        <w:ind w:left="2880" w:hanging="360"/>
+      </w:pPr>
+      <w:rPr>
+        <w:rFonts w:ascii="Symbol" w:hAnsi="Symbol" w:hint="default"/>
+      </w:rPr>
+    </w:lvl>
+    <w:lvl w:ilvl="4" w:tplc="40090003" w:tentative="1">
+      <w:start w:val="1"/>
+      <w:numFmt w:val="bullet"/>
+      <w:lvlText w:val="o"/>
+      <w:lvlJc w:val="left"/>
+      <w:pPr>
+        <w:ind w:left="3600" w:hanging="360"/>
+      </w:pPr>
+      <w:rPr>
+        <w:rFonts w:ascii="Courier New" w:hAnsi="Courier New" w:cs="Courier New" w:hint="default"/>
+      </w:rPr>
+    </w:lvl>
+    <w:lvl w:ilvl="5" w:tplc="40090005" w:tentative="1">
+      <w:start w:val="1"/>
+      <w:numFmt w:val="bullet"/>
+      <w:lvlText w:val=""/>
+      <w:lvlJc w:val="left"/>
+      <w:pPr>
+        <w:ind w:left="4320" w:hanging="360"/>
+      </w:pPr>
+      <w:rPr>
+        <w:rFonts w:ascii="Wingdings" w:hAnsi="Wingdings" w:hint="default"/>
+      </w:rPr>
+    </w:lvl>
+    <w:lvl w:ilvl="6" w:tplc="40090001" w:tentative="1">
+      <w:start w:val="1"/>
+      <w:numFmt w:val="bullet"/>
+      <w:lvlText w:val=""/>
+      <w:lvlJc w:val="left"/>
+      <w:pPr>
+        <w:ind w:left="5040" w:hanging="360"/>
+      </w:pPr>
+      <w:rPr>
+        <w:rFonts w:ascii="Symbol" w:hAnsi="Symbol" w:hint="default"/>
+      </w:rPr>
+    </w:lvl>
+    <w:lvl w:ilvl="7" w:tplc="40090003" w:tentative="1">
+      <w:start w:val="1"/>
+      <w:numFmt w:val="bullet"/>
+      <w:lvlText w:val="o"/>
+      <w:lvlJc w:val="left"/>
+      <w:pPr>
+        <w:ind w:left="5760" w:hanging="360"/>
+      </w:pPr>
+      <w:rPr>
+        <w:rFonts w:ascii="Courier New" w:hAnsi="Courier New" w:cs="Courier New" w:hint="default"/>
+      </w:rPr>
+    </w:lvl>
+    <w:lvl w:ilvl="8" w:tplc="40090005" w:tentative="1">
+      <w:start w:val="1"/>
+      <w:numFmt w:val="bullet"/>
+      <w:lvlText w:val=""/>
+      <w:lvlJc w:val="left"/>
+      <w:pPr>
+        <w:ind w:left="6480" w:hanging="360"/>
+      </w:pPr>
+      <w:rPr>
+        <w:rFonts w:ascii="Wingdings" w:hAnsi="Wingdings" w:hint="default"/>
+      </w:rPr>
+    </w:lvl>
+  </w:abstractNum>
   <w:num w:numId="1" w16cid:durableId="377819062">
     <w:abstractNumId w:val="1"/>
   </w:num>
@@ -1512,6 +6181,12 @@
   </w:num>
   <w:num w:numId="4" w16cid:durableId="1682660287">
     <w:abstractNumId w:val="3"/>
+  </w:num>
+  <w:num w:numId="5" w16cid:durableId="1292902080">
+    <w:abstractNumId w:val="4"/>
+  </w:num>
+  <w:num w:numId="6" w16cid:durableId="436949227">
+    <w:abstractNumId w:val="5"/>
   </w:num>
 </w:numbering>
 </file>
@@ -1916,6 +6591,7 @@
   <w:style w:type="paragraph" w:default="1" w:styleId="Normal">
     <w:name w:val="Normal"/>
     <w:qFormat/>
+    <w:rsid w:val="00A37586"/>
   </w:style>
   <w:style w:type="paragraph" w:styleId="Heading1">
     <w:name w:val="heading 1"/>
@@ -2118,7 +6794,6 @@
   <w:style w:type="character" w:default="1" w:styleId="DefaultParagraphFont">
     <w:name w:val="Default Paragraph Font"/>
     <w:uiPriority w:val="1"/>
-    <w:semiHidden/>
     <w:unhideWhenUsed/>
   </w:style>
   <w:style w:type="table" w:default="1" w:styleId="TableNormal">

--- a/Assignment 20.docx
+++ b/Assignment 20.docx
@@ -6794,6 +6794,7 @@
   <w:style w:type="character" w:default="1" w:styleId="DefaultParagraphFont">
     <w:name w:val="Default Paragraph Font"/>
     <w:uiPriority w:val="1"/>
+    <w:semiHidden/>
     <w:unhideWhenUsed/>
   </w:style>
   <w:style w:type="table" w:default="1" w:styleId="TableNormal">

--- a/Assignment 20.docx
+++ b/Assignment 20.docx
@@ -2936,43 +2936,32 @@
       <w:tblPr>
         <w:tblStyle w:val="TableGrid"/>
         <w:tblW w:w="0" w:type="auto"/>
-        <w:tblInd w:w="360" w:type="dxa"/>
+        <w:tblInd w:w="421" w:type="dxa"/>
         <w:tblLook w:val="04A0" w:firstRow="1" w:lastRow="0" w:firstColumn="1" w:lastColumn="0" w:noHBand="0" w:noVBand="1"/>
       </w:tblPr>
       <w:tblGrid>
-        <w:gridCol w:w="8656"/>
+        <w:gridCol w:w="7087"/>
       </w:tblGrid>
       <w:tr>
         <w:tc>
           <w:tcPr>
-            <w:tcW w:w="9016" w:type="dxa"/>
+            <w:tcW w:w="7087" w:type="dxa"/>
           </w:tcPr>
           <w:tbl>
             <w:tblPr>
+              <w:tblStyle w:val="TableGrid"/>
               <w:tblW w:w="0" w:type="auto"/>
-              <w:tblCellSpacing w:w="15" w:type="dxa"/>
-              <w:tblCellMar>
-                <w:top w:w="15" w:type="dxa"/>
-                <w:left w:w="15" w:type="dxa"/>
-                <w:bottom w:w="15" w:type="dxa"/>
-                <w:right w:w="15" w:type="dxa"/>
-              </w:tblCellMar>
               <w:tblLook w:val="04A0" w:firstRow="1" w:lastRow="0" w:firstColumn="1" w:lastColumn="0" w:noHBand="0" w:noVBand="1"/>
             </w:tblPr>
             <w:tblGrid>
-              <w:gridCol w:w="1899"/>
-              <w:gridCol w:w="2372"/>
-              <w:gridCol w:w="2155"/>
+              <w:gridCol w:w="2040"/>
+              <w:gridCol w:w="2389"/>
+              <w:gridCol w:w="2432"/>
             </w:tblGrid>
             <w:tr>
-              <w:trPr>
-                <w:tblHeader/>
-                <w:tblCellSpacing w:w="15" w:type="dxa"/>
-              </w:trPr>
               <w:tc>
                 <w:tcPr>
                   <w:tcW w:w="0" w:type="auto"/>
-                  <w:vAlign w:val="center"/>
                   <w:hideMark/>
                 </w:tcPr>
                 <w:p>
@@ -3002,8 +2991,7 @@
               </w:tc>
               <w:tc>
                 <w:tcPr>
-                  <w:tcW w:w="0" w:type="auto"/>
-                  <w:vAlign w:val="center"/>
+                  <w:tcW w:w="2389" w:type="dxa"/>
                   <w:hideMark/>
                 </w:tcPr>
                 <w:p>
@@ -3033,8 +3021,7 @@
               </w:tc>
               <w:tc>
                 <w:tcPr>
-                  <w:tcW w:w="0" w:type="auto"/>
-                  <w:vAlign w:val="center"/>
+                  <w:tcW w:w="2432" w:type="dxa"/>
                   <w:hideMark/>
                 </w:tcPr>
                 <w:p>
@@ -3064,13 +3051,9 @@
               </w:tc>
             </w:tr>
             <w:tr>
-              <w:trPr>
-                <w:tblCellSpacing w:w="15" w:type="dxa"/>
-              </w:trPr>
               <w:tc>
                 <w:tcPr>
                   <w:tcW w:w="0" w:type="auto"/>
-                  <w:vAlign w:val="center"/>
                   <w:hideMark/>
                 </w:tcPr>
                 <w:p>
@@ -3096,8 +3079,7 @@
               </w:tc>
               <w:tc>
                 <w:tcPr>
-                  <w:tcW w:w="0" w:type="auto"/>
-                  <w:vAlign w:val="center"/>
+                  <w:tcW w:w="2389" w:type="dxa"/>
                   <w:hideMark/>
                 </w:tcPr>
                 <w:p>
@@ -3123,8 +3105,7 @@
               </w:tc>
               <w:tc>
                 <w:tcPr>
-                  <w:tcW w:w="0" w:type="auto"/>
-                  <w:vAlign w:val="center"/>
+                  <w:tcW w:w="2432" w:type="dxa"/>
                   <w:hideMark/>
                 </w:tcPr>
                 <w:p>
@@ -3150,13 +3131,9 @@
               </w:tc>
             </w:tr>
             <w:tr>
-              <w:trPr>
-                <w:tblCellSpacing w:w="15" w:type="dxa"/>
-              </w:trPr>
               <w:tc>
                 <w:tcPr>
                   <w:tcW w:w="0" w:type="auto"/>
-                  <w:vAlign w:val="center"/>
                   <w:hideMark/>
                 </w:tcPr>
                 <w:p>
@@ -3182,8 +3159,7 @@
               </w:tc>
               <w:tc>
                 <w:tcPr>
-                  <w:tcW w:w="0" w:type="auto"/>
-                  <w:vAlign w:val="center"/>
+                  <w:tcW w:w="2389" w:type="dxa"/>
                   <w:hideMark/>
                 </w:tcPr>
                 <w:p>
@@ -3209,8 +3185,7 @@
               </w:tc>
               <w:tc>
                 <w:tcPr>
-                  <w:tcW w:w="0" w:type="auto"/>
-                  <w:vAlign w:val="center"/>
+                  <w:tcW w:w="2432" w:type="dxa"/>
                   <w:hideMark/>
                 </w:tcPr>
                 <w:p>
@@ -3236,13 +3211,9 @@
               </w:tc>
             </w:tr>
             <w:tr>
-              <w:trPr>
-                <w:tblCellSpacing w:w="15" w:type="dxa"/>
-              </w:trPr>
               <w:tc>
                 <w:tcPr>
                   <w:tcW w:w="0" w:type="auto"/>
-                  <w:vAlign w:val="center"/>
                   <w:hideMark/>
                 </w:tcPr>
                 <w:p>
@@ -3268,8 +3239,7 @@
               </w:tc>
               <w:tc>
                 <w:tcPr>
-                  <w:tcW w:w="0" w:type="auto"/>
-                  <w:vAlign w:val="center"/>
+                  <w:tcW w:w="2389" w:type="dxa"/>
                   <w:hideMark/>
                 </w:tcPr>
                 <w:p>
@@ -3295,8 +3265,7 @@
               </w:tc>
               <w:tc>
                 <w:tcPr>
-                  <w:tcW w:w="0" w:type="auto"/>
-                  <w:vAlign w:val="center"/>
+                  <w:tcW w:w="2432" w:type="dxa"/>
                   <w:hideMark/>
                 </w:tcPr>
                 <w:p>
@@ -3322,13 +3291,9 @@
               </w:tc>
             </w:tr>
             <w:tr>
-              <w:trPr>
-                <w:tblCellSpacing w:w="15" w:type="dxa"/>
-              </w:trPr>
               <w:tc>
                 <w:tcPr>
                   <w:tcW w:w="0" w:type="auto"/>
-                  <w:vAlign w:val="center"/>
                   <w:hideMark/>
                 </w:tcPr>
                 <w:p>
@@ -3354,8 +3319,7 @@
               </w:tc>
               <w:tc>
                 <w:tcPr>
-                  <w:tcW w:w="0" w:type="auto"/>
-                  <w:vAlign w:val="center"/>
+                  <w:tcW w:w="2389" w:type="dxa"/>
                   <w:hideMark/>
                 </w:tcPr>
                 <w:p>
@@ -3381,8 +3345,7 @@
               </w:tc>
               <w:tc>
                 <w:tcPr>
-                  <w:tcW w:w="0" w:type="auto"/>
-                  <w:vAlign w:val="center"/>
+                  <w:tcW w:w="2432" w:type="dxa"/>
                   <w:hideMark/>
                 </w:tcPr>
                 <w:p>
@@ -3408,13 +3371,9 @@
               </w:tc>
             </w:tr>
             <w:tr>
-              <w:trPr>
-                <w:tblCellSpacing w:w="15" w:type="dxa"/>
-              </w:trPr>
               <w:tc>
                 <w:tcPr>
                   <w:tcW w:w="0" w:type="auto"/>
-                  <w:vAlign w:val="center"/>
                   <w:hideMark/>
                 </w:tcPr>
                 <w:p>
@@ -3440,8 +3399,7 @@
               </w:tc>
               <w:tc>
                 <w:tcPr>
-                  <w:tcW w:w="0" w:type="auto"/>
-                  <w:vAlign w:val="center"/>
+                  <w:tcW w:w="2389" w:type="dxa"/>
                   <w:hideMark/>
                 </w:tcPr>
                 <w:p>
@@ -3467,8 +3425,7 @@
               </w:tc>
               <w:tc>
                 <w:tcPr>
-                  <w:tcW w:w="0" w:type="auto"/>
-                  <w:vAlign w:val="center"/>
+                  <w:tcW w:w="2432" w:type="dxa"/>
                   <w:hideMark/>
                 </w:tcPr>
                 <w:p>
@@ -3642,7 +3599,6 @@
           <w:lang w:eastAsia="en-IN"/>
           <w14:ligatures w14:val="none"/>
         </w:rPr>
-        <w:lastRenderedPageBreak/>
         <w:t>What is the Use of function key F5, F6, F7, f8, shift +F8, shift+ F12</w:t>
       </w:r>
     </w:p>
@@ -3728,7 +3684,20 @@
           <w:lang w:eastAsia="en-IN"/>
           <w14:ligatures w14:val="none"/>
         </w:rPr>
-        <w:t xml:space="preserve"> Use this when you want to trace execution line by line and also go inside a called function module, method, or subroutine. If your cursor is on a CALL FUNCTION statement, F5 will take you into that FM's code.</w:t>
+        <w:t xml:space="preserve"> Use this when you want to trace execution line by line and also go inside a called function module, method, or subroutine. </w:t>
+      </w:r>
+      <w:r>
+        <w:rPr>
+          <w:rFonts w:eastAsia="Times New Roman" w:cstheme="minorHAnsi"/>
+          <w:color w:val="000000"/>
+          <w:kern w:val="0"/>
+          <w:sz w:val="28"/>
+          <w:szCs w:val="28"/>
+          <w:lang w:eastAsia="en-IN"/>
+          <w14:ligatures w14:val="none"/>
+        </w:rPr>
+        <w:lastRenderedPageBreak/>
+        <w:t>If your cursor is on a CALL FUNCTION statement, F5 will take you into that FM's code.</w:t>
       </w:r>
       <w:r>
         <w:rPr>
@@ -5296,7 +5265,6 @@
           <w:lang w:eastAsia="en-IN"/>
           <w14:ligatures w14:val="none"/>
         </w:rPr>
-        <w:lastRenderedPageBreak/>
         <w:t>How we can change internal table data in debugging</w:t>
       </w:r>
       <w:r>
@@ -5342,7 +5310,20 @@
           <w:lang w:eastAsia="en-IN"/>
           <w14:ligatures w14:val="none"/>
         </w:rPr>
-        <w:t>Changing internal table data in debugging means modifying the values of an internal table during runtime using the debugger, without changing the actual program code.</w:t>
+        <w:t xml:space="preserve">Changing internal table data in debugging means modifying the values of an internal table during runtime using the debugger, without changing the </w:t>
+      </w:r>
+      <w:r>
+        <w:rPr>
+          <w:rFonts w:eastAsia="Times New Roman" w:cstheme="minorHAnsi"/>
+          <w:color w:val="000000"/>
+          <w:kern w:val="0"/>
+          <w:sz w:val="28"/>
+          <w:szCs w:val="28"/>
+          <w:lang w:eastAsia="en-IN"/>
+          <w14:ligatures w14:val="none"/>
+        </w:rPr>
+        <w:lastRenderedPageBreak/>
+        <w:t>actual program code.</w:t>
       </w:r>
       <w:r>
         <w:rPr>
@@ -5511,6 +5492,87 @@
         </w:rPr>
         <w:t>Type the new value and press Enter to confirm. The change takes effect immediately in memory.</w:t>
       </w:r>
+      <w:r>
+        <w:rPr>
+          <w:rFonts w:eastAsia="Times New Roman" w:cstheme="minorHAnsi"/>
+          <w:color w:val="000000"/>
+          <w:kern w:val="0"/>
+          <w:sz w:val="28"/>
+          <w:szCs w:val="28"/>
+          <w:lang w:eastAsia="en-IN"/>
+          <w14:ligatures w14:val="none"/>
+        </w:rPr>
+        <w:br/>
+      </w:r>
+      <w:r>
+        <w:rPr>
+          <w:rFonts w:eastAsia="Times New Roman" w:cstheme="minorHAnsi"/>
+          <w:color w:val="000000"/>
+          <w:kern w:val="0"/>
+          <w:sz w:val="28"/>
+          <w:szCs w:val="28"/>
+          <w:lang w:eastAsia="en-IN"/>
+          <w14:ligatures w14:val="none"/>
+        </w:rPr>
+        <w:br/>
+      </w:r>
+    </w:p>
+    <w:p>
+      <w:pPr>
+        <w:pStyle w:val="ListParagraph"/>
+        <w:numPr>
+          <w:ilvl w:val="0"/>
+          <w:numId w:val="3"/>
+        </w:numPr>
+        <w:spacing w:after="0" w:line="240" w:lineRule="auto"/>
+        <w:rPr>
+          <w:rFonts w:eastAsia="Times New Roman" w:cstheme="minorHAnsi"/>
+          <w:color w:val="000000"/>
+          <w:kern w:val="0"/>
+          <w:sz w:val="28"/>
+          <w:szCs w:val="28"/>
+          <w:lang w:eastAsia="en-IN"/>
+          <w14:ligatures w14:val="none"/>
+        </w:rPr>
+      </w:pPr>
+      <w:r>
+        <w:rPr>
+          <w:rFonts w:eastAsia="Times New Roman" w:cstheme="minorHAnsi"/>
+          <w:color w:val="000000"/>
+          <w:kern w:val="0"/>
+          <w:sz w:val="28"/>
+          <w:szCs w:val="28"/>
+          <w:lang w:eastAsia="en-IN"/>
+          <w14:ligatures w14:val="none"/>
+        </w:rPr>
+        <w:t xml:space="preserve">Select </w:t>
+      </w:r>
+      <w:proofErr w:type="spellStart"/>
+      <w:r>
+        <w:rPr>
+          <w:rFonts w:eastAsia="Times New Roman" w:cstheme="minorHAnsi"/>
+          <w:color w:val="000000"/>
+          <w:kern w:val="0"/>
+          <w:sz w:val="28"/>
+          <w:szCs w:val="28"/>
+          <w:lang w:eastAsia="en-IN"/>
+          <w14:ligatures w14:val="none"/>
+        </w:rPr>
+        <w:t>lt_data</w:t>
+      </w:r>
+      <w:proofErr w:type="spellEnd"/>
+      <w:r>
+        <w:rPr>
+          <w:rFonts w:eastAsia="Times New Roman" w:cstheme="minorHAnsi"/>
+          <w:color w:val="000000"/>
+          <w:kern w:val="0"/>
+          <w:sz w:val="28"/>
+          <w:szCs w:val="28"/>
+          <w:lang w:eastAsia="en-IN"/>
+          <w14:ligatures w14:val="none"/>
+        </w:rPr>
+        <w:t xml:space="preserve"> by double click on it.</w:t>
+      </w:r>
     </w:p>
     <w:p>
       <w:pPr>
@@ -5527,6 +5589,934 @@
           <w14:ligatures w14:val="none"/>
         </w:rPr>
       </w:pPr>
+    </w:p>
+    <w:p>
+      <w:pPr>
+        <w:pStyle w:val="ListParagraph"/>
+        <w:spacing w:after="0" w:line="240" w:lineRule="auto"/>
+        <w:ind w:left="360"/>
+        <w:rPr>
+          <w:rFonts w:eastAsia="Times New Roman" w:cstheme="minorHAnsi"/>
+          <w:color w:val="000000"/>
+          <w:kern w:val="0"/>
+          <w:sz w:val="28"/>
+          <w:szCs w:val="28"/>
+          <w:lang w:eastAsia="en-IN"/>
+          <w14:ligatures w14:val="none"/>
+        </w:rPr>
+      </w:pPr>
+      <w:r>
+        <w:rPr>
+          <w:noProof/>
+        </w:rPr>
+        <mc:AlternateContent>
+          <mc:Choice Requires="wpi">
+            <w:drawing>
+              <wp:anchor distT="0" distB="0" distL="114300" distR="114300" simplePos="0" relativeHeight="251664384" behindDoc="0" locked="0" layoutInCell="1" allowOverlap="1" wp14:anchorId="4FFB318C" wp14:editId="08B8B39F">
+                <wp:simplePos x="0" y="0"/>
+                <wp:positionH relativeFrom="column">
+                  <wp:posOffset>4554220</wp:posOffset>
+                </wp:positionH>
+                <wp:positionV relativeFrom="paragraph">
+                  <wp:posOffset>743585</wp:posOffset>
+                </wp:positionV>
+                <wp:extent cx="330835" cy="154305"/>
+                <wp:effectExtent l="38100" t="38100" r="31115" b="36195"/>
+                <wp:wrapNone/>
+                <wp:docPr id="229352395" name="Ink 9"/>
+                <wp:cNvGraphicFramePr/>
+                <a:graphic xmlns:a="http://schemas.openxmlformats.org/drawingml/2006/main">
+                  <a:graphicData uri="http://schemas.microsoft.com/office/word/2010/wordprocessingInk">
+                    <w14:contentPart bwMode="auto" r:id="rId5">
+                      <w14:nvContentPartPr>
+                        <w14:cNvContentPartPr/>
+                      </w14:nvContentPartPr>
+                      <w14:xfrm>
+                        <a:off x="0" y="0"/>
+                        <a:ext cx="330835" cy="154305"/>
+                      </w14:xfrm>
+                    </w14:contentPart>
+                  </a:graphicData>
+                </a:graphic>
+              </wp:anchor>
+            </w:drawing>
+          </mc:Choice>
+          <mc:Fallback>
+            <w:pict>
+              <v:shapetype w14:anchorId="54073D29" id="_x0000_t75" coordsize="21600,21600" o:spt="75" o:preferrelative="t" path="m@4@5l@4@11@9@11@9@5xe" filled="f" stroked="f">
+                <v:stroke joinstyle="miter"/>
+                <v:formulas>
+                  <v:f eqn="if lineDrawn pixelLineWidth 0"/>
+                  <v:f eqn="sum @0 1 0"/>
+                  <v:f eqn="sum 0 0 @1"/>
+                  <v:f eqn="prod @2 1 2"/>
+                  <v:f eqn="prod @3 21600 pixelWidth"/>
+                  <v:f eqn="prod @3 21600 pixelHeight"/>
+                  <v:f eqn="sum @0 0 1"/>
+                  <v:f eqn="prod @6 1 2"/>
+                  <v:f eqn="prod @7 21600 pixelWidth"/>
+                  <v:f eqn="sum @8 21600 0"/>
+                  <v:f eqn="prod @7 21600 pixelHeight"/>
+                  <v:f eqn="sum @10 21600 0"/>
+                </v:formulas>
+                <v:path o:extrusionok="f" gradientshapeok="t" o:connecttype="rect"/>
+                <o:lock v:ext="edit" aspectratio="t"/>
+              </v:shapetype>
+              <v:shape id="Ink 9" o:spid="_x0000_s1026" type="#_x0000_t75" style="position:absolute;margin-left:358.25pt;margin-top:58.2pt;width:26.75pt;height:12.85pt;z-index:251664384;visibility:visible;mso-wrap-style:square;mso-wrap-distance-left:9pt;mso-wrap-distance-top:0;mso-wrap-distance-right:9pt;mso-wrap-distance-bottom:0;mso-position-horizontal:absolute;mso-position-horizontal-relative:text;mso-position-vertical:absolute;mso-position-vertical-relative:text" o:gfxdata="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">
+                <v:imagedata r:id="rId6" o:title=""/>
+              </v:shape>
+            </w:pict>
+          </mc:Fallback>
+        </mc:AlternateContent>
+      </w:r>
+      <w:r>
+        <w:rPr>
+          <w:noProof/>
+        </w:rPr>
+        <mc:AlternateContent>
+          <mc:Choice Requires="wpi">
+            <w:drawing>
+              <wp:anchor distT="0" distB="0" distL="114300" distR="114300" simplePos="0" relativeHeight="251661312" behindDoc="0" locked="0" layoutInCell="1" allowOverlap="1" wp14:anchorId="6BAE888E" wp14:editId="1C381196">
+                <wp:simplePos x="0" y="0"/>
+                <wp:positionH relativeFrom="column">
+                  <wp:posOffset>1921510</wp:posOffset>
+                </wp:positionH>
+                <wp:positionV relativeFrom="paragraph">
+                  <wp:posOffset>1728470</wp:posOffset>
+                </wp:positionV>
+                <wp:extent cx="172080" cy="218190"/>
+                <wp:effectExtent l="38100" t="38100" r="19050" b="48895"/>
+                <wp:wrapNone/>
+                <wp:docPr id="1739497633" name="Ink 6"/>
+                <wp:cNvGraphicFramePr/>
+                <a:graphic xmlns:a="http://schemas.openxmlformats.org/drawingml/2006/main">
+                  <a:graphicData uri="http://schemas.microsoft.com/office/word/2010/wordprocessingInk">
+                    <w14:contentPart bwMode="auto" r:id="rId7">
+                      <w14:nvContentPartPr>
+                        <w14:cNvContentPartPr/>
+                      </w14:nvContentPartPr>
+                      <w14:xfrm>
+                        <a:off x="0" y="0"/>
+                        <a:ext cx="172080" cy="218190"/>
+                      </w14:xfrm>
+                    </w14:contentPart>
+                  </a:graphicData>
+                </a:graphic>
+              </wp:anchor>
+            </w:drawing>
+          </mc:Choice>
+          <mc:Fallback>
+            <w:pict>
+              <v:shape w14:anchorId="0C7BBB21" id="Ink 6" o:spid="_x0000_s1026" type="#_x0000_t75" style="position:absolute;margin-left:150.95pt;margin-top:135.75pt;width:14.3pt;height:17.9pt;z-index:251661312;visibility:visible;mso-wrap-style:square;mso-wrap-distance-left:9pt;mso-wrap-distance-top:0;mso-wrap-distance-right:9pt;mso-wrap-distance-bottom:0;mso-position-horizontal:absolute;mso-position-horizontal-relative:text;mso-position-vertical:absolute;mso-position-vertical-relative:text" o:gfxdata="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">
+                <v:imagedata r:id="rId8" o:title=""/>
+              </v:shape>
+            </w:pict>
+          </mc:Fallback>
+        </mc:AlternateContent>
+      </w:r>
+      <w:r>
+        <w:rPr>
+          <w:noProof/>
+        </w:rPr>
+        <w:drawing>
+          <wp:inline distT="0" distB="0" distL="0" distR="0" wp14:anchorId="5F67FABE" wp14:editId="3E4FDF5A">
+            <wp:extent cx="6048172" cy="2065867"/>
+            <wp:effectExtent l="0" t="0" r="0" b="0"/>
+            <wp:docPr id="1700782241" name="Picture 1"/>
+            <wp:cNvGraphicFramePr>
+              <a:graphicFrameLocks xmlns:a="http://schemas.openxmlformats.org/drawingml/2006/main" noChangeAspect="1"/>
+            </wp:cNvGraphicFramePr>
+            <a:graphic xmlns:a="http://schemas.openxmlformats.org/drawingml/2006/main">
+              <a:graphicData uri="http://schemas.openxmlformats.org/drawingml/2006/picture">
+                <pic:pic xmlns:pic="http://schemas.openxmlformats.org/drawingml/2006/picture">
+                  <pic:nvPicPr>
+                    <pic:cNvPr id="1700782241" name=""/>
+                    <pic:cNvPicPr/>
+                  </pic:nvPicPr>
+                  <pic:blipFill>
+                    <a:blip r:embed="rId9"/>
+                    <a:stretch>
+                      <a:fillRect/>
+                    </a:stretch>
+                  </pic:blipFill>
+                  <pic:spPr>
+                    <a:xfrm>
+                      <a:off x="0" y="0"/>
+                      <a:ext cx="6051791" cy="2067103"/>
+                    </a:xfrm>
+                    <a:prstGeom prst="rect">
+                      <a:avLst/>
+                    </a:prstGeom>
+                  </pic:spPr>
+                </pic:pic>
+              </a:graphicData>
+            </a:graphic>
+          </wp:inline>
+        </w:drawing>
+      </w:r>
+    </w:p>
+    <w:p>
+      <w:pPr>
+        <w:pStyle w:val="ListParagraph"/>
+        <w:spacing w:after="0" w:line="240" w:lineRule="auto"/>
+        <w:ind w:left="360"/>
+        <w:rPr>
+          <w:rFonts w:eastAsia="Times New Roman" w:cstheme="minorHAnsi"/>
+          <w:color w:val="000000"/>
+          <w:kern w:val="0"/>
+          <w:sz w:val="28"/>
+          <w:szCs w:val="28"/>
+          <w:lang w:eastAsia="en-IN"/>
+          <w14:ligatures w14:val="none"/>
+        </w:rPr>
+      </w:pPr>
+    </w:p>
+    <w:p>
+      <w:pPr>
+        <w:pStyle w:val="ListParagraph"/>
+        <w:numPr>
+          <w:ilvl w:val="0"/>
+          <w:numId w:val="3"/>
+        </w:numPr>
+        <w:spacing w:after="0" w:line="240" w:lineRule="auto"/>
+        <w:rPr>
+          <w:rFonts w:eastAsia="Times New Roman" w:cstheme="minorHAnsi"/>
+          <w:color w:val="000000"/>
+          <w:kern w:val="0"/>
+          <w:sz w:val="28"/>
+          <w:szCs w:val="28"/>
+          <w:lang w:eastAsia="en-IN"/>
+          <w14:ligatures w14:val="none"/>
+        </w:rPr>
+      </w:pPr>
+      <w:r>
+        <w:rPr>
+          <w:rFonts w:eastAsia="Times New Roman" w:cstheme="minorHAnsi"/>
+          <w:noProof/>
+          <w:color w:val="000000"/>
+          <w:kern w:val="0"/>
+          <w:sz w:val="28"/>
+          <w:szCs w:val="28"/>
+          <w:lang w:eastAsia="en-IN"/>
+        </w:rPr>
+        <mc:AlternateContent>
+          <mc:Choice Requires="wpi">
+            <w:drawing>
+              <wp:anchor distT="0" distB="0" distL="114300" distR="114300" simplePos="0" relativeHeight="251665408" behindDoc="0" locked="0" layoutInCell="1" allowOverlap="1" wp14:anchorId="259DAED5" wp14:editId="1F1577E1">
+                <wp:simplePos x="0" y="0"/>
+                <wp:positionH relativeFrom="column">
+                  <wp:posOffset>1235947</wp:posOffset>
+                </wp:positionH>
+                <wp:positionV relativeFrom="paragraph">
+                  <wp:posOffset>106718</wp:posOffset>
+                </wp:positionV>
+                <wp:extent cx="360" cy="360"/>
+                <wp:effectExtent l="38100" t="38100" r="38100" b="38100"/>
+                <wp:wrapNone/>
+                <wp:docPr id="1675743550" name="Ink 10"/>
+                <wp:cNvGraphicFramePr/>
+                <a:graphic xmlns:a="http://schemas.openxmlformats.org/drawingml/2006/main">
+                  <a:graphicData uri="http://schemas.microsoft.com/office/word/2010/wordprocessingInk">
+                    <w14:contentPart bwMode="auto" r:id="rId10">
+                      <w14:nvContentPartPr>
+                        <w14:cNvContentPartPr/>
+                      </w14:nvContentPartPr>
+                      <w14:xfrm>
+                        <a:off x="0" y="0"/>
+                        <a:ext cx="360" cy="360"/>
+                      </w14:xfrm>
+                    </w14:contentPart>
+                  </a:graphicData>
+                </a:graphic>
+              </wp:anchor>
+            </w:drawing>
+          </mc:Choice>
+          <mc:Fallback>
+            <w:pict>
+              <v:shape w14:anchorId="6B40F512" id="Ink 10" o:spid="_x0000_s1026" type="#_x0000_t75" style="position:absolute;margin-left:96.95pt;margin-top:8.05pt;width:.75pt;height:.75pt;z-index:251665408;visibility:visible;mso-wrap-style:square;mso-wrap-distance-left:9pt;mso-wrap-distance-top:0;mso-wrap-distance-right:9pt;mso-wrap-distance-bottom:0;mso-position-horizontal:absolute;mso-position-horizontal-relative:text;mso-position-vertical:absolute;mso-position-vertical-relative:text" o:gfxdata="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">
+                <v:imagedata r:id="rId11" o:title=""/>
+              </v:shape>
+            </w:pict>
+          </mc:Fallback>
+        </mc:AlternateContent>
+      </w:r>
+      <w:r>
+        <w:rPr>
+          <w:rFonts w:eastAsia="Times New Roman" w:cstheme="minorHAnsi"/>
+          <w:color w:val="000000"/>
+          <w:kern w:val="0"/>
+          <w:sz w:val="28"/>
+          <w:szCs w:val="28"/>
+          <w:lang w:eastAsia="en-IN"/>
+          <w14:ligatures w14:val="none"/>
+        </w:rPr>
+        <w:t xml:space="preserve">and after double click on LT_DATA in right </w:t>
+      </w:r>
+      <w:proofErr w:type="gramStart"/>
+      <w:r>
+        <w:rPr>
+          <w:rFonts w:eastAsia="Times New Roman" w:cstheme="minorHAnsi"/>
+          <w:color w:val="000000"/>
+          <w:kern w:val="0"/>
+          <w:sz w:val="28"/>
+          <w:szCs w:val="28"/>
+          <w:lang w:eastAsia="en-IN"/>
+          <w14:ligatures w14:val="none"/>
+        </w:rPr>
+        <w:t>side(</w:t>
+      </w:r>
+      <w:proofErr w:type="gramEnd"/>
+      <w:r>
+        <w:rPr>
+          <w:rFonts w:eastAsia="Times New Roman" w:cstheme="minorHAnsi"/>
+          <w:color w:val="000000"/>
+          <w:kern w:val="0"/>
+          <w:sz w:val="28"/>
+          <w:szCs w:val="28"/>
+          <w:lang w:eastAsia="en-IN"/>
+          <w14:ligatures w14:val="none"/>
+        </w:rPr>
+        <w:t>Above image)</w:t>
+      </w:r>
+      <w:r>
+        <w:rPr>
+          <w:rFonts w:eastAsia="Times New Roman" w:cstheme="minorHAnsi"/>
+          <w:color w:val="000000"/>
+          <w:kern w:val="0"/>
+          <w:sz w:val="28"/>
+          <w:szCs w:val="28"/>
+          <w:lang w:eastAsia="en-IN"/>
+          <w14:ligatures w14:val="none"/>
+        </w:rPr>
+        <w:t xml:space="preserve">, then table content will be </w:t>
+      </w:r>
+      <w:r>
+        <w:rPr>
+          <w:rFonts w:eastAsia="Times New Roman" w:cstheme="minorHAnsi"/>
+          <w:color w:val="000000"/>
+          <w:kern w:val="0"/>
+          <w:sz w:val="28"/>
+          <w:szCs w:val="28"/>
+          <w:lang w:eastAsia="en-IN"/>
+          <w14:ligatures w14:val="none"/>
+        </w:rPr>
+        <w:t>displayed.</w:t>
+      </w:r>
+    </w:p>
+    <w:p>
+      <w:pPr>
+        <w:pStyle w:val="ListParagraph"/>
+        <w:spacing w:after="0" w:line="240" w:lineRule="auto"/>
+        <w:ind w:left="360"/>
+        <w:rPr>
+          <w:rFonts w:eastAsia="Times New Roman" w:cstheme="minorHAnsi"/>
+          <w:color w:val="000000"/>
+          <w:kern w:val="0"/>
+          <w:sz w:val="28"/>
+          <w:szCs w:val="28"/>
+          <w:lang w:eastAsia="en-IN"/>
+          <w14:ligatures w14:val="none"/>
+        </w:rPr>
+      </w:pPr>
+      <w:r>
+        <w:rPr>
+          <w:noProof/>
+        </w:rPr>
+        <mc:AlternateContent>
+          <mc:Choice Requires="wpi">
+            <w:drawing>
+              <wp:anchor distT="0" distB="0" distL="114300" distR="114300" simplePos="0" relativeHeight="251669504" behindDoc="0" locked="0" layoutInCell="1" allowOverlap="1" wp14:anchorId="35A9B51B" wp14:editId="10F9F0DD">
+                <wp:simplePos x="0" y="0"/>
+                <wp:positionH relativeFrom="column">
+                  <wp:posOffset>493987</wp:posOffset>
+                </wp:positionH>
+                <wp:positionV relativeFrom="paragraph">
+                  <wp:posOffset>767435</wp:posOffset>
+                </wp:positionV>
+                <wp:extent cx="14760" cy="137880"/>
+                <wp:effectExtent l="38100" t="38100" r="42545" b="33655"/>
+                <wp:wrapNone/>
+                <wp:docPr id="419424983" name="Ink 14"/>
+                <wp:cNvGraphicFramePr/>
+                <a:graphic xmlns:a="http://schemas.openxmlformats.org/drawingml/2006/main">
+                  <a:graphicData uri="http://schemas.microsoft.com/office/word/2010/wordprocessingInk">
+                    <w14:contentPart bwMode="auto" r:id="rId12">
+                      <w14:nvContentPartPr>
+                        <w14:cNvContentPartPr/>
+                      </w14:nvContentPartPr>
+                      <w14:xfrm>
+                        <a:off x="0" y="0"/>
+                        <a:ext cx="14760" cy="137880"/>
+                      </w14:xfrm>
+                    </w14:contentPart>
+                  </a:graphicData>
+                </a:graphic>
+              </wp:anchor>
+            </w:drawing>
+          </mc:Choice>
+          <mc:Fallback>
+            <w:pict>
+              <v:shape w14:anchorId="66AB9556" id="Ink 14" o:spid="_x0000_s1026" type="#_x0000_t75" style="position:absolute;margin-left:38.55pt;margin-top:60.1pt;width:1.85pt;height:11.55pt;z-index:251669504;visibility:visible;mso-wrap-style:square;mso-wrap-distance-left:9pt;mso-wrap-distance-top:0;mso-wrap-distance-right:9pt;mso-wrap-distance-bottom:0;mso-position-horizontal:absolute;mso-position-horizontal-relative:text;mso-position-vertical:absolute;mso-position-vertical-relative:text" o:gfxdata="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">
+                <v:imagedata r:id="rId13" o:title=""/>
+              </v:shape>
+            </w:pict>
+          </mc:Fallback>
+        </mc:AlternateContent>
+      </w:r>
+      <w:r>
+        <w:rPr>
+          <w:noProof/>
+        </w:rPr>
+        <mc:AlternateContent>
+          <mc:Choice Requires="wpi">
+            <w:drawing>
+              <wp:anchor distT="0" distB="0" distL="114300" distR="114300" simplePos="0" relativeHeight="251668480" behindDoc="0" locked="0" layoutInCell="1" allowOverlap="1" wp14:anchorId="22033D0C" wp14:editId="11F77C86">
+                <wp:simplePos x="0" y="0"/>
+                <wp:positionH relativeFrom="column">
+                  <wp:posOffset>338455</wp:posOffset>
+                </wp:positionH>
+                <wp:positionV relativeFrom="paragraph">
+                  <wp:posOffset>733425</wp:posOffset>
+                </wp:positionV>
+                <wp:extent cx="171015" cy="179070"/>
+                <wp:effectExtent l="38100" t="38100" r="38735" b="49530"/>
+                <wp:wrapNone/>
+                <wp:docPr id="1592187509" name="Ink 13"/>
+                <wp:cNvGraphicFramePr/>
+                <a:graphic xmlns:a="http://schemas.openxmlformats.org/drawingml/2006/main">
+                  <a:graphicData uri="http://schemas.microsoft.com/office/word/2010/wordprocessingInk">
+                    <w14:contentPart bwMode="auto" r:id="rId14">
+                      <w14:nvContentPartPr>
+                        <w14:cNvContentPartPr/>
+                      </w14:nvContentPartPr>
+                      <w14:xfrm>
+                        <a:off x="0" y="0"/>
+                        <a:ext cx="171015" cy="179070"/>
+                      </w14:xfrm>
+                    </w14:contentPart>
+                  </a:graphicData>
+                </a:graphic>
+              </wp:anchor>
+            </w:drawing>
+          </mc:Choice>
+          <mc:Fallback>
+            <w:pict>
+              <v:shape w14:anchorId="1A4A3133" id="Ink 13" o:spid="_x0000_s1026" type="#_x0000_t75" style="position:absolute;margin-left:26.3pt;margin-top:57.4pt;width:14.15pt;height:14.8pt;z-index:251668480;visibility:visible;mso-wrap-style:square;mso-wrap-distance-left:9pt;mso-wrap-distance-top:0;mso-wrap-distance-right:9pt;mso-wrap-distance-bottom:0;mso-position-horizontal:absolute;mso-position-horizontal-relative:text;mso-position-vertical:absolute;mso-position-vertical-relative:text" o:gfxdata="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">
+                <v:imagedata r:id="rId15" o:title=""/>
+              </v:shape>
+            </w:pict>
+          </mc:Fallback>
+        </mc:AlternateContent>
+      </w:r>
+      <w:r>
+        <w:rPr>
+          <w:noProof/>
+        </w:rPr>
+        <w:drawing>
+          <wp:inline distT="0" distB="0" distL="0" distR="0" wp14:anchorId="3931048C" wp14:editId="6FF04DCB">
+            <wp:extent cx="5731510" cy="1722755"/>
+            <wp:effectExtent l="0" t="0" r="2540" b="0"/>
+            <wp:docPr id="709172900" name="Picture 1"/>
+            <wp:cNvGraphicFramePr>
+              <a:graphicFrameLocks xmlns:a="http://schemas.openxmlformats.org/drawingml/2006/main" noChangeAspect="1"/>
+            </wp:cNvGraphicFramePr>
+            <a:graphic xmlns:a="http://schemas.openxmlformats.org/drawingml/2006/main">
+              <a:graphicData uri="http://schemas.openxmlformats.org/drawingml/2006/picture">
+                <pic:pic xmlns:pic="http://schemas.openxmlformats.org/drawingml/2006/picture">
+                  <pic:nvPicPr>
+                    <pic:cNvPr id="709172900" name=""/>
+                    <pic:cNvPicPr/>
+                  </pic:nvPicPr>
+                  <pic:blipFill>
+                    <a:blip r:embed="rId16"/>
+                    <a:stretch>
+                      <a:fillRect/>
+                    </a:stretch>
+                  </pic:blipFill>
+                  <pic:spPr>
+                    <a:xfrm>
+                      <a:off x="0" y="0"/>
+                      <a:ext cx="5731510" cy="1722755"/>
+                    </a:xfrm>
+                    <a:prstGeom prst="rect">
+                      <a:avLst/>
+                    </a:prstGeom>
+                  </pic:spPr>
+                </pic:pic>
+              </a:graphicData>
+            </a:graphic>
+          </wp:inline>
+        </w:drawing>
+      </w:r>
+    </w:p>
+    <w:p>
+      <w:pPr>
+        <w:pStyle w:val="ListParagraph"/>
+        <w:spacing w:after="0" w:line="240" w:lineRule="auto"/>
+        <w:ind w:left="360"/>
+        <w:rPr>
+          <w:rFonts w:eastAsia="Times New Roman" w:cstheme="minorHAnsi"/>
+          <w:color w:val="000000"/>
+          <w:kern w:val="0"/>
+          <w:sz w:val="28"/>
+          <w:szCs w:val="28"/>
+          <w:lang w:eastAsia="en-IN"/>
+          <w14:ligatures w14:val="none"/>
+        </w:rPr>
+      </w:pPr>
+    </w:p>
+    <w:p>
+      <w:pPr>
+        <w:spacing w:after="0" w:line="240" w:lineRule="auto"/>
+        <w:rPr>
+          <w:rFonts w:eastAsia="Times New Roman" w:cstheme="minorHAnsi"/>
+          <w:color w:val="000000"/>
+          <w:kern w:val="0"/>
+          <w:sz w:val="28"/>
+          <w:szCs w:val="28"/>
+          <w:lang w:eastAsia="en-IN"/>
+          <w14:ligatures w14:val="none"/>
+        </w:rPr>
+      </w:pPr>
+    </w:p>
+    <w:p>
+      <w:pPr>
+        <w:pStyle w:val="ListParagraph"/>
+        <w:numPr>
+          <w:ilvl w:val="0"/>
+          <w:numId w:val="3"/>
+        </w:numPr>
+        <w:spacing w:after="0" w:line="240" w:lineRule="auto"/>
+        <w:rPr>
+          <w:rFonts w:eastAsia="Times New Roman" w:cstheme="minorHAnsi"/>
+          <w:color w:val="000000"/>
+          <w:kern w:val="0"/>
+          <w:sz w:val="28"/>
+          <w:szCs w:val="28"/>
+          <w:lang w:eastAsia="en-IN"/>
+          <w14:ligatures w14:val="none"/>
+        </w:rPr>
+      </w:pPr>
+      <w:r>
+        <w:rPr>
+          <w:rFonts w:eastAsia="Times New Roman" w:cstheme="minorHAnsi"/>
+          <w:color w:val="000000"/>
+          <w:kern w:val="0"/>
+          <w:sz w:val="28"/>
+          <w:szCs w:val="28"/>
+          <w:lang w:eastAsia="en-IN"/>
+          <w14:ligatures w14:val="none"/>
+        </w:rPr>
+        <w:t>Double click on row number that we want to edit the internal table data</w:t>
+      </w:r>
+      <w:r>
+        <w:rPr>
+          <w:rFonts w:eastAsia="Times New Roman" w:cstheme="minorHAnsi"/>
+          <w:color w:val="000000"/>
+          <w:kern w:val="0"/>
+          <w:sz w:val="28"/>
+          <w:szCs w:val="28"/>
+          <w:lang w:eastAsia="en-IN"/>
+          <w14:ligatures w14:val="none"/>
+        </w:rPr>
+        <w:t>.</w:t>
+      </w:r>
+    </w:p>
+    <w:p>
+      <w:pPr>
+        <w:pStyle w:val="ListParagraph"/>
+        <w:numPr>
+          <w:ilvl w:val="0"/>
+          <w:numId w:val="3"/>
+        </w:numPr>
+        <w:spacing w:after="0" w:line="240" w:lineRule="auto"/>
+        <w:rPr>
+          <w:rFonts w:eastAsia="Times New Roman" w:cstheme="minorHAnsi"/>
+          <w:color w:val="000000"/>
+          <w:kern w:val="0"/>
+          <w:sz w:val="28"/>
+          <w:szCs w:val="28"/>
+          <w:lang w:eastAsia="en-IN"/>
+          <w14:ligatures w14:val="none"/>
+        </w:rPr>
+      </w:pPr>
+      <w:r>
+        <w:rPr>
+          <w:noProof/>
+        </w:rPr>
+        <w:lastRenderedPageBreak/>
+        <w:drawing>
+          <wp:inline distT="0" distB="0" distL="0" distR="0" wp14:anchorId="4D8E5E0D" wp14:editId="6E5C9F3D">
+            <wp:extent cx="5731510" cy="1789430"/>
+            <wp:effectExtent l="0" t="0" r="2540" b="1270"/>
+            <wp:docPr id="207346615" name="Picture 1"/>
+            <wp:cNvGraphicFramePr>
+              <a:graphicFrameLocks xmlns:a="http://schemas.openxmlformats.org/drawingml/2006/main" noChangeAspect="1"/>
+            </wp:cNvGraphicFramePr>
+            <a:graphic xmlns:a="http://schemas.openxmlformats.org/drawingml/2006/main">
+              <a:graphicData uri="http://schemas.openxmlformats.org/drawingml/2006/picture">
+                <pic:pic xmlns:pic="http://schemas.openxmlformats.org/drawingml/2006/picture">
+                  <pic:nvPicPr>
+                    <pic:cNvPr id="207346615" name=""/>
+                    <pic:cNvPicPr/>
+                  </pic:nvPicPr>
+                  <pic:blipFill>
+                    <a:blip r:embed="rId17"/>
+                    <a:stretch>
+                      <a:fillRect/>
+                    </a:stretch>
+                  </pic:blipFill>
+                  <pic:spPr>
+                    <a:xfrm>
+                      <a:off x="0" y="0"/>
+                      <a:ext cx="5731510" cy="1789430"/>
+                    </a:xfrm>
+                    <a:prstGeom prst="rect">
+                      <a:avLst/>
+                    </a:prstGeom>
+                  </pic:spPr>
+                </pic:pic>
+              </a:graphicData>
+            </a:graphic>
+          </wp:inline>
+        </w:drawing>
+      </w:r>
+      <w:r>
+        <w:rPr>
+          <w:rFonts w:eastAsia="Times New Roman" w:cstheme="minorHAnsi"/>
+          <w:color w:val="000000"/>
+          <w:kern w:val="0"/>
+          <w:sz w:val="28"/>
+          <w:szCs w:val="28"/>
+          <w:lang w:eastAsia="en-IN"/>
+          <w14:ligatures w14:val="none"/>
+        </w:rPr>
+        <w:br/>
+      </w:r>
+    </w:p>
+    <w:p>
+      <w:pPr>
+        <w:pStyle w:val="ListParagraph"/>
+        <w:numPr>
+          <w:ilvl w:val="0"/>
+          <w:numId w:val="3"/>
+        </w:numPr>
+        <w:spacing w:after="0" w:line="240" w:lineRule="auto"/>
+        <w:rPr>
+          <w:rFonts w:eastAsia="Times New Roman" w:cstheme="minorHAnsi"/>
+          <w:color w:val="000000"/>
+          <w:kern w:val="0"/>
+          <w:sz w:val="28"/>
+          <w:szCs w:val="28"/>
+          <w:lang w:eastAsia="en-IN"/>
+          <w14:ligatures w14:val="none"/>
+        </w:rPr>
+      </w:pPr>
+      <w:r>
+        <w:rPr>
+          <w:rFonts w:eastAsia="Times New Roman" w:cstheme="minorHAnsi"/>
+          <w:color w:val="000000"/>
+          <w:kern w:val="0"/>
+          <w:sz w:val="28"/>
+          <w:szCs w:val="28"/>
+          <w:lang w:eastAsia="en-IN"/>
+          <w14:ligatures w14:val="none"/>
+        </w:rPr>
+        <w:t>Changed the name from KRISHNA to VISHAL</w:t>
+      </w:r>
+      <w:r>
+        <w:rPr>
+          <w:rFonts w:eastAsia="Times New Roman" w:cstheme="minorHAnsi"/>
+          <w:color w:val="000000"/>
+          <w:kern w:val="0"/>
+          <w:sz w:val="28"/>
+          <w:szCs w:val="28"/>
+          <w:lang w:eastAsia="en-IN"/>
+          <w14:ligatures w14:val="none"/>
+        </w:rPr>
+        <w:t xml:space="preserve"> and click enter.</w:t>
+      </w:r>
+    </w:p>
+    <w:p>
+      <w:pPr>
+        <w:pStyle w:val="ListParagraph"/>
+        <w:numPr>
+          <w:ilvl w:val="0"/>
+          <w:numId w:val="3"/>
+        </w:numPr>
+        <w:spacing w:after="0" w:line="240" w:lineRule="auto"/>
+        <w:rPr>
+          <w:rFonts w:eastAsia="Times New Roman" w:cstheme="minorHAnsi"/>
+          <w:color w:val="000000"/>
+          <w:kern w:val="0"/>
+          <w:sz w:val="28"/>
+          <w:szCs w:val="28"/>
+          <w:lang w:eastAsia="en-IN"/>
+          <w14:ligatures w14:val="none"/>
+        </w:rPr>
+      </w:pPr>
+      <w:r>
+        <w:rPr>
+          <w:noProof/>
+        </w:rPr>
+        <w:drawing>
+          <wp:inline distT="0" distB="0" distL="0" distR="0" wp14:anchorId="313C88B3" wp14:editId="21876C76">
+            <wp:extent cx="5731510" cy="1684020"/>
+            <wp:effectExtent l="0" t="0" r="2540" b="0"/>
+            <wp:docPr id="1483335644" name="Picture 1"/>
+            <wp:cNvGraphicFramePr>
+              <a:graphicFrameLocks xmlns:a="http://schemas.openxmlformats.org/drawingml/2006/main" noChangeAspect="1"/>
+            </wp:cNvGraphicFramePr>
+            <a:graphic xmlns:a="http://schemas.openxmlformats.org/drawingml/2006/main">
+              <a:graphicData uri="http://schemas.openxmlformats.org/drawingml/2006/picture">
+                <pic:pic xmlns:pic="http://schemas.openxmlformats.org/drawingml/2006/picture">
+                  <pic:nvPicPr>
+                    <pic:cNvPr id="1483335644" name=""/>
+                    <pic:cNvPicPr/>
+                  </pic:nvPicPr>
+                  <pic:blipFill>
+                    <a:blip r:embed="rId18"/>
+                    <a:stretch>
+                      <a:fillRect/>
+                    </a:stretch>
+                  </pic:blipFill>
+                  <pic:spPr>
+                    <a:xfrm>
+                      <a:off x="0" y="0"/>
+                      <a:ext cx="5731510" cy="1684020"/>
+                    </a:xfrm>
+                    <a:prstGeom prst="rect">
+                      <a:avLst/>
+                    </a:prstGeom>
+                  </pic:spPr>
+                </pic:pic>
+              </a:graphicData>
+            </a:graphic>
+          </wp:inline>
+        </w:drawing>
+      </w:r>
+      <w:r>
+        <w:rPr>
+          <w:rFonts w:eastAsia="Times New Roman" w:cstheme="minorHAnsi"/>
+          <w:color w:val="000000"/>
+          <w:kern w:val="0"/>
+          <w:sz w:val="28"/>
+          <w:szCs w:val="28"/>
+          <w:lang w:eastAsia="en-IN"/>
+          <w14:ligatures w14:val="none"/>
+        </w:rPr>
+        <w:br/>
+      </w:r>
+    </w:p>
+    <w:p>
+      <w:pPr>
+        <w:pStyle w:val="ListParagraph"/>
+        <w:numPr>
+          <w:ilvl w:val="0"/>
+          <w:numId w:val="3"/>
+        </w:numPr>
+        <w:spacing w:after="0" w:line="240" w:lineRule="auto"/>
+        <w:rPr>
+          <w:rFonts w:eastAsia="Times New Roman" w:cstheme="minorHAnsi"/>
+          <w:color w:val="000000"/>
+          <w:kern w:val="0"/>
+          <w:sz w:val="28"/>
+          <w:szCs w:val="28"/>
+          <w:lang w:eastAsia="en-IN"/>
+          <w14:ligatures w14:val="none"/>
+        </w:rPr>
+      </w:pPr>
+      <w:r>
+        <w:rPr>
+          <w:rFonts w:eastAsia="Times New Roman" w:cstheme="minorHAnsi"/>
+          <w:color w:val="000000"/>
+          <w:kern w:val="0"/>
+          <w:sz w:val="28"/>
+          <w:szCs w:val="28"/>
+          <w:lang w:eastAsia="en-IN"/>
+          <w14:ligatures w14:val="none"/>
+        </w:rPr>
+        <w:t>Before editing the data.</w:t>
+      </w:r>
+    </w:p>
+    <w:p>
+      <w:pPr>
+        <w:pStyle w:val="ListParagraph"/>
+        <w:numPr>
+          <w:ilvl w:val="0"/>
+          <w:numId w:val="3"/>
+        </w:numPr>
+        <w:spacing w:after="0" w:line="240" w:lineRule="auto"/>
+        <w:rPr>
+          <w:rFonts w:eastAsia="Times New Roman" w:cstheme="minorHAnsi"/>
+          <w:color w:val="000000"/>
+          <w:kern w:val="0"/>
+          <w:sz w:val="28"/>
+          <w:szCs w:val="28"/>
+          <w:lang w:eastAsia="en-IN"/>
+          <w14:ligatures w14:val="none"/>
+        </w:rPr>
+      </w:pPr>
+      <w:r>
+        <w:rPr>
+          <w:noProof/>
+        </w:rPr>
+        <w:drawing>
+          <wp:inline distT="0" distB="0" distL="0" distR="0" wp14:anchorId="13E8AA1A" wp14:editId="10E777F1">
+            <wp:extent cx="4250267" cy="2190518"/>
+            <wp:effectExtent l="0" t="0" r="0" b="635"/>
+            <wp:docPr id="991099921" name="Picture 1"/>
+            <wp:cNvGraphicFramePr>
+              <a:graphicFrameLocks xmlns:a="http://schemas.openxmlformats.org/drawingml/2006/main" noChangeAspect="1"/>
+            </wp:cNvGraphicFramePr>
+            <a:graphic xmlns:a="http://schemas.openxmlformats.org/drawingml/2006/main">
+              <a:graphicData uri="http://schemas.openxmlformats.org/drawingml/2006/picture">
+                <pic:pic xmlns:pic="http://schemas.openxmlformats.org/drawingml/2006/picture">
+                  <pic:nvPicPr>
+                    <pic:cNvPr id="991099921" name=""/>
+                    <pic:cNvPicPr/>
+                  </pic:nvPicPr>
+                  <pic:blipFill>
+                    <a:blip r:embed="rId19"/>
+                    <a:stretch>
+                      <a:fillRect/>
+                    </a:stretch>
+                  </pic:blipFill>
+                  <pic:spPr>
+                    <a:xfrm>
+                      <a:off x="0" y="0"/>
+                      <a:ext cx="4321412" cy="2227185"/>
+                    </a:xfrm>
+                    <a:prstGeom prst="rect">
+                      <a:avLst/>
+                    </a:prstGeom>
+                  </pic:spPr>
+                </pic:pic>
+              </a:graphicData>
+            </a:graphic>
+          </wp:inline>
+        </w:drawing>
+      </w:r>
+      <w:r>
+        <w:rPr>
+          <w:rFonts w:eastAsia="Times New Roman" w:cstheme="minorHAnsi"/>
+          <w:color w:val="000000"/>
+          <w:kern w:val="0"/>
+          <w:sz w:val="28"/>
+          <w:szCs w:val="28"/>
+          <w:lang w:eastAsia="en-IN"/>
+          <w14:ligatures w14:val="none"/>
+        </w:rPr>
+        <w:t xml:space="preserve"> </w:t>
+      </w:r>
+      <w:r>
+        <w:rPr>
+          <w:rFonts w:eastAsia="Times New Roman" w:cstheme="minorHAnsi"/>
+          <w:color w:val="000000"/>
+          <w:kern w:val="0"/>
+          <w:sz w:val="28"/>
+          <w:szCs w:val="28"/>
+          <w:lang w:eastAsia="en-IN"/>
+          <w14:ligatures w14:val="none"/>
+        </w:rPr>
+        <w:br/>
+      </w:r>
+    </w:p>
+    <w:p>
+      <w:pPr>
+        <w:pStyle w:val="ListParagraph"/>
+        <w:numPr>
+          <w:ilvl w:val="0"/>
+          <w:numId w:val="3"/>
+        </w:numPr>
+        <w:spacing w:after="0" w:line="240" w:lineRule="auto"/>
+        <w:rPr>
+          <w:rFonts w:eastAsia="Times New Roman" w:cstheme="minorHAnsi"/>
+          <w:color w:val="000000"/>
+          <w:kern w:val="0"/>
+          <w:sz w:val="28"/>
+          <w:szCs w:val="28"/>
+          <w:lang w:eastAsia="en-IN"/>
+          <w14:ligatures w14:val="none"/>
+        </w:rPr>
+      </w:pPr>
+      <w:r>
+        <w:rPr>
+          <w:rFonts w:eastAsia="Times New Roman" w:cstheme="minorHAnsi"/>
+          <w:color w:val="000000"/>
+          <w:kern w:val="0"/>
+          <w:sz w:val="28"/>
+          <w:szCs w:val="28"/>
+          <w:lang w:eastAsia="en-IN"/>
+          <w14:ligatures w14:val="none"/>
+        </w:rPr>
+        <w:t>After editing the data.</w:t>
+      </w:r>
+    </w:p>
+    <w:p>
+      <w:pPr>
+        <w:pStyle w:val="ListParagraph"/>
+        <w:spacing w:after="0" w:line="240" w:lineRule="auto"/>
+        <w:ind w:left="360"/>
+        <w:rPr>
+          <w:rFonts w:eastAsia="Times New Roman" w:cstheme="minorHAnsi"/>
+          <w:color w:val="000000"/>
+          <w:kern w:val="0"/>
+          <w:sz w:val="28"/>
+          <w:szCs w:val="28"/>
+          <w:lang w:eastAsia="en-IN"/>
+          <w14:ligatures w14:val="none"/>
+        </w:rPr>
+      </w:pPr>
+      <w:r>
+        <w:rPr>
+          <w:noProof/>
+        </w:rPr>
+        <w:drawing>
+          <wp:inline distT="0" distB="0" distL="0" distR="0" wp14:anchorId="2FE57D34" wp14:editId="5C91AC2C">
+            <wp:extent cx="3437787" cy="1507067"/>
+            <wp:effectExtent l="0" t="0" r="0" b="0"/>
+            <wp:docPr id="70629601" name="Picture 1"/>
+            <wp:cNvGraphicFramePr>
+              <a:graphicFrameLocks xmlns:a="http://schemas.openxmlformats.org/drawingml/2006/main" noChangeAspect="1"/>
+            </wp:cNvGraphicFramePr>
+            <a:graphic xmlns:a="http://schemas.openxmlformats.org/drawingml/2006/main">
+              <a:graphicData uri="http://schemas.openxmlformats.org/drawingml/2006/picture">
+                <pic:pic xmlns:pic="http://schemas.openxmlformats.org/drawingml/2006/picture">
+                  <pic:nvPicPr>
+                    <pic:cNvPr id="70629601" name=""/>
+                    <pic:cNvPicPr/>
+                  </pic:nvPicPr>
+                  <pic:blipFill rotWithShape="1">
+                    <a:blip r:embed="rId20"/>
+                    <a:srcRect l="5909" r="10185" b="20154"/>
+                    <a:stretch>
+                      <a:fillRect/>
+                    </a:stretch>
+                  </pic:blipFill>
+                  <pic:spPr bwMode="auto">
+                    <a:xfrm>
+                      <a:off x="0" y="0"/>
+                      <a:ext cx="3450778" cy="1512762"/>
+                    </a:xfrm>
+                    <a:prstGeom prst="rect">
+                      <a:avLst/>
+                    </a:prstGeom>
+                    <a:ln>
+                      <a:noFill/>
+                    </a:ln>
+                    <a:extLst>
+                      <a:ext uri="{53640926-AAD7-44D8-BBD7-CCE9431645EC}">
+                        <a14:shadowObscured xmlns:a14="http://schemas.microsoft.com/office/drawing/2010/main"/>
+                      </a:ext>
+                    </a:extLst>
+                  </pic:spPr>
+                </pic:pic>
+              </a:graphicData>
+            </a:graphic>
+          </wp:inline>
+        </w:drawing>
+      </w:r>
     </w:p>
     <w:sectPr>
       <w:pgSz w:w="11906" w:h="16838"/>
@@ -7129,6 +8119,149 @@
 </w:styles>
 </file>
 
+<file path=word/ink/ink1.xml><?xml version="1.0" encoding="utf-8"?>
+<inkml:ink xmlns:inkml="http://www.w3.org/2003/InkML">
+  <inkml:definitions>
+    <inkml:context xml:id="ctx0">
+      <inkml:inkSource xml:id="inkSrc0">
+        <inkml:traceFormat>
+          <inkml:channel name="X" type="integer" min="-2.14748E9" max="2.14748E9" units="cm"/>
+          <inkml:channel name="Y" type="integer" min="-2.14748E9" max="2.14748E9" units="cm"/>
+          <inkml:channel name="F" type="integer" max="32767" units="dev"/>
+        </inkml:traceFormat>
+        <inkml:channelProperties>
+          <inkml:channelProperty channel="X" name="resolution" value="1000" units="1/cm"/>
+          <inkml:channelProperty channel="Y" name="resolution" value="1000" units="1/cm"/>
+          <inkml:channelProperty channel="F" name="resolution" value="0" units="1/dev"/>
+        </inkml:channelProperties>
+      </inkml:inkSource>
+      <inkml:timestamp xml:id="ts0" timeString="2026-04-16T05:59:39.864"/>
+    </inkml:context>
+    <inkml:brush xml:id="br0">
+      <inkml:brushProperty name="width" value="0.025" units="cm"/>
+      <inkml:brushProperty name="height" value="0.025" units="cm"/>
+      <inkml:brushProperty name="color" value="#E71224"/>
+    </inkml:brush>
+  </inkml:definitions>
+  <inkml:trace contextRef="#ctx0" brushRef="#br0">919 430 24575,'-69'-3'0,"-99"-18"0,99 10 0,-99-2 0,157 13 0,-1-1 0,1 0 0,-1-1 0,1 0 0,0-1 0,-1 0 0,1-1 0,1 0 0,-1-1 0,1 0 0,0 0 0,0-1 0,-16-13 0,7 2 0,1-1 0,0 0 0,1-1 0,1-1 0,-14-24 0,-39-56-1365,60 86-5461</inkml:trace>
+  <inkml:trace contextRef="#ctx0" brushRef="#br0" timeOffset="2873.61">1 220 24575,'0'-52'0,"1"-60"0,-1 110 0,1-1 0,-1 1 0,1-1 0,0 1 0,-1-1 0,1 1 0,1 0 0,-1-1 0,0 1 0,0 0 0,1 0 0,-1 0 0,1 0 0,0 0 0,-1 0 0,1 0 0,0 0 0,0 1 0,0-1 0,1 1 0,-1 0 0,0-1 0,0 1 0,1 0 0,-1 0 0,1 0 0,-1 1 0,1-1 0,-1 1 0,6-1 0,8-1 0,1 1 0,-1 1 0,33 4 0,-17-2 0,16-1-1365,-28 0-5461</inkml:trace>
+</inkml:ink>
+</file>
+
+<file path=word/ink/ink2.xml><?xml version="1.0" encoding="utf-8"?>
+<inkml:ink xmlns:inkml="http://www.w3.org/2003/InkML">
+  <inkml:definitions>
+    <inkml:context xml:id="ctx0">
+      <inkml:inkSource xml:id="inkSrc0">
+        <inkml:traceFormat>
+          <inkml:channel name="X" type="integer" min="-2.14748E9" max="2.14748E9" units="cm"/>
+          <inkml:channel name="Y" type="integer" min="-2.14748E9" max="2.14748E9" units="cm"/>
+          <inkml:channel name="F" type="integer" max="32767" units="dev"/>
+        </inkml:traceFormat>
+        <inkml:channelProperties>
+          <inkml:channelProperty channel="X" name="resolution" value="1000" units="1/cm"/>
+          <inkml:channelProperty channel="Y" name="resolution" value="1000" units="1/cm"/>
+          <inkml:channelProperty channel="F" name="resolution" value="0" units="1/dev"/>
+        </inkml:channelProperties>
+      </inkml:inkSource>
+      <inkml:timestamp xml:id="ts0" timeString="2026-04-16T05:59:21.532"/>
+    </inkml:context>
+    <inkml:brush xml:id="br0">
+      <inkml:brushProperty name="width" value="0.025" units="cm"/>
+      <inkml:brushProperty name="height" value="0.025" units="cm"/>
+      <inkml:brushProperty name="color" value="#E71224"/>
+    </inkml:brush>
+  </inkml:definitions>
+  <inkml:trace contextRef="#ctx0" brushRef="#br0">376 0 24575,'-8'21'0,"0"0"0,-10 41 0,0 2 0,17-62 0,-50 132 0,41-113 0,0 0 0,-1-1 0,-2-1 0,-16 22 0,20-30 33,2 1-1,-1 0 0,-7 17 1,-9 17-1528,16-34-5331</inkml:trace>
+  <inkml:trace contextRef="#ctx0" brushRef="#br0" timeOffset="1870.26">1 328 24575,'1'8'0,"1"1"0,0-1 0,0 0 0,1-1 0,0 1 0,0 0 0,1-1 0,8 13 0,6 15 0,-12-21 0,0-1 0,0 0 0,1-1 0,1 1 0,0-1 0,13 14 0,-3-6 0,-16-16 0,1 0 0,1 0 0,-1-1 0,1 1 0,-1-1 0,1 0 0,5 3 0,-7-5 0,0 0 0,1 0 0,-1-1 0,1 1 0,-1-1 0,1 1 0,-1-1 0,1 0 0,-1 0 0,1 0 0,-1 0 0,1-1 0,-1 1 0,0-1 0,1 1 0,-1-1 0,1 0 0,2-1 0,133-60 0,-115 51-237,-1-2-1,0-1 0,21-17 0,-37 27-176,6-5-6412</inkml:trace>
+</inkml:ink>
+</file>
+
+<file path=word/ink/ink3.xml><?xml version="1.0" encoding="utf-8"?>
+<inkml:ink xmlns:inkml="http://www.w3.org/2003/InkML">
+  <inkml:definitions>
+    <inkml:context xml:id="ctx0">
+      <inkml:inkSource xml:id="inkSrc0">
+        <inkml:traceFormat>
+          <inkml:channel name="X" type="integer" min="-2.14748E9" max="2.14748E9" units="cm"/>
+          <inkml:channel name="Y" type="integer" min="-2.14748E9" max="2.14748E9" units="cm"/>
+          <inkml:channel name="F" type="integer" max="32767" units="dev"/>
+        </inkml:traceFormat>
+        <inkml:channelProperties>
+          <inkml:channelProperty channel="X" name="resolution" value="1000" units="1/cm"/>
+          <inkml:channelProperty channel="Y" name="resolution" value="1000" units="1/cm"/>
+          <inkml:channelProperty channel="F" name="resolution" value="0" units="1/dev"/>
+        </inkml:channelProperties>
+      </inkml:inkSource>
+      <inkml:timestamp xml:id="ts0" timeString="2026-04-16T05:59:44.811"/>
+    </inkml:context>
+    <inkml:brush xml:id="br0">
+      <inkml:brushProperty name="width" value="0.025" units="cm"/>
+      <inkml:brushProperty name="height" value="0.025" units="cm"/>
+      <inkml:brushProperty name="color" value="#E71224"/>
+    </inkml:brush>
+  </inkml:definitions>
+  <inkml:trace contextRef="#ctx0" brushRef="#br0">0 1 24575,'0'0'-8191</inkml:trace>
+</inkml:ink>
+</file>
+
+<file path=word/ink/ink4.xml><?xml version="1.0" encoding="utf-8"?>
+<inkml:ink xmlns:inkml="http://www.w3.org/2003/InkML">
+  <inkml:definitions>
+    <inkml:context xml:id="ctx0">
+      <inkml:inkSource xml:id="inkSrc0">
+        <inkml:traceFormat>
+          <inkml:channel name="X" type="integer" min="-2.14748E9" max="2.14748E9" units="cm"/>
+          <inkml:channel name="Y" type="integer" min="-2.14748E9" max="2.14748E9" units="cm"/>
+          <inkml:channel name="F" type="integer" max="32767" units="dev"/>
+        </inkml:traceFormat>
+        <inkml:channelProperties>
+          <inkml:channelProperty channel="X" name="resolution" value="1000" units="1/cm"/>
+          <inkml:channelProperty channel="Y" name="resolution" value="1000" units="1/cm"/>
+          <inkml:channelProperty channel="F" name="resolution" value="0" units="1/dev"/>
+        </inkml:channelProperties>
+      </inkml:inkSource>
+      <inkml:timestamp xml:id="ts0" timeString="2026-04-16T06:01:51.327"/>
+    </inkml:context>
+    <inkml:brush xml:id="br0">
+      <inkml:brushProperty name="width" value="0.025" units="cm"/>
+      <inkml:brushProperty name="height" value="0.025" units="cm"/>
+      <inkml:brushProperty name="color" value="#E71224"/>
+    </inkml:brush>
+  </inkml:definitions>
+  <inkml:trace contextRef="#ctx0" brushRef="#br0">39 0 24575,'1'77'0,"-3"83"0,-1-137-341,-1 0 0,-1 0-1,-15 39 1,15-47-6485</inkml:trace>
+</inkml:ink>
+</file>
+
+<file path=word/ink/ink5.xml><?xml version="1.0" encoding="utf-8"?>
+<inkml:ink xmlns:inkml="http://www.w3.org/2003/InkML">
+  <inkml:definitions>
+    <inkml:context xml:id="ctx0">
+      <inkml:inkSource xml:id="inkSrc0">
+        <inkml:traceFormat>
+          <inkml:channel name="X" type="integer" min="-2.14748E9" max="2.14748E9" units="cm"/>
+          <inkml:channel name="Y" type="integer" min="-2.14748E9" max="2.14748E9" units="cm"/>
+          <inkml:channel name="F" type="integer" max="32767" units="dev"/>
+        </inkml:traceFormat>
+        <inkml:channelProperties>
+          <inkml:channelProperty channel="X" name="resolution" value="1000" units="1/cm"/>
+          <inkml:channelProperty channel="Y" name="resolution" value="1000" units="1/cm"/>
+          <inkml:channelProperty channel="F" name="resolution" value="0" units="1/dev"/>
+        </inkml:channelProperties>
+      </inkml:inkSource>
+      <inkml:timestamp xml:id="ts0" timeString="2026-04-16T06:01:45.422"/>
+    </inkml:context>
+    <inkml:brush xml:id="br0">
+      <inkml:brushProperty name="width" value="0.025" units="cm"/>
+      <inkml:brushProperty name="height" value="0.025" units="cm"/>
+      <inkml:brushProperty name="color" value="#E71224"/>
+    </inkml:brush>
+  </inkml:definitions>
+  <inkml:trace contextRef="#ctx0" brushRef="#br0">0 0 24575,'15'9'0,"-1"1"0,-1 1 0,0 0 0,0 1 0,17 19 0,-3-3 0,78 89 0,-37-39 0,14 26 0,-71-92-341,-1 1 0,0 0-1,11 21 1,-13-19-6485</inkml:trace>
+  <inkml:trace contextRef="#ctx0" brushRef="#br0" timeOffset="2483.36">165 423 24575,'83'2'0,"93"-4"0,-174 2 5,0-1-1,0 1 1,0 0 0,0-1-1,0 1 1,0-1-1,0 0 1,0 1 0,0-1-1,0 0 1,0 0 0,-1-1-1,1 1 1,0 0-1,-1 0 1,1-1 0,-1 1-1,1-1 1,-1 1-1,0-1 1,0 0 0,1 0-1,-1 1 1,0-1-1,1-4 1,0 0-217,-1-1 0,1 0 0,-1 0-1,-1 0 1,1 0 0,-1-9 0,-1-5-6614</inkml:trace>
+</inkml:ink>
+</file>
+
 <file path=word/theme/theme1.xml><?xml version="1.0" encoding="utf-8"?>
 <a:theme xmlns:a="http://schemas.openxmlformats.org/drawingml/2006/main" name="Office Theme">
   <a:themeElements>
